--- a/Kouba_Fish_and_Ag_Benefit_supplement chinook_lasso_juv_on_hydro.docx
+++ b/Kouba_Fish_and_Ag_Benefit_supplement chinook_lasso_juv_on_hydro.docx
@@ -30,7 +30,7 @@
       <w:pPr>
         <w:pStyle w:val="Heading1"/>
       </w:pPr>
-      <w:bookmarkStart w:id="0" w:name="X259363cb3bef7752798402bb6a66c834ff43f93"/>
+      <w:bookmarkStart w:id="0" w:name="X9b855d9163b6cf718b2b2007e26d11ae6ed10ea"/>
       <w:r>
         <w:rPr>
           <w:rStyle w:val="SectionNumber"/>
@@ -39,7 +39,7 @@
       </w:r>
       <w:r>
         <w:tab/>
-        <w:t>Fish-Farm Results of 4 HB function formulations</w:t>
+        <w:t>Fish-Farm Results from all four Hydrologic Benefit Function formulations</w:t>
       </w:r>
     </w:p>
     <w:p>
@@ -47,17 +47,7 @@
         <w:pStyle w:val="FirstParagraph"/>
       </w:pPr>
       <w:r>
-        <w:t>While MARSS models were used as a tool for identifying important functional flows in (</w:t>
-      </w:r>
-      <w:r>
-        <w:rPr>
-          <w:b/>
-          <w:bCs/>
-        </w:rPr>
-        <w:t>KoubaEtAlWatershed2025?</w:t>
-      </w:r>
-      <w:r>
-        <w:t>), they are unsuitable for this hydrologic scenario outcome forecasting purpose, because they are autoregressive in nature: the forecasting of future fish outcomes requires historical observations of fish outcomes. Therefore, to use MARSS models in estimating the ecological effects of flow changes under different management scenarios, it would be necessary to have historical fish records collected under the different management scenarios, which are not possible.</w:t>
+        <w:t>While MARSS models were used as a tool for identifying important functional flows in (Kouba et al. 2025), they are unsuitable for this hydrologic scenario outcome forecasting purpose, because they are autoregressive in nature: the forecasting of future fish outcomes requires historical observations of fish outcomes. Therefore, to use MARSS models in estimating the ecological effects of flow changes under different management scenarios, it would be necessary to have historical fish records collected under the different management scenarios, which are not possible.</w:t>
       </w:r>
     </w:p>
     <w:p>
@@ -512,6 +502,7 @@
         <w:rPr>
           <w:rStyle w:val="VerbatimChar"/>
         </w:rPr>
+        <w:lastRenderedPageBreak/>
         <w:t xml:space="preserve">## png </w:t>
       </w:r>
       <w:r>
@@ -532,10 +523,9 @@
         <w:rPr>
           <w:noProof/>
         </w:rPr>
-        <w:lastRenderedPageBreak/>
         <w:drawing>
-          <wp:inline distT="0" distB="0" distL="0" distR="0" wp14:anchorId="1EA41FB3" wp14:editId="1960D006">
-            <wp:extent cx="5334000" cy="5334000"/>
+          <wp:inline distT="0" distB="0" distL="0" distR="0" wp14:anchorId="617C7E6F" wp14:editId="000B5D84">
+            <wp:extent cx="5334000" cy="5000625"/>
             <wp:effectExtent l="0" t="0" r="0" b="0"/>
             <wp:docPr id="22" name="Picture" descr="Figure 1:  Comparison of annual performance in two objective functions (HB and ET, representing environmental and agricultural objectives, respectively), in the basecase (black circles) and management scenarios (diamond, cross or x symbols) for water years 1991-2025. Panels A and B show comparisons between basecase and one example scenario in each of three categories: Enhanced Recharge, Low Flow Diversion Limits, and Curtailment. Panels A and B show comparisons between basecase and different cutoff dates within the Alfalfa Irrigation category: July 15th, July 31st and August 15th. Dry-type water years (vertical bars) are 1991, ’92, ’94, 2001, ’09, ’13, ’14, ’18, and ’20-’22."/>
             <wp:cNvGraphicFramePr/>
@@ -557,7 +547,7 @@
                   <pic:spPr bwMode="auto">
                     <a:xfrm>
                       <a:off x="0" y="0"/>
-                      <a:ext cx="5334000" cy="5334000"/>
+                      <a:ext cx="5334000" cy="5000625"/>
                     </a:xfrm>
                     <a:prstGeom prst="rect">
                       <a:avLst/>
@@ -616,7 +606,7 @@
         </w:rPr>
         <w:lastRenderedPageBreak/>
         <w:drawing>
-          <wp:inline distT="0" distB="0" distL="0" distR="0" wp14:anchorId="32194049" wp14:editId="0DC3FCA6">
+          <wp:inline distT="0" distB="0" distL="0" distR="0" wp14:anchorId="4F0F47BA" wp14:editId="183F7BF2">
             <wp:extent cx="5334000" cy="5334000"/>
             <wp:effectExtent l="0" t="0" r="0" b="0"/>
             <wp:docPr id="26" name="Picture" descr="Figure 2:  Environmental and agricultural objective function performance (in terms of Hydrologic Benefit, or HB, value; and crop ET volume) for basecase (black circle in upper left) and 39 management scenarios. Symbol x and y coordinates are the average of 28 annual HB and ET values for each scenario over the full model period (water years 1991-2018). Whiskers show standard error of the 28 years of annual HB values; standard errors in the direction of the y-axis are smaller than the height covered by each symbol."/>
@@ -687,9 +677,7659 @@
         </w:rPr>
         <w:t>##   2</w:t>
       </w:r>
+    </w:p>
+    <w:p>
+      <w:pPr>
+        <w:pStyle w:val="TableCaption"/>
+      </w:pPr>
+      <w:bookmarkStart w:id="6" w:name="tab:scenarioResultsTab"/>
+      <w:bookmarkEnd w:id="6"/>
+      <w:r>
+        <w:lastRenderedPageBreak/>
+        <w:t>Table 2: Scenario attributes for 25 scenarios. Units for Hydrologic Benefit (HB) value are coho smolt per female-equivalent; for ET are million cubic meters; both are averages of 35 annual values. Efficiency not calculated for scenarios with no average ET loss.</w:t>
+      </w:r>
+    </w:p>
+    <w:tbl>
+      <w:tblPr>
+        <w:tblStyle w:val="Table"/>
+        <w:tblW w:w="0" w:type="auto"/>
+        <w:jc w:val="center"/>
+        <w:tblLayout w:type="fixed"/>
+        <w:tblLook w:val="0420" w:firstRow="1" w:lastRow="0" w:firstColumn="0" w:lastColumn="0" w:noHBand="0" w:noVBand="1"/>
+      </w:tblPr>
+      <w:tblGrid>
+        <w:gridCol w:w="2448"/>
+        <w:gridCol w:w="1440"/>
+        <w:gridCol w:w="1008"/>
+        <w:gridCol w:w="1008"/>
+        <w:gridCol w:w="1008"/>
+        <w:gridCol w:w="1152"/>
+        <w:gridCol w:w="1152"/>
+      </w:tblGrid>
+      <w:tr>
+        <w:trPr>
+          <w:cnfStyle w:val="100000000000" w:firstRow="1" w:lastRow="0" w:firstColumn="0" w:lastColumn="0" w:oddVBand="0" w:evenVBand="0" w:oddHBand="0" w:evenHBand="0" w:firstRowFirstColumn="0" w:firstRowLastColumn="0" w:lastRowFirstColumn="0" w:lastRowLastColumn="0"/>
+          <w:tblHeader/>
+          <w:jc w:val="center"/>
+        </w:trPr>
+        <w:tc>
+          <w:tcPr>
+            <w:tcW w:w="2448" w:type="dxa"/>
+            <w:tcBorders>
+              <w:top w:val="single" w:sz="12" w:space="0" w:color="666666"/>
+              <w:left w:val="none" w:sz="0" w:space="0" w:color="000000"/>
+              <w:bottom w:val="single" w:sz="12" w:space="0" w:color="666666"/>
+              <w:right w:val="none" w:sz="0" w:space="0" w:color="000000"/>
+            </w:tcBorders>
+            <w:shd w:val="clear" w:color="auto" w:fill="FFFFFF"/>
+            <w:tcMar>
+              <w:top w:w="0" w:type="dxa"/>
+              <w:left w:w="0" w:type="dxa"/>
+              <w:bottom w:w="0" w:type="dxa"/>
+              <w:right w:w="0" w:type="dxa"/>
+            </w:tcMar>
+            <w:vAlign w:val="center"/>
+          </w:tcPr>
+          <w:p>
+            <w:pPr>
+              <w:pBdr>
+                <w:top w:val="none" w:sz="0" w:space="0" w:color="000000"/>
+                <w:left w:val="none" w:sz="0" w:space="0" w:color="000000"/>
+                <w:bottom w:val="none" w:sz="0" w:space="0" w:color="000000"/>
+                <w:right w:val="none" w:sz="0" w:space="0" w:color="000000"/>
+              </w:pBdr>
+              <w:spacing w:before="100" w:after="100"/>
+              <w:ind w:left="100" w:right="100"/>
+            </w:pPr>
+            <w:r>
+              <w:rPr>
+                <w:rFonts w:ascii="Arial" w:eastAsia="Arial" w:hAnsi="Arial" w:cs="Arial"/>
+                <w:color w:val="000000"/>
+                <w:sz w:val="22"/>
+                <w:szCs w:val="22"/>
+              </w:rPr>
+              <w:t>Scenario ID</w:t>
+            </w:r>
+          </w:p>
+        </w:tc>
+        <w:tc>
+          <w:tcPr>
+            <w:tcW w:w="1440" w:type="dxa"/>
+            <w:tcBorders>
+              <w:top w:val="single" w:sz="12" w:space="0" w:color="666666"/>
+              <w:left w:val="none" w:sz="0" w:space="0" w:color="000000"/>
+              <w:bottom w:val="single" w:sz="12" w:space="0" w:color="666666"/>
+              <w:right w:val="none" w:sz="0" w:space="0" w:color="000000"/>
+            </w:tcBorders>
+            <w:shd w:val="clear" w:color="auto" w:fill="FFFFFF"/>
+            <w:tcMar>
+              <w:top w:w="0" w:type="dxa"/>
+              <w:left w:w="0" w:type="dxa"/>
+              <w:bottom w:w="0" w:type="dxa"/>
+              <w:right w:w="0" w:type="dxa"/>
+            </w:tcMar>
+            <w:vAlign w:val="center"/>
+          </w:tcPr>
+          <w:p>
+            <w:pPr>
+              <w:pBdr>
+                <w:top w:val="none" w:sz="0" w:space="0" w:color="000000"/>
+                <w:left w:val="none" w:sz="0" w:space="0" w:color="000000"/>
+                <w:bottom w:val="none" w:sz="0" w:space="0" w:color="000000"/>
+                <w:right w:val="none" w:sz="0" w:space="0" w:color="000000"/>
+              </w:pBdr>
+              <w:spacing w:before="100" w:after="100"/>
+              <w:ind w:left="100" w:right="100"/>
+            </w:pPr>
+            <w:r>
+              <w:rPr>
+                <w:rFonts w:ascii="Arial" w:eastAsia="Arial" w:hAnsi="Arial" w:cs="Arial"/>
+                <w:color w:val="000000"/>
+                <w:sz w:val="22"/>
+                <w:szCs w:val="22"/>
+              </w:rPr>
+              <w:t>Category</w:t>
+            </w:r>
+          </w:p>
+        </w:tc>
+        <w:tc>
+          <w:tcPr>
+            <w:tcW w:w="1008" w:type="dxa"/>
+            <w:tcBorders>
+              <w:top w:val="single" w:sz="12" w:space="0" w:color="666666"/>
+              <w:left w:val="none" w:sz="0" w:space="0" w:color="000000"/>
+              <w:bottom w:val="single" w:sz="12" w:space="0" w:color="666666"/>
+              <w:right w:val="none" w:sz="0" w:space="0" w:color="000000"/>
+            </w:tcBorders>
+            <w:shd w:val="clear" w:color="auto" w:fill="FFFFFF"/>
+            <w:tcMar>
+              <w:top w:w="0" w:type="dxa"/>
+              <w:left w:w="0" w:type="dxa"/>
+              <w:bottom w:w="0" w:type="dxa"/>
+              <w:right w:w="0" w:type="dxa"/>
+            </w:tcMar>
+            <w:vAlign w:val="center"/>
+          </w:tcPr>
+          <w:p>
+            <w:pPr>
+              <w:pBdr>
+                <w:top w:val="none" w:sz="0" w:space="0" w:color="000000"/>
+                <w:left w:val="none" w:sz="0" w:space="0" w:color="000000"/>
+                <w:bottom w:val="none" w:sz="0" w:space="0" w:color="000000"/>
+                <w:right w:val="none" w:sz="0" w:space="0" w:color="000000"/>
+              </w:pBdr>
+              <w:spacing w:before="100" w:after="100"/>
+              <w:ind w:left="100" w:right="100"/>
+              <w:jc w:val="right"/>
+            </w:pPr>
+            <w:r>
+              <w:rPr>
+                <w:rFonts w:ascii="Arial" w:eastAsia="Arial" w:hAnsi="Arial" w:cs="Arial"/>
+                <w:color w:val="000000"/>
+                <w:sz w:val="22"/>
+                <w:szCs w:val="22"/>
+              </w:rPr>
+              <w:t>Feas.</w:t>
+            </w:r>
+          </w:p>
+        </w:tc>
+        <w:tc>
+          <w:tcPr>
+            <w:tcW w:w="1008" w:type="dxa"/>
+            <w:tcBorders>
+              <w:top w:val="single" w:sz="12" w:space="0" w:color="666666"/>
+              <w:left w:val="none" w:sz="0" w:space="0" w:color="000000"/>
+              <w:bottom w:val="single" w:sz="12" w:space="0" w:color="666666"/>
+              <w:right w:val="none" w:sz="0" w:space="0" w:color="000000"/>
+            </w:tcBorders>
+            <w:shd w:val="clear" w:color="auto" w:fill="FFFFFF"/>
+            <w:tcMar>
+              <w:top w:w="0" w:type="dxa"/>
+              <w:left w:w="0" w:type="dxa"/>
+              <w:bottom w:w="0" w:type="dxa"/>
+              <w:right w:w="0" w:type="dxa"/>
+            </w:tcMar>
+            <w:vAlign w:val="center"/>
+          </w:tcPr>
+          <w:p>
+            <w:pPr>
+              <w:pBdr>
+                <w:top w:val="none" w:sz="0" w:space="0" w:color="000000"/>
+                <w:left w:val="none" w:sz="0" w:space="0" w:color="000000"/>
+                <w:bottom w:val="none" w:sz="0" w:space="0" w:color="000000"/>
+                <w:right w:val="none" w:sz="0" w:space="0" w:color="000000"/>
+              </w:pBdr>
+              <w:spacing w:before="100" w:after="100"/>
+              <w:ind w:left="100" w:right="100"/>
+              <w:jc w:val="right"/>
+            </w:pPr>
+            <w:r>
+              <w:rPr>
+                <w:rFonts w:ascii="Arial" w:eastAsia="Arial" w:hAnsi="Arial" w:cs="Arial"/>
+                <w:color w:val="000000"/>
+                <w:sz w:val="22"/>
+                <w:szCs w:val="22"/>
+              </w:rPr>
+              <w:t>Mean HB / 1,000</w:t>
+            </w:r>
+          </w:p>
+        </w:tc>
+        <w:tc>
+          <w:tcPr>
+            <w:tcW w:w="1008" w:type="dxa"/>
+            <w:tcBorders>
+              <w:top w:val="single" w:sz="12" w:space="0" w:color="666666"/>
+              <w:left w:val="none" w:sz="0" w:space="0" w:color="000000"/>
+              <w:bottom w:val="single" w:sz="12" w:space="0" w:color="666666"/>
+              <w:right w:val="none" w:sz="0" w:space="0" w:color="000000"/>
+            </w:tcBorders>
+            <w:shd w:val="clear" w:color="auto" w:fill="FFFFFF"/>
+            <w:tcMar>
+              <w:top w:w="0" w:type="dxa"/>
+              <w:left w:w="0" w:type="dxa"/>
+              <w:bottom w:w="0" w:type="dxa"/>
+              <w:right w:w="0" w:type="dxa"/>
+            </w:tcMar>
+            <w:vAlign w:val="center"/>
+          </w:tcPr>
+          <w:p>
+            <w:pPr>
+              <w:pBdr>
+                <w:top w:val="none" w:sz="0" w:space="0" w:color="000000"/>
+                <w:left w:val="none" w:sz="0" w:space="0" w:color="000000"/>
+                <w:bottom w:val="none" w:sz="0" w:space="0" w:color="000000"/>
+                <w:right w:val="none" w:sz="0" w:space="0" w:color="000000"/>
+              </w:pBdr>
+              <w:spacing w:before="100" w:after="100"/>
+              <w:ind w:left="100" w:right="100"/>
+              <w:jc w:val="right"/>
+            </w:pPr>
+            <w:r>
+              <w:rPr>
+                <w:rFonts w:ascii="Arial" w:eastAsia="Arial" w:hAnsi="Arial" w:cs="Arial"/>
+                <w:color w:val="000000"/>
+                <w:sz w:val="22"/>
+                <w:szCs w:val="22"/>
+              </w:rPr>
+              <w:t>Mean ET</w:t>
+            </w:r>
+          </w:p>
+        </w:tc>
+        <w:tc>
+          <w:tcPr>
+            <w:tcW w:w="1152" w:type="dxa"/>
+            <w:tcBorders>
+              <w:top w:val="single" w:sz="12" w:space="0" w:color="666666"/>
+              <w:left w:val="none" w:sz="0" w:space="0" w:color="000000"/>
+              <w:bottom w:val="single" w:sz="12" w:space="0" w:color="666666"/>
+              <w:right w:val="none" w:sz="0" w:space="0" w:color="000000"/>
+            </w:tcBorders>
+            <w:shd w:val="clear" w:color="auto" w:fill="FFFFFF"/>
+            <w:tcMar>
+              <w:top w:w="0" w:type="dxa"/>
+              <w:left w:w="0" w:type="dxa"/>
+              <w:bottom w:w="0" w:type="dxa"/>
+              <w:right w:w="0" w:type="dxa"/>
+            </w:tcMar>
+            <w:vAlign w:val="center"/>
+          </w:tcPr>
+          <w:p>
+            <w:pPr>
+              <w:pBdr>
+                <w:top w:val="none" w:sz="0" w:space="0" w:color="000000"/>
+                <w:left w:val="none" w:sz="0" w:space="0" w:color="000000"/>
+                <w:bottom w:val="none" w:sz="0" w:space="0" w:color="000000"/>
+                <w:right w:val="none" w:sz="0" w:space="0" w:color="000000"/>
+              </w:pBdr>
+              <w:spacing w:before="100" w:after="100"/>
+              <w:ind w:left="100" w:right="100"/>
+            </w:pPr>
+            <w:r>
+              <w:rPr>
+                <w:rFonts w:ascii="Arial" w:eastAsia="Arial" w:hAnsi="Arial" w:cs="Arial"/>
+                <w:color w:val="000000"/>
+                <w:sz w:val="22"/>
+                <w:szCs w:val="22"/>
+              </w:rPr>
+              <w:t>Pareto</w:t>
+            </w:r>
+          </w:p>
+        </w:tc>
+        <w:tc>
+          <w:tcPr>
+            <w:tcW w:w="1152" w:type="dxa"/>
+            <w:tcBorders>
+              <w:top w:val="single" w:sz="12" w:space="0" w:color="666666"/>
+              <w:left w:val="none" w:sz="0" w:space="0" w:color="000000"/>
+              <w:bottom w:val="single" w:sz="12" w:space="0" w:color="666666"/>
+              <w:right w:val="none" w:sz="0" w:space="0" w:color="000000"/>
+            </w:tcBorders>
+            <w:shd w:val="clear" w:color="auto" w:fill="FFFFFF"/>
+            <w:tcMar>
+              <w:top w:w="0" w:type="dxa"/>
+              <w:left w:w="0" w:type="dxa"/>
+              <w:bottom w:w="0" w:type="dxa"/>
+              <w:right w:w="0" w:type="dxa"/>
+            </w:tcMar>
+            <w:vAlign w:val="center"/>
+          </w:tcPr>
+          <w:p>
+            <w:pPr>
+              <w:pBdr>
+                <w:top w:val="none" w:sz="0" w:space="0" w:color="000000"/>
+                <w:left w:val="none" w:sz="0" w:space="0" w:color="000000"/>
+                <w:bottom w:val="none" w:sz="0" w:space="0" w:color="000000"/>
+                <w:right w:val="none" w:sz="0" w:space="0" w:color="000000"/>
+              </w:pBdr>
+              <w:spacing w:before="100" w:after="100"/>
+              <w:ind w:left="100" w:right="100"/>
+            </w:pPr>
+            <w:r>
+              <w:rPr>
+                <w:rFonts w:ascii="Arial" w:eastAsia="Arial" w:hAnsi="Arial" w:cs="Arial"/>
+                <w:color w:val="000000"/>
+                <w:sz w:val="22"/>
+                <w:szCs w:val="22"/>
+              </w:rPr>
+              <w:t>Efficiency</w:t>
+            </w:r>
+          </w:p>
+        </w:tc>
+      </w:tr>
+      <w:tr>
+        <w:trPr>
+          <w:jc w:val="center"/>
+        </w:trPr>
+        <w:tc>
+          <w:tcPr>
+            <w:tcW w:w="2448" w:type="dxa"/>
+            <w:tcBorders>
+              <w:top w:val="single" w:sz="12" w:space="0" w:color="666666"/>
+              <w:left w:val="none" w:sz="0" w:space="0" w:color="000000"/>
+              <w:bottom w:val="none" w:sz="0" w:space="0" w:color="000000"/>
+              <w:right w:val="none" w:sz="0" w:space="0" w:color="000000"/>
+            </w:tcBorders>
+            <w:shd w:val="clear" w:color="auto" w:fill="FFFFFF"/>
+            <w:tcMar>
+              <w:top w:w="0" w:type="dxa"/>
+              <w:left w:w="0" w:type="dxa"/>
+              <w:bottom w:w="0" w:type="dxa"/>
+              <w:right w:w="0" w:type="dxa"/>
+            </w:tcMar>
+            <w:vAlign w:val="center"/>
+          </w:tcPr>
+          <w:p>
+            <w:pPr>
+              <w:pBdr>
+                <w:top w:val="none" w:sz="0" w:space="0" w:color="000000"/>
+                <w:left w:val="none" w:sz="0" w:space="0" w:color="000000"/>
+                <w:bottom w:val="none" w:sz="0" w:space="0" w:color="000000"/>
+                <w:right w:val="none" w:sz="0" w:space="0" w:color="000000"/>
+              </w:pBdr>
+              <w:spacing w:before="100" w:after="100"/>
+              <w:ind w:left="100" w:right="100"/>
+            </w:pPr>
+            <w:r>
+              <w:rPr>
+                <w:rFonts w:ascii="Arial" w:eastAsia="Arial" w:hAnsi="Arial" w:cs="Arial"/>
+                <w:color w:val="000000"/>
+                <w:sz w:val="20"/>
+                <w:szCs w:val="20"/>
+              </w:rPr>
+              <w:t>basecase</w:t>
+            </w:r>
+          </w:p>
+        </w:tc>
+        <w:tc>
+          <w:tcPr>
+            <w:tcW w:w="1440" w:type="dxa"/>
+            <w:tcBorders>
+              <w:top w:val="single" w:sz="12" w:space="0" w:color="666666"/>
+              <w:left w:val="none" w:sz="0" w:space="0" w:color="000000"/>
+              <w:bottom w:val="none" w:sz="0" w:space="0" w:color="000000"/>
+              <w:right w:val="none" w:sz="0" w:space="0" w:color="000000"/>
+            </w:tcBorders>
+            <w:shd w:val="clear" w:color="auto" w:fill="FFFFFF"/>
+            <w:tcMar>
+              <w:top w:w="0" w:type="dxa"/>
+              <w:left w:w="0" w:type="dxa"/>
+              <w:bottom w:w="0" w:type="dxa"/>
+              <w:right w:w="0" w:type="dxa"/>
+            </w:tcMar>
+            <w:vAlign w:val="center"/>
+          </w:tcPr>
+          <w:p>
+            <w:pPr>
+              <w:pBdr>
+                <w:top w:val="none" w:sz="0" w:space="0" w:color="000000"/>
+                <w:left w:val="none" w:sz="0" w:space="0" w:color="000000"/>
+                <w:bottom w:val="none" w:sz="0" w:space="0" w:color="000000"/>
+                <w:right w:val="none" w:sz="0" w:space="0" w:color="000000"/>
+              </w:pBdr>
+              <w:spacing w:before="100" w:after="100"/>
+              <w:ind w:left="100" w:right="100"/>
+            </w:pPr>
+            <w:r>
+              <w:rPr>
+                <w:rFonts w:ascii="Arial" w:eastAsia="Arial" w:hAnsi="Arial" w:cs="Arial"/>
+                <w:color w:val="000000"/>
+                <w:sz w:val="20"/>
+                <w:szCs w:val="20"/>
+              </w:rPr>
+              <w:t>basecase</w:t>
+            </w:r>
+          </w:p>
+        </w:tc>
+        <w:tc>
+          <w:tcPr>
+            <w:tcW w:w="1008" w:type="dxa"/>
+            <w:tcBorders>
+              <w:top w:val="single" w:sz="12" w:space="0" w:color="666666"/>
+              <w:left w:val="none" w:sz="0" w:space="0" w:color="000000"/>
+              <w:bottom w:val="none" w:sz="0" w:space="0" w:color="000000"/>
+              <w:right w:val="none" w:sz="0" w:space="0" w:color="000000"/>
+            </w:tcBorders>
+            <w:shd w:val="clear" w:color="auto" w:fill="FFFFFF"/>
+            <w:tcMar>
+              <w:top w:w="0" w:type="dxa"/>
+              <w:left w:w="0" w:type="dxa"/>
+              <w:bottom w:w="0" w:type="dxa"/>
+              <w:right w:w="0" w:type="dxa"/>
+            </w:tcMar>
+            <w:vAlign w:val="center"/>
+          </w:tcPr>
+          <w:p>
+            <w:pPr>
+              <w:pBdr>
+                <w:top w:val="none" w:sz="0" w:space="0" w:color="000000"/>
+                <w:left w:val="none" w:sz="0" w:space="0" w:color="000000"/>
+                <w:bottom w:val="none" w:sz="0" w:space="0" w:color="000000"/>
+                <w:right w:val="none" w:sz="0" w:space="0" w:color="000000"/>
+              </w:pBdr>
+              <w:spacing w:before="100" w:after="100"/>
+              <w:ind w:left="100" w:right="100"/>
+              <w:jc w:val="right"/>
+            </w:pPr>
+            <w:r>
+              <w:rPr>
+                <w:rFonts w:ascii="Arial" w:eastAsia="Arial" w:hAnsi="Arial" w:cs="Arial"/>
+                <w:color w:val="000000"/>
+                <w:sz w:val="20"/>
+                <w:szCs w:val="20"/>
+              </w:rPr>
+              <w:t>0</w:t>
+            </w:r>
+          </w:p>
+        </w:tc>
+        <w:tc>
+          <w:tcPr>
+            <w:tcW w:w="1008" w:type="dxa"/>
+            <w:tcBorders>
+              <w:top w:val="single" w:sz="12" w:space="0" w:color="666666"/>
+              <w:left w:val="none" w:sz="0" w:space="0" w:color="000000"/>
+              <w:bottom w:val="none" w:sz="0" w:space="0" w:color="000000"/>
+              <w:right w:val="none" w:sz="0" w:space="0" w:color="000000"/>
+            </w:tcBorders>
+            <w:shd w:val="clear" w:color="auto" w:fill="FFFFFF"/>
+            <w:tcMar>
+              <w:top w:w="0" w:type="dxa"/>
+              <w:left w:w="0" w:type="dxa"/>
+              <w:bottom w:w="0" w:type="dxa"/>
+              <w:right w:w="0" w:type="dxa"/>
+            </w:tcMar>
+            <w:vAlign w:val="center"/>
+          </w:tcPr>
+          <w:p>
+            <w:pPr>
+              <w:pBdr>
+                <w:top w:val="none" w:sz="0" w:space="0" w:color="000000"/>
+                <w:left w:val="none" w:sz="0" w:space="0" w:color="000000"/>
+                <w:bottom w:val="none" w:sz="0" w:space="0" w:color="000000"/>
+                <w:right w:val="none" w:sz="0" w:space="0" w:color="000000"/>
+              </w:pBdr>
+              <w:spacing w:before="100" w:after="100"/>
+              <w:ind w:left="100" w:right="100"/>
+              <w:jc w:val="right"/>
+            </w:pPr>
+            <w:r>
+              <w:rPr>
+                <w:rFonts w:ascii="Arial" w:eastAsia="Arial" w:hAnsi="Arial" w:cs="Arial"/>
+                <w:color w:val="000000"/>
+                <w:sz w:val="20"/>
+                <w:szCs w:val="20"/>
+              </w:rPr>
+              <w:t>235.41</w:t>
+            </w:r>
+          </w:p>
+        </w:tc>
+        <w:tc>
+          <w:tcPr>
+            <w:tcW w:w="1008" w:type="dxa"/>
+            <w:tcBorders>
+              <w:top w:val="single" w:sz="12" w:space="0" w:color="666666"/>
+              <w:left w:val="none" w:sz="0" w:space="0" w:color="000000"/>
+              <w:bottom w:val="none" w:sz="0" w:space="0" w:color="000000"/>
+              <w:right w:val="none" w:sz="0" w:space="0" w:color="000000"/>
+            </w:tcBorders>
+            <w:shd w:val="clear" w:color="auto" w:fill="FFFFFF"/>
+            <w:tcMar>
+              <w:top w:w="0" w:type="dxa"/>
+              <w:left w:w="0" w:type="dxa"/>
+              <w:bottom w:w="0" w:type="dxa"/>
+              <w:right w:w="0" w:type="dxa"/>
+            </w:tcMar>
+            <w:vAlign w:val="center"/>
+          </w:tcPr>
+          <w:p>
+            <w:pPr>
+              <w:pBdr>
+                <w:top w:val="none" w:sz="0" w:space="0" w:color="000000"/>
+                <w:left w:val="none" w:sz="0" w:space="0" w:color="000000"/>
+                <w:bottom w:val="none" w:sz="0" w:space="0" w:color="000000"/>
+                <w:right w:val="none" w:sz="0" w:space="0" w:color="000000"/>
+              </w:pBdr>
+              <w:spacing w:before="100" w:after="100"/>
+              <w:ind w:left="100" w:right="100"/>
+              <w:jc w:val="right"/>
+            </w:pPr>
+            <w:r>
+              <w:rPr>
+                <w:rFonts w:ascii="Arial" w:eastAsia="Arial" w:hAnsi="Arial" w:cs="Arial"/>
+                <w:color w:val="000000"/>
+                <w:sz w:val="20"/>
+                <w:szCs w:val="20"/>
+              </w:rPr>
+              <w:t>117.76</w:t>
+            </w:r>
+          </w:p>
+        </w:tc>
+        <w:tc>
+          <w:tcPr>
+            <w:tcW w:w="1152" w:type="dxa"/>
+            <w:tcBorders>
+              <w:top w:val="single" w:sz="12" w:space="0" w:color="666666"/>
+              <w:left w:val="none" w:sz="0" w:space="0" w:color="000000"/>
+              <w:bottom w:val="none" w:sz="0" w:space="0" w:color="000000"/>
+              <w:right w:val="none" w:sz="0" w:space="0" w:color="000000"/>
+            </w:tcBorders>
+            <w:shd w:val="clear" w:color="auto" w:fill="FFFFFF"/>
+            <w:tcMar>
+              <w:top w:w="0" w:type="dxa"/>
+              <w:left w:w="0" w:type="dxa"/>
+              <w:bottom w:w="0" w:type="dxa"/>
+              <w:right w:w="0" w:type="dxa"/>
+            </w:tcMar>
+            <w:vAlign w:val="center"/>
+          </w:tcPr>
+          <w:p>
+            <w:pPr>
+              <w:pBdr>
+                <w:top w:val="none" w:sz="0" w:space="0" w:color="000000"/>
+                <w:left w:val="none" w:sz="0" w:space="0" w:color="000000"/>
+                <w:bottom w:val="none" w:sz="0" w:space="0" w:color="000000"/>
+                <w:right w:val="none" w:sz="0" w:space="0" w:color="000000"/>
+              </w:pBdr>
+              <w:spacing w:before="100" w:after="100"/>
+              <w:ind w:left="100" w:right="100"/>
+            </w:pPr>
+            <w:r>
+              <w:rPr>
+                <w:rFonts w:ascii="Arial" w:eastAsia="Arial" w:hAnsi="Arial" w:cs="Arial"/>
+                <w:color w:val="000000"/>
+                <w:sz w:val="20"/>
+                <w:szCs w:val="20"/>
+              </w:rPr>
+              <w:t>Yes</w:t>
+            </w:r>
+          </w:p>
+        </w:tc>
+        <w:tc>
+          <w:tcPr>
+            <w:tcW w:w="1152" w:type="dxa"/>
+            <w:tcBorders>
+              <w:top w:val="single" w:sz="12" w:space="0" w:color="666666"/>
+              <w:left w:val="none" w:sz="0" w:space="0" w:color="000000"/>
+              <w:bottom w:val="none" w:sz="0" w:space="0" w:color="000000"/>
+              <w:right w:val="none" w:sz="0" w:space="0" w:color="000000"/>
+            </w:tcBorders>
+            <w:shd w:val="clear" w:color="auto" w:fill="FFFFFF"/>
+            <w:tcMar>
+              <w:top w:w="0" w:type="dxa"/>
+              <w:left w:w="0" w:type="dxa"/>
+              <w:bottom w:w="0" w:type="dxa"/>
+              <w:right w:w="0" w:type="dxa"/>
+            </w:tcMar>
+            <w:vAlign w:val="center"/>
+          </w:tcPr>
+          <w:p>
+            <w:pPr>
+              <w:pBdr>
+                <w:top w:val="none" w:sz="0" w:space="0" w:color="000000"/>
+                <w:left w:val="none" w:sz="0" w:space="0" w:color="000000"/>
+                <w:bottom w:val="none" w:sz="0" w:space="0" w:color="000000"/>
+                <w:right w:val="none" w:sz="0" w:space="0" w:color="000000"/>
+              </w:pBdr>
+              <w:spacing w:before="100" w:after="100"/>
+              <w:ind w:left="100" w:right="100"/>
+            </w:pPr>
+            <w:r>
+              <w:rPr>
+                <w:rFonts w:ascii="Arial" w:eastAsia="Arial" w:hAnsi="Arial" w:cs="Arial"/>
+                <w:color w:val="000000"/>
+                <w:sz w:val="20"/>
+                <w:szCs w:val="20"/>
+              </w:rPr>
+              <w:t>--</w:t>
+            </w:r>
+          </w:p>
+        </w:tc>
+      </w:tr>
+      <w:tr>
+        <w:trPr>
+          <w:jc w:val="center"/>
+        </w:trPr>
+        <w:tc>
+          <w:tcPr>
+            <w:tcW w:w="2448" w:type="dxa"/>
+            <w:tcBorders>
+              <w:top w:val="none" w:sz="0" w:space="0" w:color="000000"/>
+              <w:left w:val="none" w:sz="0" w:space="0" w:color="000000"/>
+              <w:bottom w:val="none" w:sz="0" w:space="0" w:color="000000"/>
+              <w:right w:val="none" w:sz="0" w:space="0" w:color="000000"/>
+            </w:tcBorders>
+            <w:shd w:val="clear" w:color="auto" w:fill="FFFFFF"/>
+            <w:tcMar>
+              <w:top w:w="0" w:type="dxa"/>
+              <w:left w:w="0" w:type="dxa"/>
+              <w:bottom w:w="0" w:type="dxa"/>
+              <w:right w:w="0" w:type="dxa"/>
+            </w:tcMar>
+            <w:vAlign w:val="center"/>
+          </w:tcPr>
+          <w:p>
+            <w:pPr>
+              <w:pBdr>
+                <w:top w:val="none" w:sz="0" w:space="0" w:color="000000"/>
+                <w:left w:val="none" w:sz="0" w:space="0" w:color="000000"/>
+                <w:bottom w:val="none" w:sz="0" w:space="0" w:color="000000"/>
+                <w:right w:val="none" w:sz="0" w:space="0" w:color="000000"/>
+              </w:pBdr>
+              <w:spacing w:before="100" w:after="100"/>
+              <w:ind w:left="100" w:right="100"/>
+            </w:pPr>
+            <w:r>
+              <w:rPr>
+                <w:rFonts w:ascii="Arial" w:eastAsia="Arial" w:hAnsi="Arial" w:cs="Arial"/>
+                <w:color w:val="000000"/>
+                <w:sz w:val="20"/>
+                <w:szCs w:val="20"/>
+              </w:rPr>
+              <w:t>alf_curtail_07.15</w:t>
+            </w:r>
+          </w:p>
+        </w:tc>
+        <w:tc>
+          <w:tcPr>
+            <w:tcW w:w="1440" w:type="dxa"/>
+            <w:tcBorders>
+              <w:top w:val="none" w:sz="0" w:space="0" w:color="000000"/>
+              <w:left w:val="none" w:sz="0" w:space="0" w:color="000000"/>
+              <w:bottom w:val="none" w:sz="0" w:space="0" w:color="000000"/>
+              <w:right w:val="none" w:sz="0" w:space="0" w:color="000000"/>
+            </w:tcBorders>
+            <w:shd w:val="clear" w:color="auto" w:fill="FFFFFF"/>
+            <w:tcMar>
+              <w:top w:w="0" w:type="dxa"/>
+              <w:left w:w="0" w:type="dxa"/>
+              <w:bottom w:w="0" w:type="dxa"/>
+              <w:right w:w="0" w:type="dxa"/>
+            </w:tcMar>
+            <w:vAlign w:val="center"/>
+          </w:tcPr>
+          <w:p>
+            <w:pPr>
+              <w:pBdr>
+                <w:top w:val="none" w:sz="0" w:space="0" w:color="000000"/>
+                <w:left w:val="none" w:sz="0" w:space="0" w:color="000000"/>
+                <w:bottom w:val="none" w:sz="0" w:space="0" w:color="000000"/>
+                <w:right w:val="none" w:sz="0" w:space="0" w:color="000000"/>
+              </w:pBdr>
+              <w:spacing w:before="100" w:after="100"/>
+              <w:ind w:left="100" w:right="100"/>
+            </w:pPr>
+            <w:r>
+              <w:rPr>
+                <w:rFonts w:ascii="Arial" w:eastAsia="Arial" w:hAnsi="Arial" w:cs="Arial"/>
+                <w:color w:val="000000"/>
+                <w:sz w:val="20"/>
+                <w:szCs w:val="20"/>
+              </w:rPr>
+              <w:t>AlfIrr</w:t>
+            </w:r>
+          </w:p>
+        </w:tc>
+        <w:tc>
+          <w:tcPr>
+            <w:tcW w:w="1008" w:type="dxa"/>
+            <w:tcBorders>
+              <w:top w:val="none" w:sz="0" w:space="0" w:color="000000"/>
+              <w:left w:val="none" w:sz="0" w:space="0" w:color="000000"/>
+              <w:bottom w:val="none" w:sz="0" w:space="0" w:color="000000"/>
+              <w:right w:val="none" w:sz="0" w:space="0" w:color="000000"/>
+            </w:tcBorders>
+            <w:shd w:val="clear" w:color="auto" w:fill="FFFFFF"/>
+            <w:tcMar>
+              <w:top w:w="0" w:type="dxa"/>
+              <w:left w:w="0" w:type="dxa"/>
+              <w:bottom w:w="0" w:type="dxa"/>
+              <w:right w:w="0" w:type="dxa"/>
+            </w:tcMar>
+            <w:vAlign w:val="center"/>
+          </w:tcPr>
+          <w:p>
+            <w:pPr>
+              <w:pBdr>
+                <w:top w:val="none" w:sz="0" w:space="0" w:color="000000"/>
+                <w:left w:val="none" w:sz="0" w:space="0" w:color="000000"/>
+                <w:bottom w:val="none" w:sz="0" w:space="0" w:color="000000"/>
+                <w:right w:val="none" w:sz="0" w:space="0" w:color="000000"/>
+              </w:pBdr>
+              <w:spacing w:before="100" w:after="100"/>
+              <w:ind w:left="100" w:right="100"/>
+              <w:jc w:val="right"/>
+            </w:pPr>
+            <w:r>
+              <w:rPr>
+                <w:rFonts w:ascii="Arial" w:eastAsia="Arial" w:hAnsi="Arial" w:cs="Arial"/>
+                <w:color w:val="000000"/>
+                <w:sz w:val="20"/>
+                <w:szCs w:val="20"/>
+              </w:rPr>
+              <w:t>1</w:t>
+            </w:r>
+          </w:p>
+        </w:tc>
+        <w:tc>
+          <w:tcPr>
+            <w:tcW w:w="1008" w:type="dxa"/>
+            <w:tcBorders>
+              <w:top w:val="none" w:sz="0" w:space="0" w:color="000000"/>
+              <w:left w:val="none" w:sz="0" w:space="0" w:color="000000"/>
+              <w:bottom w:val="none" w:sz="0" w:space="0" w:color="000000"/>
+              <w:right w:val="none" w:sz="0" w:space="0" w:color="000000"/>
+            </w:tcBorders>
+            <w:shd w:val="clear" w:color="auto" w:fill="FFFFFF"/>
+            <w:tcMar>
+              <w:top w:w="0" w:type="dxa"/>
+              <w:left w:w="0" w:type="dxa"/>
+              <w:bottom w:w="0" w:type="dxa"/>
+              <w:right w:w="0" w:type="dxa"/>
+            </w:tcMar>
+            <w:vAlign w:val="center"/>
+          </w:tcPr>
+          <w:p>
+            <w:pPr>
+              <w:pBdr>
+                <w:top w:val="none" w:sz="0" w:space="0" w:color="000000"/>
+                <w:left w:val="none" w:sz="0" w:space="0" w:color="000000"/>
+                <w:bottom w:val="none" w:sz="0" w:space="0" w:color="000000"/>
+                <w:right w:val="none" w:sz="0" w:space="0" w:color="000000"/>
+              </w:pBdr>
+              <w:spacing w:before="100" w:after="100"/>
+              <w:ind w:left="100" w:right="100"/>
+              <w:jc w:val="right"/>
+            </w:pPr>
+            <w:r>
+              <w:rPr>
+                <w:rFonts w:ascii="Arial" w:eastAsia="Arial" w:hAnsi="Arial" w:cs="Arial"/>
+                <w:color w:val="000000"/>
+                <w:sz w:val="20"/>
+                <w:szCs w:val="20"/>
+              </w:rPr>
+              <w:t>239.76</w:t>
+            </w:r>
+          </w:p>
+        </w:tc>
+        <w:tc>
+          <w:tcPr>
+            <w:tcW w:w="1008" w:type="dxa"/>
+            <w:tcBorders>
+              <w:top w:val="none" w:sz="0" w:space="0" w:color="000000"/>
+              <w:left w:val="none" w:sz="0" w:space="0" w:color="000000"/>
+              <w:bottom w:val="none" w:sz="0" w:space="0" w:color="000000"/>
+              <w:right w:val="none" w:sz="0" w:space="0" w:color="000000"/>
+            </w:tcBorders>
+            <w:shd w:val="clear" w:color="auto" w:fill="FFFFFF"/>
+            <w:tcMar>
+              <w:top w:w="0" w:type="dxa"/>
+              <w:left w:w="0" w:type="dxa"/>
+              <w:bottom w:w="0" w:type="dxa"/>
+              <w:right w:w="0" w:type="dxa"/>
+            </w:tcMar>
+            <w:vAlign w:val="center"/>
+          </w:tcPr>
+          <w:p>
+            <w:pPr>
+              <w:pBdr>
+                <w:top w:val="none" w:sz="0" w:space="0" w:color="000000"/>
+                <w:left w:val="none" w:sz="0" w:space="0" w:color="000000"/>
+                <w:bottom w:val="none" w:sz="0" w:space="0" w:color="000000"/>
+                <w:right w:val="none" w:sz="0" w:space="0" w:color="000000"/>
+              </w:pBdr>
+              <w:spacing w:before="100" w:after="100"/>
+              <w:ind w:left="100" w:right="100"/>
+              <w:jc w:val="right"/>
+            </w:pPr>
+            <w:r>
+              <w:rPr>
+                <w:rFonts w:ascii="Arial" w:eastAsia="Arial" w:hAnsi="Arial" w:cs="Arial"/>
+                <w:color w:val="000000"/>
+                <w:sz w:val="20"/>
+                <w:szCs w:val="20"/>
+              </w:rPr>
+              <w:t>110.09</w:t>
+            </w:r>
+          </w:p>
+        </w:tc>
+        <w:tc>
+          <w:tcPr>
+            <w:tcW w:w="1152" w:type="dxa"/>
+            <w:tcBorders>
+              <w:top w:val="none" w:sz="0" w:space="0" w:color="000000"/>
+              <w:left w:val="none" w:sz="0" w:space="0" w:color="000000"/>
+              <w:bottom w:val="none" w:sz="0" w:space="0" w:color="000000"/>
+              <w:right w:val="none" w:sz="0" w:space="0" w:color="000000"/>
+            </w:tcBorders>
+            <w:shd w:val="clear" w:color="auto" w:fill="FFFFFF"/>
+            <w:tcMar>
+              <w:top w:w="0" w:type="dxa"/>
+              <w:left w:w="0" w:type="dxa"/>
+              <w:bottom w:w="0" w:type="dxa"/>
+              <w:right w:w="0" w:type="dxa"/>
+            </w:tcMar>
+            <w:vAlign w:val="center"/>
+          </w:tcPr>
+          <w:p>
+            <w:pPr>
+              <w:pBdr>
+                <w:top w:val="none" w:sz="0" w:space="0" w:color="000000"/>
+                <w:left w:val="none" w:sz="0" w:space="0" w:color="000000"/>
+                <w:bottom w:val="none" w:sz="0" w:space="0" w:color="000000"/>
+                <w:right w:val="none" w:sz="0" w:space="0" w:color="000000"/>
+              </w:pBdr>
+              <w:spacing w:before="100" w:after="100"/>
+              <w:ind w:left="100" w:right="100"/>
+            </w:pPr>
+            <w:r>
+              <w:rPr>
+                <w:rFonts w:ascii="Arial" w:eastAsia="Arial" w:hAnsi="Arial" w:cs="Arial"/>
+                <w:color w:val="000000"/>
+                <w:sz w:val="20"/>
+                <w:szCs w:val="20"/>
+              </w:rPr>
+              <w:t>Yes</w:t>
+            </w:r>
+          </w:p>
+        </w:tc>
+        <w:tc>
+          <w:tcPr>
+            <w:tcW w:w="1152" w:type="dxa"/>
+            <w:tcBorders>
+              <w:top w:val="none" w:sz="0" w:space="0" w:color="000000"/>
+              <w:left w:val="none" w:sz="0" w:space="0" w:color="000000"/>
+              <w:bottom w:val="none" w:sz="0" w:space="0" w:color="000000"/>
+              <w:right w:val="none" w:sz="0" w:space="0" w:color="000000"/>
+            </w:tcBorders>
+            <w:shd w:val="clear" w:color="auto" w:fill="FFFFFF"/>
+            <w:tcMar>
+              <w:top w:w="0" w:type="dxa"/>
+              <w:left w:w="0" w:type="dxa"/>
+              <w:bottom w:w="0" w:type="dxa"/>
+              <w:right w:w="0" w:type="dxa"/>
+            </w:tcMar>
+            <w:vAlign w:val="center"/>
+          </w:tcPr>
+          <w:p>
+            <w:pPr>
+              <w:pBdr>
+                <w:top w:val="none" w:sz="0" w:space="0" w:color="000000"/>
+                <w:left w:val="none" w:sz="0" w:space="0" w:color="000000"/>
+                <w:bottom w:val="none" w:sz="0" w:space="0" w:color="000000"/>
+                <w:right w:val="none" w:sz="0" w:space="0" w:color="000000"/>
+              </w:pBdr>
+              <w:spacing w:before="100" w:after="100"/>
+              <w:ind w:left="100" w:right="100"/>
+            </w:pPr>
+            <w:r>
+              <w:rPr>
+                <w:rFonts w:ascii="Arial" w:eastAsia="Arial" w:hAnsi="Arial" w:cs="Arial"/>
+                <w:color w:val="000000"/>
+                <w:sz w:val="20"/>
+                <w:szCs w:val="20"/>
+              </w:rPr>
+              <w:t>0.28</w:t>
+            </w:r>
+          </w:p>
+        </w:tc>
+      </w:tr>
+      <w:tr>
+        <w:trPr>
+          <w:jc w:val="center"/>
+        </w:trPr>
+        <w:tc>
+          <w:tcPr>
+            <w:tcW w:w="2448" w:type="dxa"/>
+            <w:tcBorders>
+              <w:top w:val="none" w:sz="0" w:space="0" w:color="000000"/>
+              <w:left w:val="none" w:sz="0" w:space="0" w:color="000000"/>
+              <w:bottom w:val="none" w:sz="0" w:space="0" w:color="000000"/>
+              <w:right w:val="none" w:sz="0" w:space="0" w:color="000000"/>
+            </w:tcBorders>
+            <w:shd w:val="clear" w:color="auto" w:fill="FFFFFF"/>
+            <w:tcMar>
+              <w:top w:w="0" w:type="dxa"/>
+              <w:left w:w="0" w:type="dxa"/>
+              <w:bottom w:w="0" w:type="dxa"/>
+              <w:right w:w="0" w:type="dxa"/>
+            </w:tcMar>
+            <w:vAlign w:val="center"/>
+          </w:tcPr>
+          <w:p>
+            <w:pPr>
+              <w:pBdr>
+                <w:top w:val="none" w:sz="0" w:space="0" w:color="000000"/>
+                <w:left w:val="none" w:sz="0" w:space="0" w:color="000000"/>
+                <w:bottom w:val="none" w:sz="0" w:space="0" w:color="000000"/>
+                <w:right w:val="none" w:sz="0" w:space="0" w:color="000000"/>
+              </w:pBdr>
+              <w:spacing w:before="100" w:after="100"/>
+              <w:ind w:left="100" w:right="100"/>
+            </w:pPr>
+            <w:r>
+              <w:rPr>
+                <w:rFonts w:ascii="Arial" w:eastAsia="Arial" w:hAnsi="Arial" w:cs="Arial"/>
+                <w:color w:val="000000"/>
+                <w:sz w:val="20"/>
+                <w:szCs w:val="20"/>
+              </w:rPr>
+              <w:t>alf_curtail_07.31</w:t>
+            </w:r>
+          </w:p>
+        </w:tc>
+        <w:tc>
+          <w:tcPr>
+            <w:tcW w:w="1440" w:type="dxa"/>
+            <w:tcBorders>
+              <w:top w:val="none" w:sz="0" w:space="0" w:color="000000"/>
+              <w:left w:val="none" w:sz="0" w:space="0" w:color="000000"/>
+              <w:bottom w:val="none" w:sz="0" w:space="0" w:color="000000"/>
+              <w:right w:val="none" w:sz="0" w:space="0" w:color="000000"/>
+            </w:tcBorders>
+            <w:shd w:val="clear" w:color="auto" w:fill="FFFFFF"/>
+            <w:tcMar>
+              <w:top w:w="0" w:type="dxa"/>
+              <w:left w:w="0" w:type="dxa"/>
+              <w:bottom w:w="0" w:type="dxa"/>
+              <w:right w:w="0" w:type="dxa"/>
+            </w:tcMar>
+            <w:vAlign w:val="center"/>
+          </w:tcPr>
+          <w:p>
+            <w:pPr>
+              <w:pBdr>
+                <w:top w:val="none" w:sz="0" w:space="0" w:color="000000"/>
+                <w:left w:val="none" w:sz="0" w:space="0" w:color="000000"/>
+                <w:bottom w:val="none" w:sz="0" w:space="0" w:color="000000"/>
+                <w:right w:val="none" w:sz="0" w:space="0" w:color="000000"/>
+              </w:pBdr>
+              <w:spacing w:before="100" w:after="100"/>
+              <w:ind w:left="100" w:right="100"/>
+            </w:pPr>
+            <w:r>
+              <w:rPr>
+                <w:rFonts w:ascii="Arial" w:eastAsia="Arial" w:hAnsi="Arial" w:cs="Arial"/>
+                <w:color w:val="000000"/>
+                <w:sz w:val="20"/>
+                <w:szCs w:val="20"/>
+              </w:rPr>
+              <w:t>AlfIrr</w:t>
+            </w:r>
+          </w:p>
+        </w:tc>
+        <w:tc>
+          <w:tcPr>
+            <w:tcW w:w="1008" w:type="dxa"/>
+            <w:tcBorders>
+              <w:top w:val="none" w:sz="0" w:space="0" w:color="000000"/>
+              <w:left w:val="none" w:sz="0" w:space="0" w:color="000000"/>
+              <w:bottom w:val="none" w:sz="0" w:space="0" w:color="000000"/>
+              <w:right w:val="none" w:sz="0" w:space="0" w:color="000000"/>
+            </w:tcBorders>
+            <w:shd w:val="clear" w:color="auto" w:fill="FFFFFF"/>
+            <w:tcMar>
+              <w:top w:w="0" w:type="dxa"/>
+              <w:left w:w="0" w:type="dxa"/>
+              <w:bottom w:w="0" w:type="dxa"/>
+              <w:right w:w="0" w:type="dxa"/>
+            </w:tcMar>
+            <w:vAlign w:val="center"/>
+          </w:tcPr>
+          <w:p>
+            <w:pPr>
+              <w:pBdr>
+                <w:top w:val="none" w:sz="0" w:space="0" w:color="000000"/>
+                <w:left w:val="none" w:sz="0" w:space="0" w:color="000000"/>
+                <w:bottom w:val="none" w:sz="0" w:space="0" w:color="000000"/>
+                <w:right w:val="none" w:sz="0" w:space="0" w:color="000000"/>
+              </w:pBdr>
+              <w:spacing w:before="100" w:after="100"/>
+              <w:ind w:left="100" w:right="100"/>
+              <w:jc w:val="right"/>
+            </w:pPr>
+            <w:r>
+              <w:rPr>
+                <w:rFonts w:ascii="Arial" w:eastAsia="Arial" w:hAnsi="Arial" w:cs="Arial"/>
+                <w:color w:val="000000"/>
+                <w:sz w:val="20"/>
+                <w:szCs w:val="20"/>
+              </w:rPr>
+              <w:t>1</w:t>
+            </w:r>
+          </w:p>
+        </w:tc>
+        <w:tc>
+          <w:tcPr>
+            <w:tcW w:w="1008" w:type="dxa"/>
+            <w:tcBorders>
+              <w:top w:val="none" w:sz="0" w:space="0" w:color="000000"/>
+              <w:left w:val="none" w:sz="0" w:space="0" w:color="000000"/>
+              <w:bottom w:val="none" w:sz="0" w:space="0" w:color="000000"/>
+              <w:right w:val="none" w:sz="0" w:space="0" w:color="000000"/>
+            </w:tcBorders>
+            <w:shd w:val="clear" w:color="auto" w:fill="FFFFFF"/>
+            <w:tcMar>
+              <w:top w:w="0" w:type="dxa"/>
+              <w:left w:w="0" w:type="dxa"/>
+              <w:bottom w:w="0" w:type="dxa"/>
+              <w:right w:w="0" w:type="dxa"/>
+            </w:tcMar>
+            <w:vAlign w:val="center"/>
+          </w:tcPr>
+          <w:p>
+            <w:pPr>
+              <w:pBdr>
+                <w:top w:val="none" w:sz="0" w:space="0" w:color="000000"/>
+                <w:left w:val="none" w:sz="0" w:space="0" w:color="000000"/>
+                <w:bottom w:val="none" w:sz="0" w:space="0" w:color="000000"/>
+                <w:right w:val="none" w:sz="0" w:space="0" w:color="000000"/>
+              </w:pBdr>
+              <w:spacing w:before="100" w:after="100"/>
+              <w:ind w:left="100" w:right="100"/>
+              <w:jc w:val="right"/>
+            </w:pPr>
+            <w:r>
+              <w:rPr>
+                <w:rFonts w:ascii="Arial" w:eastAsia="Arial" w:hAnsi="Arial" w:cs="Arial"/>
+                <w:color w:val="000000"/>
+                <w:sz w:val="20"/>
+                <w:szCs w:val="20"/>
+              </w:rPr>
+              <w:t>236.97</w:t>
+            </w:r>
+          </w:p>
+        </w:tc>
+        <w:tc>
+          <w:tcPr>
+            <w:tcW w:w="1008" w:type="dxa"/>
+            <w:tcBorders>
+              <w:top w:val="none" w:sz="0" w:space="0" w:color="000000"/>
+              <w:left w:val="none" w:sz="0" w:space="0" w:color="000000"/>
+              <w:bottom w:val="none" w:sz="0" w:space="0" w:color="000000"/>
+              <w:right w:val="none" w:sz="0" w:space="0" w:color="000000"/>
+            </w:tcBorders>
+            <w:shd w:val="clear" w:color="auto" w:fill="FFFFFF"/>
+            <w:tcMar>
+              <w:top w:w="0" w:type="dxa"/>
+              <w:left w:w="0" w:type="dxa"/>
+              <w:bottom w:w="0" w:type="dxa"/>
+              <w:right w:w="0" w:type="dxa"/>
+            </w:tcMar>
+            <w:vAlign w:val="center"/>
+          </w:tcPr>
+          <w:p>
+            <w:pPr>
+              <w:pBdr>
+                <w:top w:val="none" w:sz="0" w:space="0" w:color="000000"/>
+                <w:left w:val="none" w:sz="0" w:space="0" w:color="000000"/>
+                <w:bottom w:val="none" w:sz="0" w:space="0" w:color="000000"/>
+                <w:right w:val="none" w:sz="0" w:space="0" w:color="000000"/>
+              </w:pBdr>
+              <w:spacing w:before="100" w:after="100"/>
+              <w:ind w:left="100" w:right="100"/>
+              <w:jc w:val="right"/>
+            </w:pPr>
+            <w:r>
+              <w:rPr>
+                <w:rFonts w:ascii="Arial" w:eastAsia="Arial" w:hAnsi="Arial" w:cs="Arial"/>
+                <w:color w:val="000000"/>
+                <w:sz w:val="20"/>
+                <w:szCs w:val="20"/>
+              </w:rPr>
+              <w:t>114.26</w:t>
+            </w:r>
+          </w:p>
+        </w:tc>
+        <w:tc>
+          <w:tcPr>
+            <w:tcW w:w="1152" w:type="dxa"/>
+            <w:tcBorders>
+              <w:top w:val="none" w:sz="0" w:space="0" w:color="000000"/>
+              <w:left w:val="none" w:sz="0" w:space="0" w:color="000000"/>
+              <w:bottom w:val="none" w:sz="0" w:space="0" w:color="000000"/>
+              <w:right w:val="none" w:sz="0" w:space="0" w:color="000000"/>
+            </w:tcBorders>
+            <w:shd w:val="clear" w:color="auto" w:fill="FFFFFF"/>
+            <w:tcMar>
+              <w:top w:w="0" w:type="dxa"/>
+              <w:left w:w="0" w:type="dxa"/>
+              <w:bottom w:w="0" w:type="dxa"/>
+              <w:right w:w="0" w:type="dxa"/>
+            </w:tcMar>
+            <w:vAlign w:val="center"/>
+          </w:tcPr>
+          <w:p>
+            <w:pPr>
+              <w:pBdr>
+                <w:top w:val="none" w:sz="0" w:space="0" w:color="000000"/>
+                <w:left w:val="none" w:sz="0" w:space="0" w:color="000000"/>
+                <w:bottom w:val="none" w:sz="0" w:space="0" w:color="000000"/>
+                <w:right w:val="none" w:sz="0" w:space="0" w:color="000000"/>
+              </w:pBdr>
+              <w:spacing w:before="100" w:after="100"/>
+              <w:ind w:left="100" w:right="100"/>
+            </w:pPr>
+            <w:r>
+              <w:rPr>
+                <w:rFonts w:ascii="Arial" w:eastAsia="Arial" w:hAnsi="Arial" w:cs="Arial"/>
+                <w:color w:val="000000"/>
+                <w:sz w:val="20"/>
+                <w:szCs w:val="20"/>
+              </w:rPr>
+              <w:t>Yes</w:t>
+            </w:r>
+          </w:p>
+        </w:tc>
+        <w:tc>
+          <w:tcPr>
+            <w:tcW w:w="1152" w:type="dxa"/>
+            <w:tcBorders>
+              <w:top w:val="none" w:sz="0" w:space="0" w:color="000000"/>
+              <w:left w:val="none" w:sz="0" w:space="0" w:color="000000"/>
+              <w:bottom w:val="none" w:sz="0" w:space="0" w:color="000000"/>
+              <w:right w:val="none" w:sz="0" w:space="0" w:color="000000"/>
+            </w:tcBorders>
+            <w:shd w:val="clear" w:color="auto" w:fill="FFFFFF"/>
+            <w:tcMar>
+              <w:top w:w="0" w:type="dxa"/>
+              <w:left w:w="0" w:type="dxa"/>
+              <w:bottom w:w="0" w:type="dxa"/>
+              <w:right w:w="0" w:type="dxa"/>
+            </w:tcMar>
+            <w:vAlign w:val="center"/>
+          </w:tcPr>
+          <w:p>
+            <w:pPr>
+              <w:pBdr>
+                <w:top w:val="none" w:sz="0" w:space="0" w:color="000000"/>
+                <w:left w:val="none" w:sz="0" w:space="0" w:color="000000"/>
+                <w:bottom w:val="none" w:sz="0" w:space="0" w:color="000000"/>
+                <w:right w:val="none" w:sz="0" w:space="0" w:color="000000"/>
+              </w:pBdr>
+              <w:spacing w:before="100" w:after="100"/>
+              <w:ind w:left="100" w:right="100"/>
+            </w:pPr>
+            <w:r>
+              <w:rPr>
+                <w:rFonts w:ascii="Arial" w:eastAsia="Arial" w:hAnsi="Arial" w:cs="Arial"/>
+                <w:color w:val="000000"/>
+                <w:sz w:val="20"/>
+                <w:szCs w:val="20"/>
+              </w:rPr>
+              <w:t>0.22</w:t>
+            </w:r>
+          </w:p>
+        </w:tc>
+      </w:tr>
+      <w:tr>
+        <w:trPr>
+          <w:jc w:val="center"/>
+        </w:trPr>
+        <w:tc>
+          <w:tcPr>
+            <w:tcW w:w="2448" w:type="dxa"/>
+            <w:tcBorders>
+              <w:top w:val="none" w:sz="0" w:space="0" w:color="000000"/>
+              <w:left w:val="none" w:sz="0" w:space="0" w:color="000000"/>
+              <w:bottom w:val="none" w:sz="0" w:space="0" w:color="000000"/>
+              <w:right w:val="none" w:sz="0" w:space="0" w:color="000000"/>
+            </w:tcBorders>
+            <w:shd w:val="clear" w:color="auto" w:fill="FFFFFF"/>
+            <w:tcMar>
+              <w:top w:w="0" w:type="dxa"/>
+              <w:left w:w="0" w:type="dxa"/>
+              <w:bottom w:w="0" w:type="dxa"/>
+              <w:right w:w="0" w:type="dxa"/>
+            </w:tcMar>
+            <w:vAlign w:val="center"/>
+          </w:tcPr>
+          <w:p>
+            <w:pPr>
+              <w:pBdr>
+                <w:top w:val="none" w:sz="0" w:space="0" w:color="000000"/>
+                <w:left w:val="none" w:sz="0" w:space="0" w:color="000000"/>
+                <w:bottom w:val="none" w:sz="0" w:space="0" w:color="000000"/>
+                <w:right w:val="none" w:sz="0" w:space="0" w:color="000000"/>
+              </w:pBdr>
+              <w:spacing w:before="100" w:after="100"/>
+              <w:ind w:left="100" w:right="100"/>
+            </w:pPr>
+            <w:r>
+              <w:rPr>
+                <w:rFonts w:ascii="Arial" w:eastAsia="Arial" w:hAnsi="Arial" w:cs="Arial"/>
+                <w:color w:val="000000"/>
+                <w:sz w:val="20"/>
+                <w:szCs w:val="20"/>
+              </w:rPr>
+              <w:t>alf_curtail_08.15</w:t>
+            </w:r>
+          </w:p>
+        </w:tc>
+        <w:tc>
+          <w:tcPr>
+            <w:tcW w:w="1440" w:type="dxa"/>
+            <w:tcBorders>
+              <w:top w:val="none" w:sz="0" w:space="0" w:color="000000"/>
+              <w:left w:val="none" w:sz="0" w:space="0" w:color="000000"/>
+              <w:bottom w:val="none" w:sz="0" w:space="0" w:color="000000"/>
+              <w:right w:val="none" w:sz="0" w:space="0" w:color="000000"/>
+            </w:tcBorders>
+            <w:shd w:val="clear" w:color="auto" w:fill="FFFFFF"/>
+            <w:tcMar>
+              <w:top w:w="0" w:type="dxa"/>
+              <w:left w:w="0" w:type="dxa"/>
+              <w:bottom w:w="0" w:type="dxa"/>
+              <w:right w:w="0" w:type="dxa"/>
+            </w:tcMar>
+            <w:vAlign w:val="center"/>
+          </w:tcPr>
+          <w:p>
+            <w:pPr>
+              <w:pBdr>
+                <w:top w:val="none" w:sz="0" w:space="0" w:color="000000"/>
+                <w:left w:val="none" w:sz="0" w:space="0" w:color="000000"/>
+                <w:bottom w:val="none" w:sz="0" w:space="0" w:color="000000"/>
+                <w:right w:val="none" w:sz="0" w:space="0" w:color="000000"/>
+              </w:pBdr>
+              <w:spacing w:before="100" w:after="100"/>
+              <w:ind w:left="100" w:right="100"/>
+            </w:pPr>
+            <w:r>
+              <w:rPr>
+                <w:rFonts w:ascii="Arial" w:eastAsia="Arial" w:hAnsi="Arial" w:cs="Arial"/>
+                <w:color w:val="000000"/>
+                <w:sz w:val="20"/>
+                <w:szCs w:val="20"/>
+              </w:rPr>
+              <w:t>AlfIrr</w:t>
+            </w:r>
+          </w:p>
+        </w:tc>
+        <w:tc>
+          <w:tcPr>
+            <w:tcW w:w="1008" w:type="dxa"/>
+            <w:tcBorders>
+              <w:top w:val="none" w:sz="0" w:space="0" w:color="000000"/>
+              <w:left w:val="none" w:sz="0" w:space="0" w:color="000000"/>
+              <w:bottom w:val="none" w:sz="0" w:space="0" w:color="000000"/>
+              <w:right w:val="none" w:sz="0" w:space="0" w:color="000000"/>
+            </w:tcBorders>
+            <w:shd w:val="clear" w:color="auto" w:fill="FFFFFF"/>
+            <w:tcMar>
+              <w:top w:w="0" w:type="dxa"/>
+              <w:left w:w="0" w:type="dxa"/>
+              <w:bottom w:w="0" w:type="dxa"/>
+              <w:right w:w="0" w:type="dxa"/>
+            </w:tcMar>
+            <w:vAlign w:val="center"/>
+          </w:tcPr>
+          <w:p>
+            <w:pPr>
+              <w:pBdr>
+                <w:top w:val="none" w:sz="0" w:space="0" w:color="000000"/>
+                <w:left w:val="none" w:sz="0" w:space="0" w:color="000000"/>
+                <w:bottom w:val="none" w:sz="0" w:space="0" w:color="000000"/>
+                <w:right w:val="none" w:sz="0" w:space="0" w:color="000000"/>
+              </w:pBdr>
+              <w:spacing w:before="100" w:after="100"/>
+              <w:ind w:left="100" w:right="100"/>
+              <w:jc w:val="right"/>
+            </w:pPr>
+            <w:r>
+              <w:rPr>
+                <w:rFonts w:ascii="Arial" w:eastAsia="Arial" w:hAnsi="Arial" w:cs="Arial"/>
+                <w:color w:val="000000"/>
+                <w:sz w:val="20"/>
+                <w:szCs w:val="20"/>
+              </w:rPr>
+              <w:t>1</w:t>
+            </w:r>
+          </w:p>
+        </w:tc>
+        <w:tc>
+          <w:tcPr>
+            <w:tcW w:w="1008" w:type="dxa"/>
+            <w:tcBorders>
+              <w:top w:val="none" w:sz="0" w:space="0" w:color="000000"/>
+              <w:left w:val="none" w:sz="0" w:space="0" w:color="000000"/>
+              <w:bottom w:val="none" w:sz="0" w:space="0" w:color="000000"/>
+              <w:right w:val="none" w:sz="0" w:space="0" w:color="000000"/>
+            </w:tcBorders>
+            <w:shd w:val="clear" w:color="auto" w:fill="FFFFFF"/>
+            <w:tcMar>
+              <w:top w:w="0" w:type="dxa"/>
+              <w:left w:w="0" w:type="dxa"/>
+              <w:bottom w:w="0" w:type="dxa"/>
+              <w:right w:w="0" w:type="dxa"/>
+            </w:tcMar>
+            <w:vAlign w:val="center"/>
+          </w:tcPr>
+          <w:p>
+            <w:pPr>
+              <w:pBdr>
+                <w:top w:val="none" w:sz="0" w:space="0" w:color="000000"/>
+                <w:left w:val="none" w:sz="0" w:space="0" w:color="000000"/>
+                <w:bottom w:val="none" w:sz="0" w:space="0" w:color="000000"/>
+                <w:right w:val="none" w:sz="0" w:space="0" w:color="000000"/>
+              </w:pBdr>
+              <w:spacing w:before="100" w:after="100"/>
+              <w:ind w:left="100" w:right="100"/>
+              <w:jc w:val="right"/>
+            </w:pPr>
+            <w:r>
+              <w:rPr>
+                <w:rFonts w:ascii="Arial" w:eastAsia="Arial" w:hAnsi="Arial" w:cs="Arial"/>
+                <w:color w:val="000000"/>
+                <w:sz w:val="20"/>
+                <w:szCs w:val="20"/>
+              </w:rPr>
+              <w:t>235.50</w:t>
+            </w:r>
+          </w:p>
+        </w:tc>
+        <w:tc>
+          <w:tcPr>
+            <w:tcW w:w="1008" w:type="dxa"/>
+            <w:tcBorders>
+              <w:top w:val="none" w:sz="0" w:space="0" w:color="000000"/>
+              <w:left w:val="none" w:sz="0" w:space="0" w:color="000000"/>
+              <w:bottom w:val="none" w:sz="0" w:space="0" w:color="000000"/>
+              <w:right w:val="none" w:sz="0" w:space="0" w:color="000000"/>
+            </w:tcBorders>
+            <w:shd w:val="clear" w:color="auto" w:fill="FFFFFF"/>
+            <w:tcMar>
+              <w:top w:w="0" w:type="dxa"/>
+              <w:left w:w="0" w:type="dxa"/>
+              <w:bottom w:w="0" w:type="dxa"/>
+              <w:right w:w="0" w:type="dxa"/>
+            </w:tcMar>
+            <w:vAlign w:val="center"/>
+          </w:tcPr>
+          <w:p>
+            <w:pPr>
+              <w:pBdr>
+                <w:top w:val="none" w:sz="0" w:space="0" w:color="000000"/>
+                <w:left w:val="none" w:sz="0" w:space="0" w:color="000000"/>
+                <w:bottom w:val="none" w:sz="0" w:space="0" w:color="000000"/>
+                <w:right w:val="none" w:sz="0" w:space="0" w:color="000000"/>
+              </w:pBdr>
+              <w:spacing w:before="100" w:after="100"/>
+              <w:ind w:left="100" w:right="100"/>
+              <w:jc w:val="right"/>
+            </w:pPr>
+            <w:r>
+              <w:rPr>
+                <w:rFonts w:ascii="Arial" w:eastAsia="Arial" w:hAnsi="Arial" w:cs="Arial"/>
+                <w:color w:val="000000"/>
+                <w:sz w:val="20"/>
+                <w:szCs w:val="20"/>
+              </w:rPr>
+              <w:t>116.61</w:t>
+            </w:r>
+          </w:p>
+        </w:tc>
+        <w:tc>
+          <w:tcPr>
+            <w:tcW w:w="1152" w:type="dxa"/>
+            <w:tcBorders>
+              <w:top w:val="none" w:sz="0" w:space="0" w:color="000000"/>
+              <w:left w:val="none" w:sz="0" w:space="0" w:color="000000"/>
+              <w:bottom w:val="none" w:sz="0" w:space="0" w:color="000000"/>
+              <w:right w:val="none" w:sz="0" w:space="0" w:color="000000"/>
+            </w:tcBorders>
+            <w:shd w:val="clear" w:color="auto" w:fill="FFFFFF"/>
+            <w:tcMar>
+              <w:top w:w="0" w:type="dxa"/>
+              <w:left w:w="0" w:type="dxa"/>
+              <w:bottom w:w="0" w:type="dxa"/>
+              <w:right w:w="0" w:type="dxa"/>
+            </w:tcMar>
+            <w:vAlign w:val="center"/>
+          </w:tcPr>
+          <w:p>
+            <w:pPr>
+              <w:pBdr>
+                <w:top w:val="none" w:sz="0" w:space="0" w:color="000000"/>
+                <w:left w:val="none" w:sz="0" w:space="0" w:color="000000"/>
+                <w:bottom w:val="none" w:sz="0" w:space="0" w:color="000000"/>
+                <w:right w:val="none" w:sz="0" w:space="0" w:color="000000"/>
+              </w:pBdr>
+              <w:spacing w:before="100" w:after="100"/>
+              <w:ind w:left="100" w:right="100"/>
+            </w:pPr>
+            <w:r>
+              <w:rPr>
+                <w:rFonts w:ascii="Arial" w:eastAsia="Arial" w:hAnsi="Arial" w:cs="Arial"/>
+                <w:color w:val="000000"/>
+                <w:sz w:val="20"/>
+                <w:szCs w:val="20"/>
+              </w:rPr>
+              <w:t>Yes</w:t>
+            </w:r>
+          </w:p>
+        </w:tc>
+        <w:tc>
+          <w:tcPr>
+            <w:tcW w:w="1152" w:type="dxa"/>
+            <w:tcBorders>
+              <w:top w:val="none" w:sz="0" w:space="0" w:color="000000"/>
+              <w:left w:val="none" w:sz="0" w:space="0" w:color="000000"/>
+              <w:bottom w:val="none" w:sz="0" w:space="0" w:color="000000"/>
+              <w:right w:val="none" w:sz="0" w:space="0" w:color="000000"/>
+            </w:tcBorders>
+            <w:shd w:val="clear" w:color="auto" w:fill="FFFFFF"/>
+            <w:tcMar>
+              <w:top w:w="0" w:type="dxa"/>
+              <w:left w:w="0" w:type="dxa"/>
+              <w:bottom w:w="0" w:type="dxa"/>
+              <w:right w:w="0" w:type="dxa"/>
+            </w:tcMar>
+            <w:vAlign w:val="center"/>
+          </w:tcPr>
+          <w:p>
+            <w:pPr>
+              <w:pBdr>
+                <w:top w:val="none" w:sz="0" w:space="0" w:color="000000"/>
+                <w:left w:val="none" w:sz="0" w:space="0" w:color="000000"/>
+                <w:bottom w:val="none" w:sz="0" w:space="0" w:color="000000"/>
+                <w:right w:val="none" w:sz="0" w:space="0" w:color="000000"/>
+              </w:pBdr>
+              <w:spacing w:before="100" w:after="100"/>
+              <w:ind w:left="100" w:right="100"/>
+            </w:pPr>
+            <w:r>
+              <w:rPr>
+                <w:rFonts w:ascii="Arial" w:eastAsia="Arial" w:hAnsi="Arial" w:cs="Arial"/>
+                <w:color w:val="000000"/>
+                <w:sz w:val="20"/>
+                <w:szCs w:val="20"/>
+              </w:rPr>
+              <w:t>0.04</w:t>
+            </w:r>
+          </w:p>
+        </w:tc>
+      </w:tr>
+      <w:tr>
+        <w:trPr>
+          <w:jc w:val="center"/>
+        </w:trPr>
+        <w:tc>
+          <w:tcPr>
+            <w:tcW w:w="2448" w:type="dxa"/>
+            <w:tcBorders>
+              <w:top w:val="none" w:sz="0" w:space="0" w:color="000000"/>
+              <w:left w:val="none" w:sz="0" w:space="0" w:color="000000"/>
+              <w:bottom w:val="none" w:sz="0" w:space="0" w:color="000000"/>
+              <w:right w:val="none" w:sz="0" w:space="0" w:color="000000"/>
+            </w:tcBorders>
+            <w:shd w:val="clear" w:color="auto" w:fill="FFFFFF"/>
+            <w:tcMar>
+              <w:top w:w="0" w:type="dxa"/>
+              <w:left w:w="0" w:type="dxa"/>
+              <w:bottom w:w="0" w:type="dxa"/>
+              <w:right w:w="0" w:type="dxa"/>
+            </w:tcMar>
+            <w:vAlign w:val="center"/>
+          </w:tcPr>
+          <w:p>
+            <w:pPr>
+              <w:pBdr>
+                <w:top w:val="none" w:sz="0" w:space="0" w:color="000000"/>
+                <w:left w:val="none" w:sz="0" w:space="0" w:color="000000"/>
+                <w:bottom w:val="none" w:sz="0" w:space="0" w:color="000000"/>
+                <w:right w:val="none" w:sz="0" w:space="0" w:color="000000"/>
+              </w:pBdr>
+              <w:spacing w:before="100" w:after="100"/>
+              <w:ind w:left="100" w:right="100"/>
+            </w:pPr>
+            <w:r>
+              <w:rPr>
+                <w:rFonts w:ascii="Arial" w:eastAsia="Arial" w:hAnsi="Arial" w:cs="Arial"/>
+                <w:color w:val="000000"/>
+                <w:sz w:val="20"/>
+                <w:szCs w:val="20"/>
+              </w:rPr>
+              <w:t>curtail_all_07.15</w:t>
+            </w:r>
+          </w:p>
+        </w:tc>
+        <w:tc>
+          <w:tcPr>
+            <w:tcW w:w="1440" w:type="dxa"/>
+            <w:tcBorders>
+              <w:top w:val="none" w:sz="0" w:space="0" w:color="000000"/>
+              <w:left w:val="none" w:sz="0" w:space="0" w:color="000000"/>
+              <w:bottom w:val="none" w:sz="0" w:space="0" w:color="000000"/>
+              <w:right w:val="none" w:sz="0" w:space="0" w:color="000000"/>
+            </w:tcBorders>
+            <w:shd w:val="clear" w:color="auto" w:fill="FFFFFF"/>
+            <w:tcMar>
+              <w:top w:w="0" w:type="dxa"/>
+              <w:left w:w="0" w:type="dxa"/>
+              <w:bottom w:w="0" w:type="dxa"/>
+              <w:right w:w="0" w:type="dxa"/>
+            </w:tcMar>
+            <w:vAlign w:val="center"/>
+          </w:tcPr>
+          <w:p>
+            <w:pPr>
+              <w:pBdr>
+                <w:top w:val="none" w:sz="0" w:space="0" w:color="000000"/>
+                <w:left w:val="none" w:sz="0" w:space="0" w:color="000000"/>
+                <w:bottom w:val="none" w:sz="0" w:space="0" w:color="000000"/>
+                <w:right w:val="none" w:sz="0" w:space="0" w:color="000000"/>
+              </w:pBdr>
+              <w:spacing w:before="100" w:after="100"/>
+              <w:ind w:left="100" w:right="100"/>
+            </w:pPr>
+            <w:r>
+              <w:rPr>
+                <w:rFonts w:ascii="Arial" w:eastAsia="Arial" w:hAnsi="Arial" w:cs="Arial"/>
+                <w:color w:val="000000"/>
+                <w:sz w:val="20"/>
+                <w:szCs w:val="20"/>
+              </w:rPr>
+              <w:t>Curtail</w:t>
+            </w:r>
+          </w:p>
+        </w:tc>
+        <w:tc>
+          <w:tcPr>
+            <w:tcW w:w="1008" w:type="dxa"/>
+            <w:tcBorders>
+              <w:top w:val="none" w:sz="0" w:space="0" w:color="000000"/>
+              <w:left w:val="none" w:sz="0" w:space="0" w:color="000000"/>
+              <w:bottom w:val="none" w:sz="0" w:space="0" w:color="000000"/>
+              <w:right w:val="none" w:sz="0" w:space="0" w:color="000000"/>
+            </w:tcBorders>
+            <w:shd w:val="clear" w:color="auto" w:fill="FFFFFF"/>
+            <w:tcMar>
+              <w:top w:w="0" w:type="dxa"/>
+              <w:left w:w="0" w:type="dxa"/>
+              <w:bottom w:w="0" w:type="dxa"/>
+              <w:right w:w="0" w:type="dxa"/>
+            </w:tcMar>
+            <w:vAlign w:val="center"/>
+          </w:tcPr>
+          <w:p>
+            <w:pPr>
+              <w:pBdr>
+                <w:top w:val="none" w:sz="0" w:space="0" w:color="000000"/>
+                <w:left w:val="none" w:sz="0" w:space="0" w:color="000000"/>
+                <w:bottom w:val="none" w:sz="0" w:space="0" w:color="000000"/>
+                <w:right w:val="none" w:sz="0" w:space="0" w:color="000000"/>
+              </w:pBdr>
+              <w:spacing w:before="100" w:after="100"/>
+              <w:ind w:left="100" w:right="100"/>
+              <w:jc w:val="right"/>
+            </w:pPr>
+            <w:r>
+              <w:rPr>
+                <w:rFonts w:ascii="Arial" w:eastAsia="Arial" w:hAnsi="Arial" w:cs="Arial"/>
+                <w:color w:val="000000"/>
+                <w:sz w:val="20"/>
+                <w:szCs w:val="20"/>
+              </w:rPr>
+              <w:t>1</w:t>
+            </w:r>
+          </w:p>
+        </w:tc>
+        <w:tc>
+          <w:tcPr>
+            <w:tcW w:w="1008" w:type="dxa"/>
+            <w:tcBorders>
+              <w:top w:val="none" w:sz="0" w:space="0" w:color="000000"/>
+              <w:left w:val="none" w:sz="0" w:space="0" w:color="000000"/>
+              <w:bottom w:val="none" w:sz="0" w:space="0" w:color="000000"/>
+              <w:right w:val="none" w:sz="0" w:space="0" w:color="000000"/>
+            </w:tcBorders>
+            <w:shd w:val="clear" w:color="auto" w:fill="FFFFFF"/>
+            <w:tcMar>
+              <w:top w:w="0" w:type="dxa"/>
+              <w:left w:w="0" w:type="dxa"/>
+              <w:bottom w:w="0" w:type="dxa"/>
+              <w:right w:w="0" w:type="dxa"/>
+            </w:tcMar>
+            <w:vAlign w:val="center"/>
+          </w:tcPr>
+          <w:p>
+            <w:pPr>
+              <w:pBdr>
+                <w:top w:val="none" w:sz="0" w:space="0" w:color="000000"/>
+                <w:left w:val="none" w:sz="0" w:space="0" w:color="000000"/>
+                <w:bottom w:val="none" w:sz="0" w:space="0" w:color="000000"/>
+                <w:right w:val="none" w:sz="0" w:space="0" w:color="000000"/>
+              </w:pBdr>
+              <w:spacing w:before="100" w:after="100"/>
+              <w:ind w:left="100" w:right="100"/>
+              <w:jc w:val="right"/>
+            </w:pPr>
+            <w:r>
+              <w:rPr>
+                <w:rFonts w:ascii="Arial" w:eastAsia="Arial" w:hAnsi="Arial" w:cs="Arial"/>
+                <w:color w:val="000000"/>
+                <w:sz w:val="20"/>
+                <w:szCs w:val="20"/>
+              </w:rPr>
+              <w:t>243.29</w:t>
+            </w:r>
+          </w:p>
+        </w:tc>
+        <w:tc>
+          <w:tcPr>
+            <w:tcW w:w="1008" w:type="dxa"/>
+            <w:tcBorders>
+              <w:top w:val="none" w:sz="0" w:space="0" w:color="000000"/>
+              <w:left w:val="none" w:sz="0" w:space="0" w:color="000000"/>
+              <w:bottom w:val="none" w:sz="0" w:space="0" w:color="000000"/>
+              <w:right w:val="none" w:sz="0" w:space="0" w:color="000000"/>
+            </w:tcBorders>
+            <w:shd w:val="clear" w:color="auto" w:fill="FFFFFF"/>
+            <w:tcMar>
+              <w:top w:w="0" w:type="dxa"/>
+              <w:left w:w="0" w:type="dxa"/>
+              <w:bottom w:w="0" w:type="dxa"/>
+              <w:right w:w="0" w:type="dxa"/>
+            </w:tcMar>
+            <w:vAlign w:val="center"/>
+          </w:tcPr>
+          <w:p>
+            <w:pPr>
+              <w:pBdr>
+                <w:top w:val="none" w:sz="0" w:space="0" w:color="000000"/>
+                <w:left w:val="none" w:sz="0" w:space="0" w:color="000000"/>
+                <w:bottom w:val="none" w:sz="0" w:space="0" w:color="000000"/>
+                <w:right w:val="none" w:sz="0" w:space="0" w:color="000000"/>
+              </w:pBdr>
+              <w:spacing w:before="100" w:after="100"/>
+              <w:ind w:left="100" w:right="100"/>
+              <w:jc w:val="right"/>
+            </w:pPr>
+            <w:r>
+              <w:rPr>
+                <w:rFonts w:ascii="Arial" w:eastAsia="Arial" w:hAnsi="Arial" w:cs="Arial"/>
+                <w:color w:val="000000"/>
+                <w:sz w:val="20"/>
+                <w:szCs w:val="20"/>
+              </w:rPr>
+              <w:t>102.83</w:t>
+            </w:r>
+          </w:p>
+        </w:tc>
+        <w:tc>
+          <w:tcPr>
+            <w:tcW w:w="1152" w:type="dxa"/>
+            <w:tcBorders>
+              <w:top w:val="none" w:sz="0" w:space="0" w:color="000000"/>
+              <w:left w:val="none" w:sz="0" w:space="0" w:color="000000"/>
+              <w:bottom w:val="none" w:sz="0" w:space="0" w:color="000000"/>
+              <w:right w:val="none" w:sz="0" w:space="0" w:color="000000"/>
+            </w:tcBorders>
+            <w:shd w:val="clear" w:color="auto" w:fill="FFFFFF"/>
+            <w:tcMar>
+              <w:top w:w="0" w:type="dxa"/>
+              <w:left w:w="0" w:type="dxa"/>
+              <w:bottom w:w="0" w:type="dxa"/>
+              <w:right w:w="0" w:type="dxa"/>
+            </w:tcMar>
+            <w:vAlign w:val="center"/>
+          </w:tcPr>
+          <w:p>
+            <w:pPr>
+              <w:pBdr>
+                <w:top w:val="none" w:sz="0" w:space="0" w:color="000000"/>
+                <w:left w:val="none" w:sz="0" w:space="0" w:color="000000"/>
+                <w:bottom w:val="none" w:sz="0" w:space="0" w:color="000000"/>
+                <w:right w:val="none" w:sz="0" w:space="0" w:color="000000"/>
+              </w:pBdr>
+              <w:spacing w:before="100" w:after="100"/>
+              <w:ind w:left="100" w:right="100"/>
+            </w:pPr>
+            <w:r>
+              <w:rPr>
+                <w:rFonts w:ascii="Arial" w:eastAsia="Arial" w:hAnsi="Arial" w:cs="Arial"/>
+                <w:color w:val="000000"/>
+                <w:sz w:val="20"/>
+                <w:szCs w:val="20"/>
+              </w:rPr>
+              <w:t>Yes</w:t>
+            </w:r>
+          </w:p>
+        </w:tc>
+        <w:tc>
+          <w:tcPr>
+            <w:tcW w:w="1152" w:type="dxa"/>
+            <w:tcBorders>
+              <w:top w:val="none" w:sz="0" w:space="0" w:color="000000"/>
+              <w:left w:val="none" w:sz="0" w:space="0" w:color="000000"/>
+              <w:bottom w:val="none" w:sz="0" w:space="0" w:color="000000"/>
+              <w:right w:val="none" w:sz="0" w:space="0" w:color="000000"/>
+            </w:tcBorders>
+            <w:shd w:val="clear" w:color="auto" w:fill="FFFFFF"/>
+            <w:tcMar>
+              <w:top w:w="0" w:type="dxa"/>
+              <w:left w:w="0" w:type="dxa"/>
+              <w:bottom w:w="0" w:type="dxa"/>
+              <w:right w:w="0" w:type="dxa"/>
+            </w:tcMar>
+            <w:vAlign w:val="center"/>
+          </w:tcPr>
+          <w:p>
+            <w:pPr>
+              <w:pBdr>
+                <w:top w:val="none" w:sz="0" w:space="0" w:color="000000"/>
+                <w:left w:val="none" w:sz="0" w:space="0" w:color="000000"/>
+                <w:bottom w:val="none" w:sz="0" w:space="0" w:color="000000"/>
+                <w:right w:val="none" w:sz="0" w:space="0" w:color="000000"/>
+              </w:pBdr>
+              <w:spacing w:before="100" w:after="100"/>
+              <w:ind w:left="100" w:right="100"/>
+            </w:pPr>
+            <w:r>
+              <w:rPr>
+                <w:rFonts w:ascii="Arial" w:eastAsia="Arial" w:hAnsi="Arial" w:cs="Arial"/>
+                <w:color w:val="000000"/>
+                <w:sz w:val="20"/>
+                <w:szCs w:val="20"/>
+              </w:rPr>
+              <w:t>0.26</w:t>
+            </w:r>
+          </w:p>
+        </w:tc>
+      </w:tr>
+      <w:tr>
+        <w:trPr>
+          <w:jc w:val="center"/>
+        </w:trPr>
+        <w:tc>
+          <w:tcPr>
+            <w:tcW w:w="2448" w:type="dxa"/>
+            <w:tcBorders>
+              <w:top w:val="none" w:sz="0" w:space="0" w:color="000000"/>
+              <w:left w:val="none" w:sz="0" w:space="0" w:color="000000"/>
+              <w:bottom w:val="none" w:sz="0" w:space="0" w:color="000000"/>
+              <w:right w:val="none" w:sz="0" w:space="0" w:color="000000"/>
+            </w:tcBorders>
+            <w:shd w:val="clear" w:color="auto" w:fill="FFFFFF"/>
+            <w:tcMar>
+              <w:top w:w="0" w:type="dxa"/>
+              <w:left w:w="0" w:type="dxa"/>
+              <w:bottom w:w="0" w:type="dxa"/>
+              <w:right w:w="0" w:type="dxa"/>
+            </w:tcMar>
+            <w:vAlign w:val="center"/>
+          </w:tcPr>
+          <w:p>
+            <w:pPr>
+              <w:pBdr>
+                <w:top w:val="none" w:sz="0" w:space="0" w:color="000000"/>
+                <w:left w:val="none" w:sz="0" w:space="0" w:color="000000"/>
+                <w:bottom w:val="none" w:sz="0" w:space="0" w:color="000000"/>
+                <w:right w:val="none" w:sz="0" w:space="0" w:color="000000"/>
+              </w:pBdr>
+              <w:spacing w:before="100" w:after="100"/>
+              <w:ind w:left="100" w:right="100"/>
+            </w:pPr>
+            <w:r>
+              <w:rPr>
+                <w:rFonts w:ascii="Arial" w:eastAsia="Arial" w:hAnsi="Arial" w:cs="Arial"/>
+                <w:color w:val="000000"/>
+                <w:sz w:val="20"/>
+                <w:szCs w:val="20"/>
+              </w:rPr>
+              <w:t>curtail_all_07.31</w:t>
+            </w:r>
+          </w:p>
+        </w:tc>
+        <w:tc>
+          <w:tcPr>
+            <w:tcW w:w="1440" w:type="dxa"/>
+            <w:tcBorders>
+              <w:top w:val="none" w:sz="0" w:space="0" w:color="000000"/>
+              <w:left w:val="none" w:sz="0" w:space="0" w:color="000000"/>
+              <w:bottom w:val="none" w:sz="0" w:space="0" w:color="000000"/>
+              <w:right w:val="none" w:sz="0" w:space="0" w:color="000000"/>
+            </w:tcBorders>
+            <w:shd w:val="clear" w:color="auto" w:fill="FFFFFF"/>
+            <w:tcMar>
+              <w:top w:w="0" w:type="dxa"/>
+              <w:left w:w="0" w:type="dxa"/>
+              <w:bottom w:w="0" w:type="dxa"/>
+              <w:right w:w="0" w:type="dxa"/>
+            </w:tcMar>
+            <w:vAlign w:val="center"/>
+          </w:tcPr>
+          <w:p>
+            <w:pPr>
+              <w:pBdr>
+                <w:top w:val="none" w:sz="0" w:space="0" w:color="000000"/>
+                <w:left w:val="none" w:sz="0" w:space="0" w:color="000000"/>
+                <w:bottom w:val="none" w:sz="0" w:space="0" w:color="000000"/>
+                <w:right w:val="none" w:sz="0" w:space="0" w:color="000000"/>
+              </w:pBdr>
+              <w:spacing w:before="100" w:after="100"/>
+              <w:ind w:left="100" w:right="100"/>
+            </w:pPr>
+            <w:r>
+              <w:rPr>
+                <w:rFonts w:ascii="Arial" w:eastAsia="Arial" w:hAnsi="Arial" w:cs="Arial"/>
+                <w:color w:val="000000"/>
+                <w:sz w:val="20"/>
+                <w:szCs w:val="20"/>
+              </w:rPr>
+              <w:t>Curtail</w:t>
+            </w:r>
+          </w:p>
+        </w:tc>
+        <w:tc>
+          <w:tcPr>
+            <w:tcW w:w="1008" w:type="dxa"/>
+            <w:tcBorders>
+              <w:top w:val="none" w:sz="0" w:space="0" w:color="000000"/>
+              <w:left w:val="none" w:sz="0" w:space="0" w:color="000000"/>
+              <w:bottom w:val="none" w:sz="0" w:space="0" w:color="000000"/>
+              <w:right w:val="none" w:sz="0" w:space="0" w:color="000000"/>
+            </w:tcBorders>
+            <w:shd w:val="clear" w:color="auto" w:fill="FFFFFF"/>
+            <w:tcMar>
+              <w:top w:w="0" w:type="dxa"/>
+              <w:left w:w="0" w:type="dxa"/>
+              <w:bottom w:w="0" w:type="dxa"/>
+              <w:right w:w="0" w:type="dxa"/>
+            </w:tcMar>
+            <w:vAlign w:val="center"/>
+          </w:tcPr>
+          <w:p>
+            <w:pPr>
+              <w:pBdr>
+                <w:top w:val="none" w:sz="0" w:space="0" w:color="000000"/>
+                <w:left w:val="none" w:sz="0" w:space="0" w:color="000000"/>
+                <w:bottom w:val="none" w:sz="0" w:space="0" w:color="000000"/>
+                <w:right w:val="none" w:sz="0" w:space="0" w:color="000000"/>
+              </w:pBdr>
+              <w:spacing w:before="100" w:after="100"/>
+              <w:ind w:left="100" w:right="100"/>
+              <w:jc w:val="right"/>
+            </w:pPr>
+            <w:r>
+              <w:rPr>
+                <w:rFonts w:ascii="Arial" w:eastAsia="Arial" w:hAnsi="Arial" w:cs="Arial"/>
+                <w:color w:val="000000"/>
+                <w:sz w:val="20"/>
+                <w:szCs w:val="20"/>
+              </w:rPr>
+              <w:t>1</w:t>
+            </w:r>
+          </w:p>
+        </w:tc>
+        <w:tc>
+          <w:tcPr>
+            <w:tcW w:w="1008" w:type="dxa"/>
+            <w:tcBorders>
+              <w:top w:val="none" w:sz="0" w:space="0" w:color="000000"/>
+              <w:left w:val="none" w:sz="0" w:space="0" w:color="000000"/>
+              <w:bottom w:val="none" w:sz="0" w:space="0" w:color="000000"/>
+              <w:right w:val="none" w:sz="0" w:space="0" w:color="000000"/>
+            </w:tcBorders>
+            <w:shd w:val="clear" w:color="auto" w:fill="FFFFFF"/>
+            <w:tcMar>
+              <w:top w:w="0" w:type="dxa"/>
+              <w:left w:w="0" w:type="dxa"/>
+              <w:bottom w:w="0" w:type="dxa"/>
+              <w:right w:w="0" w:type="dxa"/>
+            </w:tcMar>
+            <w:vAlign w:val="center"/>
+          </w:tcPr>
+          <w:p>
+            <w:pPr>
+              <w:pBdr>
+                <w:top w:val="none" w:sz="0" w:space="0" w:color="000000"/>
+                <w:left w:val="none" w:sz="0" w:space="0" w:color="000000"/>
+                <w:bottom w:val="none" w:sz="0" w:space="0" w:color="000000"/>
+                <w:right w:val="none" w:sz="0" w:space="0" w:color="000000"/>
+              </w:pBdr>
+              <w:spacing w:before="100" w:after="100"/>
+              <w:ind w:left="100" w:right="100"/>
+              <w:jc w:val="right"/>
+            </w:pPr>
+            <w:r>
+              <w:rPr>
+                <w:rFonts w:ascii="Arial" w:eastAsia="Arial" w:hAnsi="Arial" w:cs="Arial"/>
+                <w:color w:val="000000"/>
+                <w:sz w:val="20"/>
+                <w:szCs w:val="20"/>
+              </w:rPr>
+              <w:t>234.43</w:t>
+            </w:r>
+          </w:p>
+        </w:tc>
+        <w:tc>
+          <w:tcPr>
+            <w:tcW w:w="1008" w:type="dxa"/>
+            <w:tcBorders>
+              <w:top w:val="none" w:sz="0" w:space="0" w:color="000000"/>
+              <w:left w:val="none" w:sz="0" w:space="0" w:color="000000"/>
+              <w:bottom w:val="none" w:sz="0" w:space="0" w:color="000000"/>
+              <w:right w:val="none" w:sz="0" w:space="0" w:color="000000"/>
+            </w:tcBorders>
+            <w:shd w:val="clear" w:color="auto" w:fill="FFFFFF"/>
+            <w:tcMar>
+              <w:top w:w="0" w:type="dxa"/>
+              <w:left w:w="0" w:type="dxa"/>
+              <w:bottom w:w="0" w:type="dxa"/>
+              <w:right w:w="0" w:type="dxa"/>
+            </w:tcMar>
+            <w:vAlign w:val="center"/>
+          </w:tcPr>
+          <w:p>
+            <w:pPr>
+              <w:pBdr>
+                <w:top w:val="none" w:sz="0" w:space="0" w:color="000000"/>
+                <w:left w:val="none" w:sz="0" w:space="0" w:color="000000"/>
+                <w:bottom w:val="none" w:sz="0" w:space="0" w:color="000000"/>
+                <w:right w:val="none" w:sz="0" w:space="0" w:color="000000"/>
+              </w:pBdr>
+              <w:spacing w:before="100" w:after="100"/>
+              <w:ind w:left="100" w:right="100"/>
+              <w:jc w:val="right"/>
+            </w:pPr>
+            <w:r>
+              <w:rPr>
+                <w:rFonts w:ascii="Arial" w:eastAsia="Arial" w:hAnsi="Arial" w:cs="Arial"/>
+                <w:color w:val="000000"/>
+                <w:sz w:val="20"/>
+                <w:szCs w:val="20"/>
+              </w:rPr>
+              <w:t>109.13</w:t>
+            </w:r>
+          </w:p>
+        </w:tc>
+        <w:tc>
+          <w:tcPr>
+            <w:tcW w:w="1152" w:type="dxa"/>
+            <w:tcBorders>
+              <w:top w:val="none" w:sz="0" w:space="0" w:color="000000"/>
+              <w:left w:val="none" w:sz="0" w:space="0" w:color="000000"/>
+              <w:bottom w:val="none" w:sz="0" w:space="0" w:color="000000"/>
+              <w:right w:val="none" w:sz="0" w:space="0" w:color="000000"/>
+            </w:tcBorders>
+            <w:shd w:val="clear" w:color="auto" w:fill="FFFFFF"/>
+            <w:tcMar>
+              <w:top w:w="0" w:type="dxa"/>
+              <w:left w:w="0" w:type="dxa"/>
+              <w:bottom w:w="0" w:type="dxa"/>
+              <w:right w:w="0" w:type="dxa"/>
+            </w:tcMar>
+            <w:vAlign w:val="center"/>
+          </w:tcPr>
+          <w:p>
+            <w:pPr>
+              <w:pBdr>
+                <w:top w:val="none" w:sz="0" w:space="0" w:color="000000"/>
+                <w:left w:val="none" w:sz="0" w:space="0" w:color="000000"/>
+                <w:bottom w:val="none" w:sz="0" w:space="0" w:color="000000"/>
+                <w:right w:val="none" w:sz="0" w:space="0" w:color="000000"/>
+              </w:pBdr>
+              <w:spacing w:before="100" w:after="100"/>
+              <w:ind w:left="100" w:right="100"/>
+            </w:pPr>
+            <w:r>
+              <w:rPr>
+                <w:rFonts w:ascii="Arial" w:eastAsia="Arial" w:hAnsi="Arial" w:cs="Arial"/>
+                <w:color w:val="000000"/>
+                <w:sz w:val="20"/>
+                <w:szCs w:val="20"/>
+              </w:rPr>
+              <w:t>--</w:t>
+            </w:r>
+          </w:p>
+        </w:tc>
+        <w:tc>
+          <w:tcPr>
+            <w:tcW w:w="1152" w:type="dxa"/>
+            <w:tcBorders>
+              <w:top w:val="none" w:sz="0" w:space="0" w:color="000000"/>
+              <w:left w:val="none" w:sz="0" w:space="0" w:color="000000"/>
+              <w:bottom w:val="none" w:sz="0" w:space="0" w:color="000000"/>
+              <w:right w:val="none" w:sz="0" w:space="0" w:color="000000"/>
+            </w:tcBorders>
+            <w:shd w:val="clear" w:color="auto" w:fill="FFFFFF"/>
+            <w:tcMar>
+              <w:top w:w="0" w:type="dxa"/>
+              <w:left w:w="0" w:type="dxa"/>
+              <w:bottom w:w="0" w:type="dxa"/>
+              <w:right w:w="0" w:type="dxa"/>
+            </w:tcMar>
+            <w:vAlign w:val="center"/>
+          </w:tcPr>
+          <w:p>
+            <w:pPr>
+              <w:pBdr>
+                <w:top w:val="none" w:sz="0" w:space="0" w:color="000000"/>
+                <w:left w:val="none" w:sz="0" w:space="0" w:color="000000"/>
+                <w:bottom w:val="none" w:sz="0" w:space="0" w:color="000000"/>
+                <w:right w:val="none" w:sz="0" w:space="0" w:color="000000"/>
+              </w:pBdr>
+              <w:spacing w:before="100" w:after="100"/>
+              <w:ind w:left="100" w:right="100"/>
+            </w:pPr>
+            <w:r>
+              <w:rPr>
+                <w:rFonts w:ascii="Arial" w:eastAsia="Arial" w:hAnsi="Arial" w:cs="Arial"/>
+                <w:color w:val="000000"/>
+                <w:sz w:val="20"/>
+                <w:szCs w:val="20"/>
+              </w:rPr>
+              <w:t>--</w:t>
+            </w:r>
+          </w:p>
+        </w:tc>
+      </w:tr>
+      <w:tr>
+        <w:trPr>
+          <w:jc w:val="center"/>
+        </w:trPr>
+        <w:tc>
+          <w:tcPr>
+            <w:tcW w:w="2448" w:type="dxa"/>
+            <w:tcBorders>
+              <w:top w:val="none" w:sz="0" w:space="0" w:color="000000"/>
+              <w:left w:val="none" w:sz="0" w:space="0" w:color="000000"/>
+              <w:bottom w:val="none" w:sz="0" w:space="0" w:color="000000"/>
+              <w:right w:val="none" w:sz="0" w:space="0" w:color="000000"/>
+            </w:tcBorders>
+            <w:shd w:val="clear" w:color="auto" w:fill="FFFFFF"/>
+            <w:tcMar>
+              <w:top w:w="0" w:type="dxa"/>
+              <w:left w:w="0" w:type="dxa"/>
+              <w:bottom w:w="0" w:type="dxa"/>
+              <w:right w:w="0" w:type="dxa"/>
+            </w:tcMar>
+            <w:vAlign w:val="center"/>
+          </w:tcPr>
+          <w:p>
+            <w:pPr>
+              <w:pBdr>
+                <w:top w:val="none" w:sz="0" w:space="0" w:color="000000"/>
+                <w:left w:val="none" w:sz="0" w:space="0" w:color="000000"/>
+                <w:bottom w:val="none" w:sz="0" w:space="0" w:color="000000"/>
+                <w:right w:val="none" w:sz="0" w:space="0" w:color="000000"/>
+              </w:pBdr>
+              <w:spacing w:before="100" w:after="100"/>
+              <w:ind w:left="100" w:right="100"/>
+            </w:pPr>
+            <w:r>
+              <w:rPr>
+                <w:rFonts w:ascii="Arial" w:eastAsia="Arial" w:hAnsi="Arial" w:cs="Arial"/>
+                <w:color w:val="000000"/>
+                <w:sz w:val="20"/>
+                <w:szCs w:val="20"/>
+              </w:rPr>
+              <w:t>curtail_all_08.15</w:t>
+            </w:r>
+          </w:p>
+        </w:tc>
+        <w:tc>
+          <w:tcPr>
+            <w:tcW w:w="1440" w:type="dxa"/>
+            <w:tcBorders>
+              <w:top w:val="none" w:sz="0" w:space="0" w:color="000000"/>
+              <w:left w:val="none" w:sz="0" w:space="0" w:color="000000"/>
+              <w:bottom w:val="none" w:sz="0" w:space="0" w:color="000000"/>
+              <w:right w:val="none" w:sz="0" w:space="0" w:color="000000"/>
+            </w:tcBorders>
+            <w:shd w:val="clear" w:color="auto" w:fill="FFFFFF"/>
+            <w:tcMar>
+              <w:top w:w="0" w:type="dxa"/>
+              <w:left w:w="0" w:type="dxa"/>
+              <w:bottom w:w="0" w:type="dxa"/>
+              <w:right w:w="0" w:type="dxa"/>
+            </w:tcMar>
+            <w:vAlign w:val="center"/>
+          </w:tcPr>
+          <w:p>
+            <w:pPr>
+              <w:pBdr>
+                <w:top w:val="none" w:sz="0" w:space="0" w:color="000000"/>
+                <w:left w:val="none" w:sz="0" w:space="0" w:color="000000"/>
+                <w:bottom w:val="none" w:sz="0" w:space="0" w:color="000000"/>
+                <w:right w:val="none" w:sz="0" w:space="0" w:color="000000"/>
+              </w:pBdr>
+              <w:spacing w:before="100" w:after="100"/>
+              <w:ind w:left="100" w:right="100"/>
+            </w:pPr>
+            <w:r>
+              <w:rPr>
+                <w:rFonts w:ascii="Arial" w:eastAsia="Arial" w:hAnsi="Arial" w:cs="Arial"/>
+                <w:color w:val="000000"/>
+                <w:sz w:val="20"/>
+                <w:szCs w:val="20"/>
+              </w:rPr>
+              <w:t>Curtail</w:t>
+            </w:r>
+          </w:p>
+        </w:tc>
+        <w:tc>
+          <w:tcPr>
+            <w:tcW w:w="1008" w:type="dxa"/>
+            <w:tcBorders>
+              <w:top w:val="none" w:sz="0" w:space="0" w:color="000000"/>
+              <w:left w:val="none" w:sz="0" w:space="0" w:color="000000"/>
+              <w:bottom w:val="none" w:sz="0" w:space="0" w:color="000000"/>
+              <w:right w:val="none" w:sz="0" w:space="0" w:color="000000"/>
+            </w:tcBorders>
+            <w:shd w:val="clear" w:color="auto" w:fill="FFFFFF"/>
+            <w:tcMar>
+              <w:top w:w="0" w:type="dxa"/>
+              <w:left w:w="0" w:type="dxa"/>
+              <w:bottom w:w="0" w:type="dxa"/>
+              <w:right w:w="0" w:type="dxa"/>
+            </w:tcMar>
+            <w:vAlign w:val="center"/>
+          </w:tcPr>
+          <w:p>
+            <w:pPr>
+              <w:pBdr>
+                <w:top w:val="none" w:sz="0" w:space="0" w:color="000000"/>
+                <w:left w:val="none" w:sz="0" w:space="0" w:color="000000"/>
+                <w:bottom w:val="none" w:sz="0" w:space="0" w:color="000000"/>
+                <w:right w:val="none" w:sz="0" w:space="0" w:color="000000"/>
+              </w:pBdr>
+              <w:spacing w:before="100" w:after="100"/>
+              <w:ind w:left="100" w:right="100"/>
+              <w:jc w:val="right"/>
+            </w:pPr>
+            <w:r>
+              <w:rPr>
+                <w:rFonts w:ascii="Arial" w:eastAsia="Arial" w:hAnsi="Arial" w:cs="Arial"/>
+                <w:color w:val="000000"/>
+                <w:sz w:val="20"/>
+                <w:szCs w:val="20"/>
+              </w:rPr>
+              <w:t>1</w:t>
+            </w:r>
+          </w:p>
+        </w:tc>
+        <w:tc>
+          <w:tcPr>
+            <w:tcW w:w="1008" w:type="dxa"/>
+            <w:tcBorders>
+              <w:top w:val="none" w:sz="0" w:space="0" w:color="000000"/>
+              <w:left w:val="none" w:sz="0" w:space="0" w:color="000000"/>
+              <w:bottom w:val="none" w:sz="0" w:space="0" w:color="000000"/>
+              <w:right w:val="none" w:sz="0" w:space="0" w:color="000000"/>
+            </w:tcBorders>
+            <w:shd w:val="clear" w:color="auto" w:fill="FFFFFF"/>
+            <w:tcMar>
+              <w:top w:w="0" w:type="dxa"/>
+              <w:left w:w="0" w:type="dxa"/>
+              <w:bottom w:w="0" w:type="dxa"/>
+              <w:right w:w="0" w:type="dxa"/>
+            </w:tcMar>
+            <w:vAlign w:val="center"/>
+          </w:tcPr>
+          <w:p>
+            <w:pPr>
+              <w:pBdr>
+                <w:top w:val="none" w:sz="0" w:space="0" w:color="000000"/>
+                <w:left w:val="none" w:sz="0" w:space="0" w:color="000000"/>
+                <w:bottom w:val="none" w:sz="0" w:space="0" w:color="000000"/>
+                <w:right w:val="none" w:sz="0" w:space="0" w:color="000000"/>
+              </w:pBdr>
+              <w:spacing w:before="100" w:after="100"/>
+              <w:ind w:left="100" w:right="100"/>
+              <w:jc w:val="right"/>
+            </w:pPr>
+            <w:r>
+              <w:rPr>
+                <w:rFonts w:ascii="Arial" w:eastAsia="Arial" w:hAnsi="Arial" w:cs="Arial"/>
+                <w:color w:val="000000"/>
+                <w:sz w:val="20"/>
+                <w:szCs w:val="20"/>
+              </w:rPr>
+              <w:t>242.35</w:t>
+            </w:r>
+          </w:p>
+        </w:tc>
+        <w:tc>
+          <w:tcPr>
+            <w:tcW w:w="1008" w:type="dxa"/>
+            <w:tcBorders>
+              <w:top w:val="none" w:sz="0" w:space="0" w:color="000000"/>
+              <w:left w:val="none" w:sz="0" w:space="0" w:color="000000"/>
+              <w:bottom w:val="none" w:sz="0" w:space="0" w:color="000000"/>
+              <w:right w:val="none" w:sz="0" w:space="0" w:color="000000"/>
+            </w:tcBorders>
+            <w:shd w:val="clear" w:color="auto" w:fill="FFFFFF"/>
+            <w:tcMar>
+              <w:top w:w="0" w:type="dxa"/>
+              <w:left w:w="0" w:type="dxa"/>
+              <w:bottom w:w="0" w:type="dxa"/>
+              <w:right w:w="0" w:type="dxa"/>
+            </w:tcMar>
+            <w:vAlign w:val="center"/>
+          </w:tcPr>
+          <w:p>
+            <w:pPr>
+              <w:pBdr>
+                <w:top w:val="none" w:sz="0" w:space="0" w:color="000000"/>
+                <w:left w:val="none" w:sz="0" w:space="0" w:color="000000"/>
+                <w:bottom w:val="none" w:sz="0" w:space="0" w:color="000000"/>
+                <w:right w:val="none" w:sz="0" w:space="0" w:color="000000"/>
+              </w:pBdr>
+              <w:spacing w:before="100" w:after="100"/>
+              <w:ind w:left="100" w:right="100"/>
+              <w:jc w:val="right"/>
+            </w:pPr>
+            <w:r>
+              <w:rPr>
+                <w:rFonts w:ascii="Arial" w:eastAsia="Arial" w:hAnsi="Arial" w:cs="Arial"/>
+                <w:color w:val="000000"/>
+                <w:sz w:val="20"/>
+                <w:szCs w:val="20"/>
+              </w:rPr>
+              <w:t>114.91</w:t>
+            </w:r>
+          </w:p>
+        </w:tc>
+        <w:tc>
+          <w:tcPr>
+            <w:tcW w:w="1152" w:type="dxa"/>
+            <w:tcBorders>
+              <w:top w:val="none" w:sz="0" w:space="0" w:color="000000"/>
+              <w:left w:val="none" w:sz="0" w:space="0" w:color="000000"/>
+              <w:bottom w:val="none" w:sz="0" w:space="0" w:color="000000"/>
+              <w:right w:val="none" w:sz="0" w:space="0" w:color="000000"/>
+            </w:tcBorders>
+            <w:shd w:val="clear" w:color="auto" w:fill="FFFFFF"/>
+            <w:tcMar>
+              <w:top w:w="0" w:type="dxa"/>
+              <w:left w:w="0" w:type="dxa"/>
+              <w:bottom w:w="0" w:type="dxa"/>
+              <w:right w:w="0" w:type="dxa"/>
+            </w:tcMar>
+            <w:vAlign w:val="center"/>
+          </w:tcPr>
+          <w:p>
+            <w:pPr>
+              <w:pBdr>
+                <w:top w:val="none" w:sz="0" w:space="0" w:color="000000"/>
+                <w:left w:val="none" w:sz="0" w:space="0" w:color="000000"/>
+                <w:bottom w:val="none" w:sz="0" w:space="0" w:color="000000"/>
+                <w:right w:val="none" w:sz="0" w:space="0" w:color="000000"/>
+              </w:pBdr>
+              <w:spacing w:before="100" w:after="100"/>
+              <w:ind w:left="100" w:right="100"/>
+            </w:pPr>
+            <w:r>
+              <w:rPr>
+                <w:rFonts w:ascii="Arial" w:eastAsia="Arial" w:hAnsi="Arial" w:cs="Arial"/>
+                <w:color w:val="000000"/>
+                <w:sz w:val="20"/>
+                <w:szCs w:val="20"/>
+              </w:rPr>
+              <w:t>Yes</w:t>
+            </w:r>
+          </w:p>
+        </w:tc>
+        <w:tc>
+          <w:tcPr>
+            <w:tcW w:w="1152" w:type="dxa"/>
+            <w:tcBorders>
+              <w:top w:val="none" w:sz="0" w:space="0" w:color="000000"/>
+              <w:left w:val="none" w:sz="0" w:space="0" w:color="000000"/>
+              <w:bottom w:val="none" w:sz="0" w:space="0" w:color="000000"/>
+              <w:right w:val="none" w:sz="0" w:space="0" w:color="000000"/>
+            </w:tcBorders>
+            <w:shd w:val="clear" w:color="auto" w:fill="FFFFFF"/>
+            <w:tcMar>
+              <w:top w:w="0" w:type="dxa"/>
+              <w:left w:w="0" w:type="dxa"/>
+              <w:bottom w:w="0" w:type="dxa"/>
+              <w:right w:w="0" w:type="dxa"/>
+            </w:tcMar>
+            <w:vAlign w:val="center"/>
+          </w:tcPr>
+          <w:p>
+            <w:pPr>
+              <w:pBdr>
+                <w:top w:val="none" w:sz="0" w:space="0" w:color="000000"/>
+                <w:left w:val="none" w:sz="0" w:space="0" w:color="000000"/>
+                <w:bottom w:val="none" w:sz="0" w:space="0" w:color="000000"/>
+                <w:right w:val="none" w:sz="0" w:space="0" w:color="000000"/>
+              </w:pBdr>
+              <w:spacing w:before="100" w:after="100"/>
+              <w:ind w:left="100" w:right="100"/>
+            </w:pPr>
+            <w:r>
+              <w:rPr>
+                <w:rFonts w:ascii="Arial" w:eastAsia="Arial" w:hAnsi="Arial" w:cs="Arial"/>
+                <w:color w:val="000000"/>
+                <w:sz w:val="20"/>
+                <w:szCs w:val="20"/>
+              </w:rPr>
+              <w:t>1.22</w:t>
+            </w:r>
+          </w:p>
+        </w:tc>
+      </w:tr>
+      <w:tr>
+        <w:trPr>
+          <w:jc w:val="center"/>
+        </w:trPr>
+        <w:tc>
+          <w:tcPr>
+            <w:tcW w:w="2448" w:type="dxa"/>
+            <w:tcBorders>
+              <w:top w:val="none" w:sz="0" w:space="0" w:color="000000"/>
+              <w:left w:val="none" w:sz="0" w:space="0" w:color="000000"/>
+              <w:bottom w:val="none" w:sz="0" w:space="0" w:color="000000"/>
+              <w:right w:val="none" w:sz="0" w:space="0" w:color="000000"/>
+            </w:tcBorders>
+            <w:shd w:val="clear" w:color="auto" w:fill="FFFFFF"/>
+            <w:tcMar>
+              <w:top w:w="0" w:type="dxa"/>
+              <w:left w:w="0" w:type="dxa"/>
+              <w:bottom w:w="0" w:type="dxa"/>
+              <w:right w:w="0" w:type="dxa"/>
+            </w:tcMar>
+            <w:vAlign w:val="center"/>
+          </w:tcPr>
+          <w:p>
+            <w:pPr>
+              <w:pBdr>
+                <w:top w:val="none" w:sz="0" w:space="0" w:color="000000"/>
+                <w:left w:val="none" w:sz="0" w:space="0" w:color="000000"/>
+                <w:bottom w:val="none" w:sz="0" w:space="0" w:color="000000"/>
+                <w:right w:val="none" w:sz="0" w:space="0" w:color="000000"/>
+              </w:pBdr>
+              <w:spacing w:before="100" w:after="100"/>
+              <w:ind w:left="100" w:right="100"/>
+            </w:pPr>
+            <w:r>
+              <w:rPr>
+                <w:rFonts w:ascii="Arial" w:eastAsia="Arial" w:hAnsi="Arial" w:cs="Arial"/>
+                <w:color w:val="000000"/>
+                <w:sz w:val="20"/>
+                <w:szCs w:val="20"/>
+              </w:rPr>
+              <w:t>eflows25_div_lims</w:t>
+            </w:r>
+          </w:p>
+        </w:tc>
+        <w:tc>
+          <w:tcPr>
+            <w:tcW w:w="1440" w:type="dxa"/>
+            <w:tcBorders>
+              <w:top w:val="none" w:sz="0" w:space="0" w:color="000000"/>
+              <w:left w:val="none" w:sz="0" w:space="0" w:color="000000"/>
+              <w:bottom w:val="none" w:sz="0" w:space="0" w:color="000000"/>
+              <w:right w:val="none" w:sz="0" w:space="0" w:color="000000"/>
+            </w:tcBorders>
+            <w:shd w:val="clear" w:color="auto" w:fill="FFFFFF"/>
+            <w:tcMar>
+              <w:top w:w="0" w:type="dxa"/>
+              <w:left w:w="0" w:type="dxa"/>
+              <w:bottom w:w="0" w:type="dxa"/>
+              <w:right w:w="0" w:type="dxa"/>
+            </w:tcMar>
+            <w:vAlign w:val="center"/>
+          </w:tcPr>
+          <w:p>
+            <w:pPr>
+              <w:pBdr>
+                <w:top w:val="none" w:sz="0" w:space="0" w:color="000000"/>
+                <w:left w:val="none" w:sz="0" w:space="0" w:color="000000"/>
+                <w:bottom w:val="none" w:sz="0" w:space="0" w:color="000000"/>
+                <w:right w:val="none" w:sz="0" w:space="0" w:color="000000"/>
+              </w:pBdr>
+              <w:spacing w:before="100" w:after="100"/>
+              <w:ind w:left="100" w:right="100"/>
+            </w:pPr>
+            <w:r>
+              <w:rPr>
+                <w:rFonts w:ascii="Arial" w:eastAsia="Arial" w:hAnsi="Arial" w:cs="Arial"/>
+                <w:color w:val="000000"/>
+                <w:sz w:val="20"/>
+                <w:szCs w:val="20"/>
+              </w:rPr>
+              <w:t>FlowLims</w:t>
+            </w:r>
+          </w:p>
+        </w:tc>
+        <w:tc>
+          <w:tcPr>
+            <w:tcW w:w="1008" w:type="dxa"/>
+            <w:tcBorders>
+              <w:top w:val="none" w:sz="0" w:space="0" w:color="000000"/>
+              <w:left w:val="none" w:sz="0" w:space="0" w:color="000000"/>
+              <w:bottom w:val="none" w:sz="0" w:space="0" w:color="000000"/>
+              <w:right w:val="none" w:sz="0" w:space="0" w:color="000000"/>
+            </w:tcBorders>
+            <w:shd w:val="clear" w:color="auto" w:fill="FFFFFF"/>
+            <w:tcMar>
+              <w:top w:w="0" w:type="dxa"/>
+              <w:left w:w="0" w:type="dxa"/>
+              <w:bottom w:w="0" w:type="dxa"/>
+              <w:right w:w="0" w:type="dxa"/>
+            </w:tcMar>
+            <w:vAlign w:val="center"/>
+          </w:tcPr>
+          <w:p>
+            <w:pPr>
+              <w:pBdr>
+                <w:top w:val="none" w:sz="0" w:space="0" w:color="000000"/>
+                <w:left w:val="none" w:sz="0" w:space="0" w:color="000000"/>
+                <w:bottom w:val="none" w:sz="0" w:space="0" w:color="000000"/>
+                <w:right w:val="none" w:sz="0" w:space="0" w:color="000000"/>
+              </w:pBdr>
+              <w:spacing w:before="100" w:after="100"/>
+              <w:ind w:left="100" w:right="100"/>
+              <w:jc w:val="right"/>
+            </w:pPr>
+            <w:r>
+              <w:rPr>
+                <w:rFonts w:ascii="Arial" w:eastAsia="Arial" w:hAnsi="Arial" w:cs="Arial"/>
+                <w:color w:val="000000"/>
+                <w:sz w:val="20"/>
+                <w:szCs w:val="20"/>
+              </w:rPr>
+              <w:t>1</w:t>
+            </w:r>
+          </w:p>
+        </w:tc>
+        <w:tc>
+          <w:tcPr>
+            <w:tcW w:w="1008" w:type="dxa"/>
+            <w:tcBorders>
+              <w:top w:val="none" w:sz="0" w:space="0" w:color="000000"/>
+              <w:left w:val="none" w:sz="0" w:space="0" w:color="000000"/>
+              <w:bottom w:val="none" w:sz="0" w:space="0" w:color="000000"/>
+              <w:right w:val="none" w:sz="0" w:space="0" w:color="000000"/>
+            </w:tcBorders>
+            <w:shd w:val="clear" w:color="auto" w:fill="FFFFFF"/>
+            <w:tcMar>
+              <w:top w:w="0" w:type="dxa"/>
+              <w:left w:w="0" w:type="dxa"/>
+              <w:bottom w:w="0" w:type="dxa"/>
+              <w:right w:w="0" w:type="dxa"/>
+            </w:tcMar>
+            <w:vAlign w:val="center"/>
+          </w:tcPr>
+          <w:p>
+            <w:pPr>
+              <w:pBdr>
+                <w:top w:val="none" w:sz="0" w:space="0" w:color="000000"/>
+                <w:left w:val="none" w:sz="0" w:space="0" w:color="000000"/>
+                <w:bottom w:val="none" w:sz="0" w:space="0" w:color="000000"/>
+                <w:right w:val="none" w:sz="0" w:space="0" w:color="000000"/>
+              </w:pBdr>
+              <w:spacing w:before="100" w:after="100"/>
+              <w:ind w:left="100" w:right="100"/>
+              <w:jc w:val="right"/>
+            </w:pPr>
+            <w:r>
+              <w:rPr>
+                <w:rFonts w:ascii="Arial" w:eastAsia="Arial" w:hAnsi="Arial" w:cs="Arial"/>
+                <w:color w:val="000000"/>
+                <w:sz w:val="20"/>
+                <w:szCs w:val="20"/>
+              </w:rPr>
+              <w:t>230.95</w:t>
+            </w:r>
+          </w:p>
+        </w:tc>
+        <w:tc>
+          <w:tcPr>
+            <w:tcW w:w="1008" w:type="dxa"/>
+            <w:tcBorders>
+              <w:top w:val="none" w:sz="0" w:space="0" w:color="000000"/>
+              <w:left w:val="none" w:sz="0" w:space="0" w:color="000000"/>
+              <w:bottom w:val="none" w:sz="0" w:space="0" w:color="000000"/>
+              <w:right w:val="none" w:sz="0" w:space="0" w:color="000000"/>
+            </w:tcBorders>
+            <w:shd w:val="clear" w:color="auto" w:fill="FFFFFF"/>
+            <w:tcMar>
+              <w:top w:w="0" w:type="dxa"/>
+              <w:left w:w="0" w:type="dxa"/>
+              <w:bottom w:w="0" w:type="dxa"/>
+              <w:right w:w="0" w:type="dxa"/>
+            </w:tcMar>
+            <w:vAlign w:val="center"/>
+          </w:tcPr>
+          <w:p>
+            <w:pPr>
+              <w:pBdr>
+                <w:top w:val="none" w:sz="0" w:space="0" w:color="000000"/>
+                <w:left w:val="none" w:sz="0" w:space="0" w:color="000000"/>
+                <w:bottom w:val="none" w:sz="0" w:space="0" w:color="000000"/>
+                <w:right w:val="none" w:sz="0" w:space="0" w:color="000000"/>
+              </w:pBdr>
+              <w:spacing w:before="100" w:after="100"/>
+              <w:ind w:left="100" w:right="100"/>
+              <w:jc w:val="right"/>
+            </w:pPr>
+            <w:r>
+              <w:rPr>
+                <w:rFonts w:ascii="Arial" w:eastAsia="Arial" w:hAnsi="Arial" w:cs="Arial"/>
+                <w:color w:val="000000"/>
+                <w:sz w:val="20"/>
+                <w:szCs w:val="20"/>
+              </w:rPr>
+              <w:t>113.75</w:t>
+            </w:r>
+          </w:p>
+        </w:tc>
+        <w:tc>
+          <w:tcPr>
+            <w:tcW w:w="1152" w:type="dxa"/>
+            <w:tcBorders>
+              <w:top w:val="none" w:sz="0" w:space="0" w:color="000000"/>
+              <w:left w:val="none" w:sz="0" w:space="0" w:color="000000"/>
+              <w:bottom w:val="none" w:sz="0" w:space="0" w:color="000000"/>
+              <w:right w:val="none" w:sz="0" w:space="0" w:color="000000"/>
+            </w:tcBorders>
+            <w:shd w:val="clear" w:color="auto" w:fill="FFFFFF"/>
+            <w:tcMar>
+              <w:top w:w="0" w:type="dxa"/>
+              <w:left w:w="0" w:type="dxa"/>
+              <w:bottom w:w="0" w:type="dxa"/>
+              <w:right w:w="0" w:type="dxa"/>
+            </w:tcMar>
+            <w:vAlign w:val="center"/>
+          </w:tcPr>
+          <w:p>
+            <w:pPr>
+              <w:pBdr>
+                <w:top w:val="none" w:sz="0" w:space="0" w:color="000000"/>
+                <w:left w:val="none" w:sz="0" w:space="0" w:color="000000"/>
+                <w:bottom w:val="none" w:sz="0" w:space="0" w:color="000000"/>
+                <w:right w:val="none" w:sz="0" w:space="0" w:color="000000"/>
+              </w:pBdr>
+              <w:spacing w:before="100" w:after="100"/>
+              <w:ind w:left="100" w:right="100"/>
+            </w:pPr>
+            <w:r>
+              <w:rPr>
+                <w:rFonts w:ascii="Arial" w:eastAsia="Arial" w:hAnsi="Arial" w:cs="Arial"/>
+                <w:color w:val="000000"/>
+                <w:sz w:val="20"/>
+                <w:szCs w:val="20"/>
+              </w:rPr>
+              <w:t>--</w:t>
+            </w:r>
+          </w:p>
+        </w:tc>
+        <w:tc>
+          <w:tcPr>
+            <w:tcW w:w="1152" w:type="dxa"/>
+            <w:tcBorders>
+              <w:top w:val="none" w:sz="0" w:space="0" w:color="000000"/>
+              <w:left w:val="none" w:sz="0" w:space="0" w:color="000000"/>
+              <w:bottom w:val="none" w:sz="0" w:space="0" w:color="000000"/>
+              <w:right w:val="none" w:sz="0" w:space="0" w:color="000000"/>
+            </w:tcBorders>
+            <w:shd w:val="clear" w:color="auto" w:fill="FFFFFF"/>
+            <w:tcMar>
+              <w:top w:w="0" w:type="dxa"/>
+              <w:left w:w="0" w:type="dxa"/>
+              <w:bottom w:w="0" w:type="dxa"/>
+              <w:right w:w="0" w:type="dxa"/>
+            </w:tcMar>
+            <w:vAlign w:val="center"/>
+          </w:tcPr>
+          <w:p>
+            <w:pPr>
+              <w:pBdr>
+                <w:top w:val="none" w:sz="0" w:space="0" w:color="000000"/>
+                <w:left w:val="none" w:sz="0" w:space="0" w:color="000000"/>
+                <w:bottom w:val="none" w:sz="0" w:space="0" w:color="000000"/>
+                <w:right w:val="none" w:sz="0" w:space="0" w:color="000000"/>
+              </w:pBdr>
+              <w:spacing w:before="100" w:after="100"/>
+              <w:ind w:left="100" w:right="100"/>
+            </w:pPr>
+            <w:r>
+              <w:rPr>
+                <w:rFonts w:ascii="Arial" w:eastAsia="Arial" w:hAnsi="Arial" w:cs="Arial"/>
+                <w:color w:val="000000"/>
+                <w:sz w:val="20"/>
+                <w:szCs w:val="20"/>
+              </w:rPr>
+              <w:t>--</w:t>
+            </w:r>
+          </w:p>
+        </w:tc>
+      </w:tr>
+      <w:tr>
+        <w:trPr>
+          <w:jc w:val="center"/>
+        </w:trPr>
+        <w:tc>
+          <w:tcPr>
+            <w:tcW w:w="2448" w:type="dxa"/>
+            <w:tcBorders>
+              <w:top w:val="none" w:sz="0" w:space="0" w:color="000000"/>
+              <w:left w:val="none" w:sz="0" w:space="0" w:color="000000"/>
+              <w:bottom w:val="none" w:sz="0" w:space="0" w:color="000000"/>
+              <w:right w:val="none" w:sz="0" w:space="0" w:color="000000"/>
+            </w:tcBorders>
+            <w:shd w:val="clear" w:color="auto" w:fill="FFFFFF"/>
+            <w:tcMar>
+              <w:top w:w="0" w:type="dxa"/>
+              <w:left w:w="0" w:type="dxa"/>
+              <w:bottom w:w="0" w:type="dxa"/>
+              <w:right w:w="0" w:type="dxa"/>
+            </w:tcMar>
+            <w:vAlign w:val="center"/>
+          </w:tcPr>
+          <w:p>
+            <w:pPr>
+              <w:pBdr>
+                <w:top w:val="none" w:sz="0" w:space="0" w:color="000000"/>
+                <w:left w:val="none" w:sz="0" w:space="0" w:color="000000"/>
+                <w:bottom w:val="none" w:sz="0" w:space="0" w:color="000000"/>
+                <w:right w:val="none" w:sz="0" w:space="0" w:color="000000"/>
+              </w:pBdr>
+              <w:spacing w:before="100" w:after="100"/>
+              <w:ind w:left="100" w:right="100"/>
+            </w:pPr>
+            <w:r>
+              <w:rPr>
+                <w:rFonts w:ascii="Arial" w:eastAsia="Arial" w:hAnsi="Arial" w:cs="Arial"/>
+                <w:color w:val="000000"/>
+                <w:sz w:val="20"/>
+                <w:szCs w:val="20"/>
+              </w:rPr>
+              <w:t>grain_12k</w:t>
+            </w:r>
+          </w:p>
+        </w:tc>
+        <w:tc>
+          <w:tcPr>
+            <w:tcW w:w="1440" w:type="dxa"/>
+            <w:tcBorders>
+              <w:top w:val="none" w:sz="0" w:space="0" w:color="000000"/>
+              <w:left w:val="none" w:sz="0" w:space="0" w:color="000000"/>
+              <w:bottom w:val="none" w:sz="0" w:space="0" w:color="000000"/>
+              <w:right w:val="none" w:sz="0" w:space="0" w:color="000000"/>
+            </w:tcBorders>
+            <w:shd w:val="clear" w:color="auto" w:fill="FFFFFF"/>
+            <w:tcMar>
+              <w:top w:w="0" w:type="dxa"/>
+              <w:left w:w="0" w:type="dxa"/>
+              <w:bottom w:w="0" w:type="dxa"/>
+              <w:right w:w="0" w:type="dxa"/>
+            </w:tcMar>
+            <w:vAlign w:val="center"/>
+          </w:tcPr>
+          <w:p>
+            <w:pPr>
+              <w:pBdr>
+                <w:top w:val="none" w:sz="0" w:space="0" w:color="000000"/>
+                <w:left w:val="none" w:sz="0" w:space="0" w:color="000000"/>
+                <w:bottom w:val="none" w:sz="0" w:space="0" w:color="000000"/>
+                <w:right w:val="none" w:sz="0" w:space="0" w:color="000000"/>
+              </w:pBdr>
+              <w:spacing w:before="100" w:after="100"/>
+              <w:ind w:left="100" w:right="100"/>
+            </w:pPr>
+            <w:r>
+              <w:rPr>
+                <w:rFonts w:ascii="Arial" w:eastAsia="Arial" w:hAnsi="Arial" w:cs="Arial"/>
+                <w:color w:val="000000"/>
+                <w:sz w:val="20"/>
+                <w:szCs w:val="20"/>
+              </w:rPr>
+              <w:t>CropCh</w:t>
+            </w:r>
+          </w:p>
+        </w:tc>
+        <w:tc>
+          <w:tcPr>
+            <w:tcW w:w="1008" w:type="dxa"/>
+            <w:tcBorders>
+              <w:top w:val="none" w:sz="0" w:space="0" w:color="000000"/>
+              <w:left w:val="none" w:sz="0" w:space="0" w:color="000000"/>
+              <w:bottom w:val="none" w:sz="0" w:space="0" w:color="000000"/>
+              <w:right w:val="none" w:sz="0" w:space="0" w:color="000000"/>
+            </w:tcBorders>
+            <w:shd w:val="clear" w:color="auto" w:fill="FFFFFF"/>
+            <w:tcMar>
+              <w:top w:w="0" w:type="dxa"/>
+              <w:left w:w="0" w:type="dxa"/>
+              <w:bottom w:w="0" w:type="dxa"/>
+              <w:right w:w="0" w:type="dxa"/>
+            </w:tcMar>
+            <w:vAlign w:val="center"/>
+          </w:tcPr>
+          <w:p>
+            <w:pPr>
+              <w:pBdr>
+                <w:top w:val="none" w:sz="0" w:space="0" w:color="000000"/>
+                <w:left w:val="none" w:sz="0" w:space="0" w:color="000000"/>
+                <w:bottom w:val="none" w:sz="0" w:space="0" w:color="000000"/>
+                <w:right w:val="none" w:sz="0" w:space="0" w:color="000000"/>
+              </w:pBdr>
+              <w:spacing w:before="100" w:after="100"/>
+              <w:ind w:left="100" w:right="100"/>
+              <w:jc w:val="right"/>
+            </w:pPr>
+            <w:r>
+              <w:rPr>
+                <w:rFonts w:ascii="Arial" w:eastAsia="Arial" w:hAnsi="Arial" w:cs="Arial"/>
+                <w:color w:val="000000"/>
+                <w:sz w:val="20"/>
+                <w:szCs w:val="20"/>
+              </w:rPr>
+              <w:t>2</w:t>
+            </w:r>
+          </w:p>
+        </w:tc>
+        <w:tc>
+          <w:tcPr>
+            <w:tcW w:w="1008" w:type="dxa"/>
+            <w:tcBorders>
+              <w:top w:val="none" w:sz="0" w:space="0" w:color="000000"/>
+              <w:left w:val="none" w:sz="0" w:space="0" w:color="000000"/>
+              <w:bottom w:val="none" w:sz="0" w:space="0" w:color="000000"/>
+              <w:right w:val="none" w:sz="0" w:space="0" w:color="000000"/>
+            </w:tcBorders>
+            <w:shd w:val="clear" w:color="auto" w:fill="FFFFFF"/>
+            <w:tcMar>
+              <w:top w:w="0" w:type="dxa"/>
+              <w:left w:w="0" w:type="dxa"/>
+              <w:bottom w:w="0" w:type="dxa"/>
+              <w:right w:w="0" w:type="dxa"/>
+            </w:tcMar>
+            <w:vAlign w:val="center"/>
+          </w:tcPr>
+          <w:p>
+            <w:pPr>
+              <w:pBdr>
+                <w:top w:val="none" w:sz="0" w:space="0" w:color="000000"/>
+                <w:left w:val="none" w:sz="0" w:space="0" w:color="000000"/>
+                <w:bottom w:val="none" w:sz="0" w:space="0" w:color="000000"/>
+                <w:right w:val="none" w:sz="0" w:space="0" w:color="000000"/>
+              </w:pBdr>
+              <w:spacing w:before="100" w:after="100"/>
+              <w:ind w:left="100" w:right="100"/>
+              <w:jc w:val="right"/>
+            </w:pPr>
+            <w:r>
+              <w:rPr>
+                <w:rFonts w:ascii="Arial" w:eastAsia="Arial" w:hAnsi="Arial" w:cs="Arial"/>
+                <w:color w:val="000000"/>
+                <w:sz w:val="20"/>
+                <w:szCs w:val="20"/>
+              </w:rPr>
+              <w:t>224.88</w:t>
+            </w:r>
+          </w:p>
+        </w:tc>
+        <w:tc>
+          <w:tcPr>
+            <w:tcW w:w="1008" w:type="dxa"/>
+            <w:tcBorders>
+              <w:top w:val="none" w:sz="0" w:space="0" w:color="000000"/>
+              <w:left w:val="none" w:sz="0" w:space="0" w:color="000000"/>
+              <w:bottom w:val="none" w:sz="0" w:space="0" w:color="000000"/>
+              <w:right w:val="none" w:sz="0" w:space="0" w:color="000000"/>
+            </w:tcBorders>
+            <w:shd w:val="clear" w:color="auto" w:fill="FFFFFF"/>
+            <w:tcMar>
+              <w:top w:w="0" w:type="dxa"/>
+              <w:left w:w="0" w:type="dxa"/>
+              <w:bottom w:w="0" w:type="dxa"/>
+              <w:right w:w="0" w:type="dxa"/>
+            </w:tcMar>
+            <w:vAlign w:val="center"/>
+          </w:tcPr>
+          <w:p>
+            <w:pPr>
+              <w:pBdr>
+                <w:top w:val="none" w:sz="0" w:space="0" w:color="000000"/>
+                <w:left w:val="none" w:sz="0" w:space="0" w:color="000000"/>
+                <w:bottom w:val="none" w:sz="0" w:space="0" w:color="000000"/>
+                <w:right w:val="none" w:sz="0" w:space="0" w:color="000000"/>
+              </w:pBdr>
+              <w:spacing w:before="100" w:after="100"/>
+              <w:ind w:left="100" w:right="100"/>
+              <w:jc w:val="right"/>
+            </w:pPr>
+            <w:r>
+              <w:rPr>
+                <w:rFonts w:ascii="Arial" w:eastAsia="Arial" w:hAnsi="Arial" w:cs="Arial"/>
+                <w:color w:val="000000"/>
+                <w:sz w:val="20"/>
+                <w:szCs w:val="20"/>
+              </w:rPr>
+              <w:t>98.75</w:t>
+            </w:r>
+          </w:p>
+        </w:tc>
+        <w:tc>
+          <w:tcPr>
+            <w:tcW w:w="1152" w:type="dxa"/>
+            <w:tcBorders>
+              <w:top w:val="none" w:sz="0" w:space="0" w:color="000000"/>
+              <w:left w:val="none" w:sz="0" w:space="0" w:color="000000"/>
+              <w:bottom w:val="none" w:sz="0" w:space="0" w:color="000000"/>
+              <w:right w:val="none" w:sz="0" w:space="0" w:color="000000"/>
+            </w:tcBorders>
+            <w:shd w:val="clear" w:color="auto" w:fill="FFFFFF"/>
+            <w:tcMar>
+              <w:top w:w="0" w:type="dxa"/>
+              <w:left w:w="0" w:type="dxa"/>
+              <w:bottom w:w="0" w:type="dxa"/>
+              <w:right w:w="0" w:type="dxa"/>
+            </w:tcMar>
+            <w:vAlign w:val="center"/>
+          </w:tcPr>
+          <w:p>
+            <w:pPr>
+              <w:pBdr>
+                <w:top w:val="none" w:sz="0" w:space="0" w:color="000000"/>
+                <w:left w:val="none" w:sz="0" w:space="0" w:color="000000"/>
+                <w:bottom w:val="none" w:sz="0" w:space="0" w:color="000000"/>
+                <w:right w:val="none" w:sz="0" w:space="0" w:color="000000"/>
+              </w:pBdr>
+              <w:spacing w:before="100" w:after="100"/>
+              <w:ind w:left="100" w:right="100"/>
+            </w:pPr>
+            <w:r>
+              <w:rPr>
+                <w:rFonts w:ascii="Arial" w:eastAsia="Arial" w:hAnsi="Arial" w:cs="Arial"/>
+                <w:color w:val="000000"/>
+                <w:sz w:val="20"/>
+                <w:szCs w:val="20"/>
+              </w:rPr>
+              <w:t>--</w:t>
+            </w:r>
+          </w:p>
+        </w:tc>
+        <w:tc>
+          <w:tcPr>
+            <w:tcW w:w="1152" w:type="dxa"/>
+            <w:tcBorders>
+              <w:top w:val="none" w:sz="0" w:space="0" w:color="000000"/>
+              <w:left w:val="none" w:sz="0" w:space="0" w:color="000000"/>
+              <w:bottom w:val="none" w:sz="0" w:space="0" w:color="000000"/>
+              <w:right w:val="none" w:sz="0" w:space="0" w:color="000000"/>
+            </w:tcBorders>
+            <w:shd w:val="clear" w:color="auto" w:fill="FFFFFF"/>
+            <w:tcMar>
+              <w:top w:w="0" w:type="dxa"/>
+              <w:left w:w="0" w:type="dxa"/>
+              <w:bottom w:w="0" w:type="dxa"/>
+              <w:right w:w="0" w:type="dxa"/>
+            </w:tcMar>
+            <w:vAlign w:val="center"/>
+          </w:tcPr>
+          <w:p>
+            <w:pPr>
+              <w:pBdr>
+                <w:top w:val="none" w:sz="0" w:space="0" w:color="000000"/>
+                <w:left w:val="none" w:sz="0" w:space="0" w:color="000000"/>
+                <w:bottom w:val="none" w:sz="0" w:space="0" w:color="000000"/>
+                <w:right w:val="none" w:sz="0" w:space="0" w:color="000000"/>
+              </w:pBdr>
+              <w:spacing w:before="100" w:after="100"/>
+              <w:ind w:left="100" w:right="100"/>
+            </w:pPr>
+            <w:r>
+              <w:rPr>
+                <w:rFonts w:ascii="Arial" w:eastAsia="Arial" w:hAnsi="Arial" w:cs="Arial"/>
+                <w:color w:val="000000"/>
+                <w:sz w:val="20"/>
+                <w:szCs w:val="20"/>
+              </w:rPr>
+              <w:t>--</w:t>
+            </w:r>
+          </w:p>
+        </w:tc>
+      </w:tr>
+      <w:tr>
+        <w:trPr>
+          <w:jc w:val="center"/>
+        </w:trPr>
+        <w:tc>
+          <w:tcPr>
+            <w:tcW w:w="2448" w:type="dxa"/>
+            <w:tcBorders>
+              <w:top w:val="none" w:sz="0" w:space="0" w:color="000000"/>
+              <w:left w:val="none" w:sz="0" w:space="0" w:color="000000"/>
+              <w:bottom w:val="none" w:sz="0" w:space="0" w:color="000000"/>
+              <w:right w:val="none" w:sz="0" w:space="0" w:color="000000"/>
+            </w:tcBorders>
+            <w:shd w:val="clear" w:color="auto" w:fill="FFFFFF"/>
+            <w:tcMar>
+              <w:top w:w="0" w:type="dxa"/>
+              <w:left w:w="0" w:type="dxa"/>
+              <w:bottom w:w="0" w:type="dxa"/>
+              <w:right w:w="0" w:type="dxa"/>
+            </w:tcMar>
+            <w:vAlign w:val="center"/>
+          </w:tcPr>
+          <w:p>
+            <w:pPr>
+              <w:pBdr>
+                <w:top w:val="none" w:sz="0" w:space="0" w:color="000000"/>
+                <w:left w:val="none" w:sz="0" w:space="0" w:color="000000"/>
+                <w:bottom w:val="none" w:sz="0" w:space="0" w:color="000000"/>
+                <w:right w:val="none" w:sz="0" w:space="0" w:color="000000"/>
+              </w:pBdr>
+              <w:spacing w:before="100" w:after="100"/>
+              <w:ind w:left="100" w:right="100"/>
+            </w:pPr>
+            <w:r>
+              <w:rPr>
+                <w:rFonts w:ascii="Arial" w:eastAsia="Arial" w:hAnsi="Arial" w:cs="Arial"/>
+                <w:color w:val="000000"/>
+                <w:sz w:val="20"/>
+                <w:szCs w:val="20"/>
+              </w:rPr>
+              <w:t>grain_14k</w:t>
+            </w:r>
+          </w:p>
+        </w:tc>
+        <w:tc>
+          <w:tcPr>
+            <w:tcW w:w="1440" w:type="dxa"/>
+            <w:tcBorders>
+              <w:top w:val="none" w:sz="0" w:space="0" w:color="000000"/>
+              <w:left w:val="none" w:sz="0" w:space="0" w:color="000000"/>
+              <w:bottom w:val="none" w:sz="0" w:space="0" w:color="000000"/>
+              <w:right w:val="none" w:sz="0" w:space="0" w:color="000000"/>
+            </w:tcBorders>
+            <w:shd w:val="clear" w:color="auto" w:fill="FFFFFF"/>
+            <w:tcMar>
+              <w:top w:w="0" w:type="dxa"/>
+              <w:left w:w="0" w:type="dxa"/>
+              <w:bottom w:w="0" w:type="dxa"/>
+              <w:right w:w="0" w:type="dxa"/>
+            </w:tcMar>
+            <w:vAlign w:val="center"/>
+          </w:tcPr>
+          <w:p>
+            <w:pPr>
+              <w:pBdr>
+                <w:top w:val="none" w:sz="0" w:space="0" w:color="000000"/>
+                <w:left w:val="none" w:sz="0" w:space="0" w:color="000000"/>
+                <w:bottom w:val="none" w:sz="0" w:space="0" w:color="000000"/>
+                <w:right w:val="none" w:sz="0" w:space="0" w:color="000000"/>
+              </w:pBdr>
+              <w:spacing w:before="100" w:after="100"/>
+              <w:ind w:left="100" w:right="100"/>
+            </w:pPr>
+            <w:r>
+              <w:rPr>
+                <w:rFonts w:ascii="Arial" w:eastAsia="Arial" w:hAnsi="Arial" w:cs="Arial"/>
+                <w:color w:val="000000"/>
+                <w:sz w:val="20"/>
+                <w:szCs w:val="20"/>
+              </w:rPr>
+              <w:t>CropCh</w:t>
+            </w:r>
+          </w:p>
+        </w:tc>
+        <w:tc>
+          <w:tcPr>
+            <w:tcW w:w="1008" w:type="dxa"/>
+            <w:tcBorders>
+              <w:top w:val="none" w:sz="0" w:space="0" w:color="000000"/>
+              <w:left w:val="none" w:sz="0" w:space="0" w:color="000000"/>
+              <w:bottom w:val="none" w:sz="0" w:space="0" w:color="000000"/>
+              <w:right w:val="none" w:sz="0" w:space="0" w:color="000000"/>
+            </w:tcBorders>
+            <w:shd w:val="clear" w:color="auto" w:fill="FFFFFF"/>
+            <w:tcMar>
+              <w:top w:w="0" w:type="dxa"/>
+              <w:left w:w="0" w:type="dxa"/>
+              <w:bottom w:w="0" w:type="dxa"/>
+              <w:right w:w="0" w:type="dxa"/>
+            </w:tcMar>
+            <w:vAlign w:val="center"/>
+          </w:tcPr>
+          <w:p>
+            <w:pPr>
+              <w:pBdr>
+                <w:top w:val="none" w:sz="0" w:space="0" w:color="000000"/>
+                <w:left w:val="none" w:sz="0" w:space="0" w:color="000000"/>
+                <w:bottom w:val="none" w:sz="0" w:space="0" w:color="000000"/>
+                <w:right w:val="none" w:sz="0" w:space="0" w:color="000000"/>
+              </w:pBdr>
+              <w:spacing w:before="100" w:after="100"/>
+              <w:ind w:left="100" w:right="100"/>
+              <w:jc w:val="right"/>
+            </w:pPr>
+            <w:r>
+              <w:rPr>
+                <w:rFonts w:ascii="Arial" w:eastAsia="Arial" w:hAnsi="Arial" w:cs="Arial"/>
+                <w:color w:val="000000"/>
+                <w:sz w:val="20"/>
+                <w:szCs w:val="20"/>
+              </w:rPr>
+              <w:t>2</w:t>
+            </w:r>
+          </w:p>
+        </w:tc>
+        <w:tc>
+          <w:tcPr>
+            <w:tcW w:w="1008" w:type="dxa"/>
+            <w:tcBorders>
+              <w:top w:val="none" w:sz="0" w:space="0" w:color="000000"/>
+              <w:left w:val="none" w:sz="0" w:space="0" w:color="000000"/>
+              <w:bottom w:val="none" w:sz="0" w:space="0" w:color="000000"/>
+              <w:right w:val="none" w:sz="0" w:space="0" w:color="000000"/>
+            </w:tcBorders>
+            <w:shd w:val="clear" w:color="auto" w:fill="FFFFFF"/>
+            <w:tcMar>
+              <w:top w:w="0" w:type="dxa"/>
+              <w:left w:w="0" w:type="dxa"/>
+              <w:bottom w:w="0" w:type="dxa"/>
+              <w:right w:w="0" w:type="dxa"/>
+            </w:tcMar>
+            <w:vAlign w:val="center"/>
+          </w:tcPr>
+          <w:p>
+            <w:pPr>
+              <w:pBdr>
+                <w:top w:val="none" w:sz="0" w:space="0" w:color="000000"/>
+                <w:left w:val="none" w:sz="0" w:space="0" w:color="000000"/>
+                <w:bottom w:val="none" w:sz="0" w:space="0" w:color="000000"/>
+                <w:right w:val="none" w:sz="0" w:space="0" w:color="000000"/>
+              </w:pBdr>
+              <w:spacing w:before="100" w:after="100"/>
+              <w:ind w:left="100" w:right="100"/>
+              <w:jc w:val="right"/>
+            </w:pPr>
+            <w:r>
+              <w:rPr>
+                <w:rFonts w:ascii="Arial" w:eastAsia="Arial" w:hAnsi="Arial" w:cs="Arial"/>
+                <w:color w:val="000000"/>
+                <w:sz w:val="20"/>
+                <w:szCs w:val="20"/>
+              </w:rPr>
+              <w:t>229.34</w:t>
+            </w:r>
+          </w:p>
+        </w:tc>
+        <w:tc>
+          <w:tcPr>
+            <w:tcW w:w="1008" w:type="dxa"/>
+            <w:tcBorders>
+              <w:top w:val="none" w:sz="0" w:space="0" w:color="000000"/>
+              <w:left w:val="none" w:sz="0" w:space="0" w:color="000000"/>
+              <w:bottom w:val="none" w:sz="0" w:space="0" w:color="000000"/>
+              <w:right w:val="none" w:sz="0" w:space="0" w:color="000000"/>
+            </w:tcBorders>
+            <w:shd w:val="clear" w:color="auto" w:fill="FFFFFF"/>
+            <w:tcMar>
+              <w:top w:w="0" w:type="dxa"/>
+              <w:left w:w="0" w:type="dxa"/>
+              <w:bottom w:w="0" w:type="dxa"/>
+              <w:right w:w="0" w:type="dxa"/>
+            </w:tcMar>
+            <w:vAlign w:val="center"/>
+          </w:tcPr>
+          <w:p>
+            <w:pPr>
+              <w:pBdr>
+                <w:top w:val="none" w:sz="0" w:space="0" w:color="000000"/>
+                <w:left w:val="none" w:sz="0" w:space="0" w:color="000000"/>
+                <w:bottom w:val="none" w:sz="0" w:space="0" w:color="000000"/>
+                <w:right w:val="none" w:sz="0" w:space="0" w:color="000000"/>
+              </w:pBdr>
+              <w:spacing w:before="100" w:after="100"/>
+              <w:ind w:left="100" w:right="100"/>
+              <w:jc w:val="right"/>
+            </w:pPr>
+            <w:r>
+              <w:rPr>
+                <w:rFonts w:ascii="Arial" w:eastAsia="Arial" w:hAnsi="Arial" w:cs="Arial"/>
+                <w:color w:val="000000"/>
+                <w:sz w:val="20"/>
+                <w:szCs w:val="20"/>
+              </w:rPr>
+              <w:t>93.16</w:t>
+            </w:r>
+          </w:p>
+        </w:tc>
+        <w:tc>
+          <w:tcPr>
+            <w:tcW w:w="1152" w:type="dxa"/>
+            <w:tcBorders>
+              <w:top w:val="none" w:sz="0" w:space="0" w:color="000000"/>
+              <w:left w:val="none" w:sz="0" w:space="0" w:color="000000"/>
+              <w:bottom w:val="none" w:sz="0" w:space="0" w:color="000000"/>
+              <w:right w:val="none" w:sz="0" w:space="0" w:color="000000"/>
+            </w:tcBorders>
+            <w:shd w:val="clear" w:color="auto" w:fill="FFFFFF"/>
+            <w:tcMar>
+              <w:top w:w="0" w:type="dxa"/>
+              <w:left w:w="0" w:type="dxa"/>
+              <w:bottom w:w="0" w:type="dxa"/>
+              <w:right w:w="0" w:type="dxa"/>
+            </w:tcMar>
+            <w:vAlign w:val="center"/>
+          </w:tcPr>
+          <w:p>
+            <w:pPr>
+              <w:pBdr>
+                <w:top w:val="none" w:sz="0" w:space="0" w:color="000000"/>
+                <w:left w:val="none" w:sz="0" w:space="0" w:color="000000"/>
+                <w:bottom w:val="none" w:sz="0" w:space="0" w:color="000000"/>
+                <w:right w:val="none" w:sz="0" w:space="0" w:color="000000"/>
+              </w:pBdr>
+              <w:spacing w:before="100" w:after="100"/>
+              <w:ind w:left="100" w:right="100"/>
+            </w:pPr>
+            <w:r>
+              <w:rPr>
+                <w:rFonts w:ascii="Arial" w:eastAsia="Arial" w:hAnsi="Arial" w:cs="Arial"/>
+                <w:color w:val="000000"/>
+                <w:sz w:val="20"/>
+                <w:szCs w:val="20"/>
+              </w:rPr>
+              <w:t>--</w:t>
+            </w:r>
+          </w:p>
+        </w:tc>
+        <w:tc>
+          <w:tcPr>
+            <w:tcW w:w="1152" w:type="dxa"/>
+            <w:tcBorders>
+              <w:top w:val="none" w:sz="0" w:space="0" w:color="000000"/>
+              <w:left w:val="none" w:sz="0" w:space="0" w:color="000000"/>
+              <w:bottom w:val="none" w:sz="0" w:space="0" w:color="000000"/>
+              <w:right w:val="none" w:sz="0" w:space="0" w:color="000000"/>
+            </w:tcBorders>
+            <w:shd w:val="clear" w:color="auto" w:fill="FFFFFF"/>
+            <w:tcMar>
+              <w:top w:w="0" w:type="dxa"/>
+              <w:left w:w="0" w:type="dxa"/>
+              <w:bottom w:w="0" w:type="dxa"/>
+              <w:right w:w="0" w:type="dxa"/>
+            </w:tcMar>
+            <w:vAlign w:val="center"/>
+          </w:tcPr>
+          <w:p>
+            <w:pPr>
+              <w:pBdr>
+                <w:top w:val="none" w:sz="0" w:space="0" w:color="000000"/>
+                <w:left w:val="none" w:sz="0" w:space="0" w:color="000000"/>
+                <w:bottom w:val="none" w:sz="0" w:space="0" w:color="000000"/>
+                <w:right w:val="none" w:sz="0" w:space="0" w:color="000000"/>
+              </w:pBdr>
+              <w:spacing w:before="100" w:after="100"/>
+              <w:ind w:left="100" w:right="100"/>
+            </w:pPr>
+            <w:r>
+              <w:rPr>
+                <w:rFonts w:ascii="Arial" w:eastAsia="Arial" w:hAnsi="Arial" w:cs="Arial"/>
+                <w:color w:val="000000"/>
+                <w:sz w:val="20"/>
+                <w:szCs w:val="20"/>
+              </w:rPr>
+              <w:t>--</w:t>
+            </w:r>
+          </w:p>
+        </w:tc>
+      </w:tr>
+      <w:tr>
+        <w:trPr>
+          <w:jc w:val="center"/>
+        </w:trPr>
+        <w:tc>
+          <w:tcPr>
+            <w:tcW w:w="2448" w:type="dxa"/>
+            <w:tcBorders>
+              <w:top w:val="none" w:sz="0" w:space="0" w:color="000000"/>
+              <w:left w:val="none" w:sz="0" w:space="0" w:color="000000"/>
+              <w:bottom w:val="none" w:sz="0" w:space="0" w:color="000000"/>
+              <w:right w:val="none" w:sz="0" w:space="0" w:color="000000"/>
+            </w:tcBorders>
+            <w:shd w:val="clear" w:color="auto" w:fill="FFFFFF"/>
+            <w:tcMar>
+              <w:top w:w="0" w:type="dxa"/>
+              <w:left w:w="0" w:type="dxa"/>
+              <w:bottom w:w="0" w:type="dxa"/>
+              <w:right w:w="0" w:type="dxa"/>
+            </w:tcMar>
+            <w:vAlign w:val="center"/>
+          </w:tcPr>
+          <w:p>
+            <w:pPr>
+              <w:pBdr>
+                <w:top w:val="none" w:sz="0" w:space="0" w:color="000000"/>
+                <w:left w:val="none" w:sz="0" w:space="0" w:color="000000"/>
+                <w:bottom w:val="none" w:sz="0" w:space="0" w:color="000000"/>
+                <w:right w:val="none" w:sz="0" w:space="0" w:color="000000"/>
+              </w:pBdr>
+              <w:spacing w:before="100" w:after="100"/>
+              <w:ind w:left="100" w:right="100"/>
+            </w:pPr>
+            <w:r>
+              <w:rPr>
+                <w:rFonts w:ascii="Arial" w:eastAsia="Arial" w:hAnsi="Arial" w:cs="Arial"/>
+                <w:color w:val="000000"/>
+                <w:sz w:val="20"/>
+                <w:szCs w:val="20"/>
+              </w:rPr>
+              <w:t>grain_6k</w:t>
+            </w:r>
+          </w:p>
+        </w:tc>
+        <w:tc>
+          <w:tcPr>
+            <w:tcW w:w="1440" w:type="dxa"/>
+            <w:tcBorders>
+              <w:top w:val="none" w:sz="0" w:space="0" w:color="000000"/>
+              <w:left w:val="none" w:sz="0" w:space="0" w:color="000000"/>
+              <w:bottom w:val="none" w:sz="0" w:space="0" w:color="000000"/>
+              <w:right w:val="none" w:sz="0" w:space="0" w:color="000000"/>
+            </w:tcBorders>
+            <w:shd w:val="clear" w:color="auto" w:fill="FFFFFF"/>
+            <w:tcMar>
+              <w:top w:w="0" w:type="dxa"/>
+              <w:left w:w="0" w:type="dxa"/>
+              <w:bottom w:w="0" w:type="dxa"/>
+              <w:right w:w="0" w:type="dxa"/>
+            </w:tcMar>
+            <w:vAlign w:val="center"/>
+          </w:tcPr>
+          <w:p>
+            <w:pPr>
+              <w:pBdr>
+                <w:top w:val="none" w:sz="0" w:space="0" w:color="000000"/>
+                <w:left w:val="none" w:sz="0" w:space="0" w:color="000000"/>
+                <w:bottom w:val="none" w:sz="0" w:space="0" w:color="000000"/>
+                <w:right w:val="none" w:sz="0" w:space="0" w:color="000000"/>
+              </w:pBdr>
+              <w:spacing w:before="100" w:after="100"/>
+              <w:ind w:left="100" w:right="100"/>
+            </w:pPr>
+            <w:r>
+              <w:rPr>
+                <w:rFonts w:ascii="Arial" w:eastAsia="Arial" w:hAnsi="Arial" w:cs="Arial"/>
+                <w:color w:val="000000"/>
+                <w:sz w:val="20"/>
+                <w:szCs w:val="20"/>
+              </w:rPr>
+              <w:t>CropCh</w:t>
+            </w:r>
+          </w:p>
+        </w:tc>
+        <w:tc>
+          <w:tcPr>
+            <w:tcW w:w="1008" w:type="dxa"/>
+            <w:tcBorders>
+              <w:top w:val="none" w:sz="0" w:space="0" w:color="000000"/>
+              <w:left w:val="none" w:sz="0" w:space="0" w:color="000000"/>
+              <w:bottom w:val="none" w:sz="0" w:space="0" w:color="000000"/>
+              <w:right w:val="none" w:sz="0" w:space="0" w:color="000000"/>
+            </w:tcBorders>
+            <w:shd w:val="clear" w:color="auto" w:fill="FFFFFF"/>
+            <w:tcMar>
+              <w:top w:w="0" w:type="dxa"/>
+              <w:left w:w="0" w:type="dxa"/>
+              <w:bottom w:w="0" w:type="dxa"/>
+              <w:right w:w="0" w:type="dxa"/>
+            </w:tcMar>
+            <w:vAlign w:val="center"/>
+          </w:tcPr>
+          <w:p>
+            <w:pPr>
+              <w:pBdr>
+                <w:top w:val="none" w:sz="0" w:space="0" w:color="000000"/>
+                <w:left w:val="none" w:sz="0" w:space="0" w:color="000000"/>
+                <w:bottom w:val="none" w:sz="0" w:space="0" w:color="000000"/>
+                <w:right w:val="none" w:sz="0" w:space="0" w:color="000000"/>
+              </w:pBdr>
+              <w:spacing w:before="100" w:after="100"/>
+              <w:ind w:left="100" w:right="100"/>
+              <w:jc w:val="right"/>
+            </w:pPr>
+            <w:r>
+              <w:rPr>
+                <w:rFonts w:ascii="Arial" w:eastAsia="Arial" w:hAnsi="Arial" w:cs="Arial"/>
+                <w:color w:val="000000"/>
+                <w:sz w:val="20"/>
+                <w:szCs w:val="20"/>
+              </w:rPr>
+              <w:t>2</w:t>
+            </w:r>
+          </w:p>
+        </w:tc>
+        <w:tc>
+          <w:tcPr>
+            <w:tcW w:w="1008" w:type="dxa"/>
+            <w:tcBorders>
+              <w:top w:val="none" w:sz="0" w:space="0" w:color="000000"/>
+              <w:left w:val="none" w:sz="0" w:space="0" w:color="000000"/>
+              <w:bottom w:val="none" w:sz="0" w:space="0" w:color="000000"/>
+              <w:right w:val="none" w:sz="0" w:space="0" w:color="000000"/>
+            </w:tcBorders>
+            <w:shd w:val="clear" w:color="auto" w:fill="FFFFFF"/>
+            <w:tcMar>
+              <w:top w:w="0" w:type="dxa"/>
+              <w:left w:w="0" w:type="dxa"/>
+              <w:bottom w:w="0" w:type="dxa"/>
+              <w:right w:w="0" w:type="dxa"/>
+            </w:tcMar>
+            <w:vAlign w:val="center"/>
+          </w:tcPr>
+          <w:p>
+            <w:pPr>
+              <w:pBdr>
+                <w:top w:val="none" w:sz="0" w:space="0" w:color="000000"/>
+                <w:left w:val="none" w:sz="0" w:space="0" w:color="000000"/>
+                <w:bottom w:val="none" w:sz="0" w:space="0" w:color="000000"/>
+                <w:right w:val="none" w:sz="0" w:space="0" w:color="000000"/>
+              </w:pBdr>
+              <w:spacing w:before="100" w:after="100"/>
+              <w:ind w:left="100" w:right="100"/>
+              <w:jc w:val="right"/>
+            </w:pPr>
+            <w:r>
+              <w:rPr>
+                <w:rFonts w:ascii="Arial" w:eastAsia="Arial" w:hAnsi="Arial" w:cs="Arial"/>
+                <w:color w:val="000000"/>
+                <w:sz w:val="20"/>
+                <w:szCs w:val="20"/>
+              </w:rPr>
+              <w:t>231.33</w:t>
+            </w:r>
+          </w:p>
+        </w:tc>
+        <w:tc>
+          <w:tcPr>
+            <w:tcW w:w="1008" w:type="dxa"/>
+            <w:tcBorders>
+              <w:top w:val="none" w:sz="0" w:space="0" w:color="000000"/>
+              <w:left w:val="none" w:sz="0" w:space="0" w:color="000000"/>
+              <w:bottom w:val="none" w:sz="0" w:space="0" w:color="000000"/>
+              <w:right w:val="none" w:sz="0" w:space="0" w:color="000000"/>
+            </w:tcBorders>
+            <w:shd w:val="clear" w:color="auto" w:fill="FFFFFF"/>
+            <w:tcMar>
+              <w:top w:w="0" w:type="dxa"/>
+              <w:left w:w="0" w:type="dxa"/>
+              <w:bottom w:w="0" w:type="dxa"/>
+              <w:right w:w="0" w:type="dxa"/>
+            </w:tcMar>
+            <w:vAlign w:val="center"/>
+          </w:tcPr>
+          <w:p>
+            <w:pPr>
+              <w:pBdr>
+                <w:top w:val="none" w:sz="0" w:space="0" w:color="000000"/>
+                <w:left w:val="none" w:sz="0" w:space="0" w:color="000000"/>
+                <w:bottom w:val="none" w:sz="0" w:space="0" w:color="000000"/>
+                <w:right w:val="none" w:sz="0" w:space="0" w:color="000000"/>
+              </w:pBdr>
+              <w:spacing w:before="100" w:after="100"/>
+              <w:ind w:left="100" w:right="100"/>
+              <w:jc w:val="right"/>
+            </w:pPr>
+            <w:r>
+              <w:rPr>
+                <w:rFonts w:ascii="Arial" w:eastAsia="Arial" w:hAnsi="Arial" w:cs="Arial"/>
+                <w:color w:val="000000"/>
+                <w:sz w:val="20"/>
+                <w:szCs w:val="20"/>
+              </w:rPr>
+              <w:t>108.81</w:t>
+            </w:r>
+          </w:p>
+        </w:tc>
+        <w:tc>
+          <w:tcPr>
+            <w:tcW w:w="1152" w:type="dxa"/>
+            <w:tcBorders>
+              <w:top w:val="none" w:sz="0" w:space="0" w:color="000000"/>
+              <w:left w:val="none" w:sz="0" w:space="0" w:color="000000"/>
+              <w:bottom w:val="none" w:sz="0" w:space="0" w:color="000000"/>
+              <w:right w:val="none" w:sz="0" w:space="0" w:color="000000"/>
+            </w:tcBorders>
+            <w:shd w:val="clear" w:color="auto" w:fill="FFFFFF"/>
+            <w:tcMar>
+              <w:top w:w="0" w:type="dxa"/>
+              <w:left w:w="0" w:type="dxa"/>
+              <w:bottom w:w="0" w:type="dxa"/>
+              <w:right w:w="0" w:type="dxa"/>
+            </w:tcMar>
+            <w:vAlign w:val="center"/>
+          </w:tcPr>
+          <w:p>
+            <w:pPr>
+              <w:pBdr>
+                <w:top w:val="none" w:sz="0" w:space="0" w:color="000000"/>
+                <w:left w:val="none" w:sz="0" w:space="0" w:color="000000"/>
+                <w:bottom w:val="none" w:sz="0" w:space="0" w:color="000000"/>
+                <w:right w:val="none" w:sz="0" w:space="0" w:color="000000"/>
+              </w:pBdr>
+              <w:spacing w:before="100" w:after="100"/>
+              <w:ind w:left="100" w:right="100"/>
+            </w:pPr>
+            <w:r>
+              <w:rPr>
+                <w:rFonts w:ascii="Arial" w:eastAsia="Arial" w:hAnsi="Arial" w:cs="Arial"/>
+                <w:color w:val="000000"/>
+                <w:sz w:val="20"/>
+                <w:szCs w:val="20"/>
+              </w:rPr>
+              <w:t>--</w:t>
+            </w:r>
+          </w:p>
+        </w:tc>
+        <w:tc>
+          <w:tcPr>
+            <w:tcW w:w="1152" w:type="dxa"/>
+            <w:tcBorders>
+              <w:top w:val="none" w:sz="0" w:space="0" w:color="000000"/>
+              <w:left w:val="none" w:sz="0" w:space="0" w:color="000000"/>
+              <w:bottom w:val="none" w:sz="0" w:space="0" w:color="000000"/>
+              <w:right w:val="none" w:sz="0" w:space="0" w:color="000000"/>
+            </w:tcBorders>
+            <w:shd w:val="clear" w:color="auto" w:fill="FFFFFF"/>
+            <w:tcMar>
+              <w:top w:w="0" w:type="dxa"/>
+              <w:left w:w="0" w:type="dxa"/>
+              <w:bottom w:w="0" w:type="dxa"/>
+              <w:right w:w="0" w:type="dxa"/>
+            </w:tcMar>
+            <w:vAlign w:val="center"/>
+          </w:tcPr>
+          <w:p>
+            <w:pPr>
+              <w:pBdr>
+                <w:top w:val="none" w:sz="0" w:space="0" w:color="000000"/>
+                <w:left w:val="none" w:sz="0" w:space="0" w:color="000000"/>
+                <w:bottom w:val="none" w:sz="0" w:space="0" w:color="000000"/>
+                <w:right w:val="none" w:sz="0" w:space="0" w:color="000000"/>
+              </w:pBdr>
+              <w:spacing w:before="100" w:after="100"/>
+              <w:ind w:left="100" w:right="100"/>
+            </w:pPr>
+            <w:r>
+              <w:rPr>
+                <w:rFonts w:ascii="Arial" w:eastAsia="Arial" w:hAnsi="Arial" w:cs="Arial"/>
+                <w:color w:val="000000"/>
+                <w:sz w:val="20"/>
+                <w:szCs w:val="20"/>
+              </w:rPr>
+              <w:t>--</w:t>
+            </w:r>
+          </w:p>
+        </w:tc>
+      </w:tr>
+      <w:tr>
+        <w:trPr>
+          <w:jc w:val="center"/>
+        </w:trPr>
+        <w:tc>
+          <w:tcPr>
+            <w:tcW w:w="2448" w:type="dxa"/>
+            <w:tcBorders>
+              <w:top w:val="none" w:sz="0" w:space="0" w:color="000000"/>
+              <w:left w:val="none" w:sz="0" w:space="0" w:color="000000"/>
+              <w:bottom w:val="none" w:sz="0" w:space="0" w:color="000000"/>
+              <w:right w:val="none" w:sz="0" w:space="0" w:color="000000"/>
+            </w:tcBorders>
+            <w:shd w:val="clear" w:color="auto" w:fill="FFFFFF"/>
+            <w:tcMar>
+              <w:top w:w="0" w:type="dxa"/>
+              <w:left w:w="0" w:type="dxa"/>
+              <w:bottom w:w="0" w:type="dxa"/>
+              <w:right w:w="0" w:type="dxa"/>
+            </w:tcMar>
+            <w:vAlign w:val="center"/>
+          </w:tcPr>
+          <w:p>
+            <w:pPr>
+              <w:pBdr>
+                <w:top w:val="none" w:sz="0" w:space="0" w:color="000000"/>
+                <w:left w:val="none" w:sz="0" w:space="0" w:color="000000"/>
+                <w:bottom w:val="none" w:sz="0" w:space="0" w:color="000000"/>
+                <w:right w:val="none" w:sz="0" w:space="0" w:color="000000"/>
+              </w:pBdr>
+              <w:spacing w:before="100" w:after="100"/>
+              <w:ind w:left="100" w:right="100"/>
+            </w:pPr>
+            <w:r>
+              <w:rPr>
+                <w:rFonts w:ascii="Arial" w:eastAsia="Arial" w:hAnsi="Arial" w:cs="Arial"/>
+                <w:color w:val="000000"/>
+                <w:sz w:val="20"/>
+                <w:szCs w:val="20"/>
+              </w:rPr>
+              <w:t>irr_eff_0.1</w:t>
+            </w:r>
+          </w:p>
+        </w:tc>
+        <w:tc>
+          <w:tcPr>
+            <w:tcW w:w="1440" w:type="dxa"/>
+            <w:tcBorders>
+              <w:top w:val="none" w:sz="0" w:space="0" w:color="000000"/>
+              <w:left w:val="none" w:sz="0" w:space="0" w:color="000000"/>
+              <w:bottom w:val="none" w:sz="0" w:space="0" w:color="000000"/>
+              <w:right w:val="none" w:sz="0" w:space="0" w:color="000000"/>
+            </w:tcBorders>
+            <w:shd w:val="clear" w:color="auto" w:fill="FFFFFF"/>
+            <w:tcMar>
+              <w:top w:w="0" w:type="dxa"/>
+              <w:left w:w="0" w:type="dxa"/>
+              <w:bottom w:w="0" w:type="dxa"/>
+              <w:right w:w="0" w:type="dxa"/>
+            </w:tcMar>
+            <w:vAlign w:val="center"/>
+          </w:tcPr>
+          <w:p>
+            <w:pPr>
+              <w:pBdr>
+                <w:top w:val="none" w:sz="0" w:space="0" w:color="000000"/>
+                <w:left w:val="none" w:sz="0" w:space="0" w:color="000000"/>
+                <w:bottom w:val="none" w:sz="0" w:space="0" w:color="000000"/>
+                <w:right w:val="none" w:sz="0" w:space="0" w:color="000000"/>
+              </w:pBdr>
+              <w:spacing w:before="100" w:after="100"/>
+              <w:ind w:left="100" w:right="100"/>
+            </w:pPr>
+            <w:r>
+              <w:rPr>
+                <w:rFonts w:ascii="Arial" w:eastAsia="Arial" w:hAnsi="Arial" w:cs="Arial"/>
+                <w:color w:val="000000"/>
+                <w:sz w:val="20"/>
+                <w:szCs w:val="20"/>
+              </w:rPr>
+              <w:t>IrrEff</w:t>
+            </w:r>
+          </w:p>
+        </w:tc>
+        <w:tc>
+          <w:tcPr>
+            <w:tcW w:w="1008" w:type="dxa"/>
+            <w:tcBorders>
+              <w:top w:val="none" w:sz="0" w:space="0" w:color="000000"/>
+              <w:left w:val="none" w:sz="0" w:space="0" w:color="000000"/>
+              <w:bottom w:val="none" w:sz="0" w:space="0" w:color="000000"/>
+              <w:right w:val="none" w:sz="0" w:space="0" w:color="000000"/>
+            </w:tcBorders>
+            <w:shd w:val="clear" w:color="auto" w:fill="FFFFFF"/>
+            <w:tcMar>
+              <w:top w:w="0" w:type="dxa"/>
+              <w:left w:w="0" w:type="dxa"/>
+              <w:bottom w:w="0" w:type="dxa"/>
+              <w:right w:w="0" w:type="dxa"/>
+            </w:tcMar>
+            <w:vAlign w:val="center"/>
+          </w:tcPr>
+          <w:p>
+            <w:pPr>
+              <w:pBdr>
+                <w:top w:val="none" w:sz="0" w:space="0" w:color="000000"/>
+                <w:left w:val="none" w:sz="0" w:space="0" w:color="000000"/>
+                <w:bottom w:val="none" w:sz="0" w:space="0" w:color="000000"/>
+                <w:right w:val="none" w:sz="0" w:space="0" w:color="000000"/>
+              </w:pBdr>
+              <w:spacing w:before="100" w:after="100"/>
+              <w:ind w:left="100" w:right="100"/>
+              <w:jc w:val="right"/>
+            </w:pPr>
+            <w:r>
+              <w:rPr>
+                <w:rFonts w:ascii="Arial" w:eastAsia="Arial" w:hAnsi="Arial" w:cs="Arial"/>
+                <w:color w:val="000000"/>
+                <w:sz w:val="20"/>
+                <w:szCs w:val="20"/>
+              </w:rPr>
+              <w:t>2</w:t>
+            </w:r>
+          </w:p>
+        </w:tc>
+        <w:tc>
+          <w:tcPr>
+            <w:tcW w:w="1008" w:type="dxa"/>
+            <w:tcBorders>
+              <w:top w:val="none" w:sz="0" w:space="0" w:color="000000"/>
+              <w:left w:val="none" w:sz="0" w:space="0" w:color="000000"/>
+              <w:bottom w:val="none" w:sz="0" w:space="0" w:color="000000"/>
+              <w:right w:val="none" w:sz="0" w:space="0" w:color="000000"/>
+            </w:tcBorders>
+            <w:shd w:val="clear" w:color="auto" w:fill="FFFFFF"/>
+            <w:tcMar>
+              <w:top w:w="0" w:type="dxa"/>
+              <w:left w:w="0" w:type="dxa"/>
+              <w:bottom w:w="0" w:type="dxa"/>
+              <w:right w:w="0" w:type="dxa"/>
+            </w:tcMar>
+            <w:vAlign w:val="center"/>
+          </w:tcPr>
+          <w:p>
+            <w:pPr>
+              <w:pBdr>
+                <w:top w:val="none" w:sz="0" w:space="0" w:color="000000"/>
+                <w:left w:val="none" w:sz="0" w:space="0" w:color="000000"/>
+                <w:bottom w:val="none" w:sz="0" w:space="0" w:color="000000"/>
+                <w:right w:val="none" w:sz="0" w:space="0" w:color="000000"/>
+              </w:pBdr>
+              <w:spacing w:before="100" w:after="100"/>
+              <w:ind w:left="100" w:right="100"/>
+              <w:jc w:val="right"/>
+            </w:pPr>
+            <w:r>
+              <w:rPr>
+                <w:rFonts w:ascii="Arial" w:eastAsia="Arial" w:hAnsi="Arial" w:cs="Arial"/>
+                <w:color w:val="000000"/>
+                <w:sz w:val="20"/>
+                <w:szCs w:val="20"/>
+              </w:rPr>
+              <w:t>232.82</w:t>
+            </w:r>
+          </w:p>
+        </w:tc>
+        <w:tc>
+          <w:tcPr>
+            <w:tcW w:w="1008" w:type="dxa"/>
+            <w:tcBorders>
+              <w:top w:val="none" w:sz="0" w:space="0" w:color="000000"/>
+              <w:left w:val="none" w:sz="0" w:space="0" w:color="000000"/>
+              <w:bottom w:val="none" w:sz="0" w:space="0" w:color="000000"/>
+              <w:right w:val="none" w:sz="0" w:space="0" w:color="000000"/>
+            </w:tcBorders>
+            <w:shd w:val="clear" w:color="auto" w:fill="FFFFFF"/>
+            <w:tcMar>
+              <w:top w:w="0" w:type="dxa"/>
+              <w:left w:w="0" w:type="dxa"/>
+              <w:bottom w:w="0" w:type="dxa"/>
+              <w:right w:w="0" w:type="dxa"/>
+            </w:tcMar>
+            <w:vAlign w:val="center"/>
+          </w:tcPr>
+          <w:p>
+            <w:pPr>
+              <w:pBdr>
+                <w:top w:val="none" w:sz="0" w:space="0" w:color="000000"/>
+                <w:left w:val="none" w:sz="0" w:space="0" w:color="000000"/>
+                <w:bottom w:val="none" w:sz="0" w:space="0" w:color="000000"/>
+                <w:right w:val="none" w:sz="0" w:space="0" w:color="000000"/>
+              </w:pBdr>
+              <w:spacing w:before="100" w:after="100"/>
+              <w:ind w:left="100" w:right="100"/>
+              <w:jc w:val="right"/>
+            </w:pPr>
+            <w:r>
+              <w:rPr>
+                <w:rFonts w:ascii="Arial" w:eastAsia="Arial" w:hAnsi="Arial" w:cs="Arial"/>
+                <w:color w:val="000000"/>
+                <w:sz w:val="20"/>
+                <w:szCs w:val="20"/>
+              </w:rPr>
+              <w:t>116.74</w:t>
+            </w:r>
+          </w:p>
+        </w:tc>
+        <w:tc>
+          <w:tcPr>
+            <w:tcW w:w="1152" w:type="dxa"/>
+            <w:tcBorders>
+              <w:top w:val="none" w:sz="0" w:space="0" w:color="000000"/>
+              <w:left w:val="none" w:sz="0" w:space="0" w:color="000000"/>
+              <w:bottom w:val="none" w:sz="0" w:space="0" w:color="000000"/>
+              <w:right w:val="none" w:sz="0" w:space="0" w:color="000000"/>
+            </w:tcBorders>
+            <w:shd w:val="clear" w:color="auto" w:fill="FFFFFF"/>
+            <w:tcMar>
+              <w:top w:w="0" w:type="dxa"/>
+              <w:left w:w="0" w:type="dxa"/>
+              <w:bottom w:w="0" w:type="dxa"/>
+              <w:right w:w="0" w:type="dxa"/>
+            </w:tcMar>
+            <w:vAlign w:val="center"/>
+          </w:tcPr>
+          <w:p>
+            <w:pPr>
+              <w:pBdr>
+                <w:top w:val="none" w:sz="0" w:space="0" w:color="000000"/>
+                <w:left w:val="none" w:sz="0" w:space="0" w:color="000000"/>
+                <w:bottom w:val="none" w:sz="0" w:space="0" w:color="000000"/>
+                <w:right w:val="none" w:sz="0" w:space="0" w:color="000000"/>
+              </w:pBdr>
+              <w:spacing w:before="100" w:after="100"/>
+              <w:ind w:left="100" w:right="100"/>
+            </w:pPr>
+            <w:r>
+              <w:rPr>
+                <w:rFonts w:ascii="Arial" w:eastAsia="Arial" w:hAnsi="Arial" w:cs="Arial"/>
+                <w:color w:val="000000"/>
+                <w:sz w:val="20"/>
+                <w:szCs w:val="20"/>
+              </w:rPr>
+              <w:t>--</w:t>
+            </w:r>
+          </w:p>
+        </w:tc>
+        <w:tc>
+          <w:tcPr>
+            <w:tcW w:w="1152" w:type="dxa"/>
+            <w:tcBorders>
+              <w:top w:val="none" w:sz="0" w:space="0" w:color="000000"/>
+              <w:left w:val="none" w:sz="0" w:space="0" w:color="000000"/>
+              <w:bottom w:val="none" w:sz="0" w:space="0" w:color="000000"/>
+              <w:right w:val="none" w:sz="0" w:space="0" w:color="000000"/>
+            </w:tcBorders>
+            <w:shd w:val="clear" w:color="auto" w:fill="FFFFFF"/>
+            <w:tcMar>
+              <w:top w:w="0" w:type="dxa"/>
+              <w:left w:w="0" w:type="dxa"/>
+              <w:bottom w:w="0" w:type="dxa"/>
+              <w:right w:w="0" w:type="dxa"/>
+            </w:tcMar>
+            <w:vAlign w:val="center"/>
+          </w:tcPr>
+          <w:p>
+            <w:pPr>
+              <w:pBdr>
+                <w:top w:val="none" w:sz="0" w:space="0" w:color="000000"/>
+                <w:left w:val="none" w:sz="0" w:space="0" w:color="000000"/>
+                <w:bottom w:val="none" w:sz="0" w:space="0" w:color="000000"/>
+                <w:right w:val="none" w:sz="0" w:space="0" w:color="000000"/>
+              </w:pBdr>
+              <w:spacing w:before="100" w:after="100"/>
+              <w:ind w:left="100" w:right="100"/>
+            </w:pPr>
+            <w:r>
+              <w:rPr>
+                <w:rFonts w:ascii="Arial" w:eastAsia="Arial" w:hAnsi="Arial" w:cs="Arial"/>
+                <w:color w:val="000000"/>
+                <w:sz w:val="20"/>
+                <w:szCs w:val="20"/>
+              </w:rPr>
+              <w:t>--</w:t>
+            </w:r>
+          </w:p>
+        </w:tc>
+      </w:tr>
+      <w:tr>
+        <w:trPr>
+          <w:jc w:val="center"/>
+        </w:trPr>
+        <w:tc>
+          <w:tcPr>
+            <w:tcW w:w="2448" w:type="dxa"/>
+            <w:tcBorders>
+              <w:top w:val="none" w:sz="0" w:space="0" w:color="000000"/>
+              <w:left w:val="none" w:sz="0" w:space="0" w:color="000000"/>
+              <w:bottom w:val="none" w:sz="0" w:space="0" w:color="000000"/>
+              <w:right w:val="none" w:sz="0" w:space="0" w:color="000000"/>
+            </w:tcBorders>
+            <w:shd w:val="clear" w:color="auto" w:fill="FFFFFF"/>
+            <w:tcMar>
+              <w:top w:w="0" w:type="dxa"/>
+              <w:left w:w="0" w:type="dxa"/>
+              <w:bottom w:w="0" w:type="dxa"/>
+              <w:right w:w="0" w:type="dxa"/>
+            </w:tcMar>
+            <w:vAlign w:val="center"/>
+          </w:tcPr>
+          <w:p>
+            <w:pPr>
+              <w:pBdr>
+                <w:top w:val="none" w:sz="0" w:space="0" w:color="000000"/>
+                <w:left w:val="none" w:sz="0" w:space="0" w:color="000000"/>
+                <w:bottom w:val="none" w:sz="0" w:space="0" w:color="000000"/>
+                <w:right w:val="none" w:sz="0" w:space="0" w:color="000000"/>
+              </w:pBdr>
+              <w:spacing w:before="100" w:after="100"/>
+              <w:ind w:left="100" w:right="100"/>
+            </w:pPr>
+            <w:r>
+              <w:rPr>
+                <w:rFonts w:ascii="Arial" w:eastAsia="Arial" w:hAnsi="Arial" w:cs="Arial"/>
+                <w:color w:val="000000"/>
+                <w:sz w:val="20"/>
+                <w:szCs w:val="20"/>
+              </w:rPr>
+              <w:t>irr_eff_0.2</w:t>
+            </w:r>
+          </w:p>
+        </w:tc>
+        <w:tc>
+          <w:tcPr>
+            <w:tcW w:w="1440" w:type="dxa"/>
+            <w:tcBorders>
+              <w:top w:val="none" w:sz="0" w:space="0" w:color="000000"/>
+              <w:left w:val="none" w:sz="0" w:space="0" w:color="000000"/>
+              <w:bottom w:val="none" w:sz="0" w:space="0" w:color="000000"/>
+              <w:right w:val="none" w:sz="0" w:space="0" w:color="000000"/>
+            </w:tcBorders>
+            <w:shd w:val="clear" w:color="auto" w:fill="FFFFFF"/>
+            <w:tcMar>
+              <w:top w:w="0" w:type="dxa"/>
+              <w:left w:w="0" w:type="dxa"/>
+              <w:bottom w:w="0" w:type="dxa"/>
+              <w:right w:w="0" w:type="dxa"/>
+            </w:tcMar>
+            <w:vAlign w:val="center"/>
+          </w:tcPr>
+          <w:p>
+            <w:pPr>
+              <w:pBdr>
+                <w:top w:val="none" w:sz="0" w:space="0" w:color="000000"/>
+                <w:left w:val="none" w:sz="0" w:space="0" w:color="000000"/>
+                <w:bottom w:val="none" w:sz="0" w:space="0" w:color="000000"/>
+                <w:right w:val="none" w:sz="0" w:space="0" w:color="000000"/>
+              </w:pBdr>
+              <w:spacing w:before="100" w:after="100"/>
+              <w:ind w:left="100" w:right="100"/>
+            </w:pPr>
+            <w:r>
+              <w:rPr>
+                <w:rFonts w:ascii="Arial" w:eastAsia="Arial" w:hAnsi="Arial" w:cs="Arial"/>
+                <w:color w:val="000000"/>
+                <w:sz w:val="20"/>
+                <w:szCs w:val="20"/>
+              </w:rPr>
+              <w:t>IrrEff</w:t>
+            </w:r>
+          </w:p>
+        </w:tc>
+        <w:tc>
+          <w:tcPr>
+            <w:tcW w:w="1008" w:type="dxa"/>
+            <w:tcBorders>
+              <w:top w:val="none" w:sz="0" w:space="0" w:color="000000"/>
+              <w:left w:val="none" w:sz="0" w:space="0" w:color="000000"/>
+              <w:bottom w:val="none" w:sz="0" w:space="0" w:color="000000"/>
+              <w:right w:val="none" w:sz="0" w:space="0" w:color="000000"/>
+            </w:tcBorders>
+            <w:shd w:val="clear" w:color="auto" w:fill="FFFFFF"/>
+            <w:tcMar>
+              <w:top w:w="0" w:type="dxa"/>
+              <w:left w:w="0" w:type="dxa"/>
+              <w:bottom w:w="0" w:type="dxa"/>
+              <w:right w:w="0" w:type="dxa"/>
+            </w:tcMar>
+            <w:vAlign w:val="center"/>
+          </w:tcPr>
+          <w:p>
+            <w:pPr>
+              <w:pBdr>
+                <w:top w:val="none" w:sz="0" w:space="0" w:color="000000"/>
+                <w:left w:val="none" w:sz="0" w:space="0" w:color="000000"/>
+                <w:bottom w:val="none" w:sz="0" w:space="0" w:color="000000"/>
+                <w:right w:val="none" w:sz="0" w:space="0" w:color="000000"/>
+              </w:pBdr>
+              <w:spacing w:before="100" w:after="100"/>
+              <w:ind w:left="100" w:right="100"/>
+              <w:jc w:val="right"/>
+            </w:pPr>
+            <w:r>
+              <w:rPr>
+                <w:rFonts w:ascii="Arial" w:eastAsia="Arial" w:hAnsi="Arial" w:cs="Arial"/>
+                <w:color w:val="000000"/>
+                <w:sz w:val="20"/>
+                <w:szCs w:val="20"/>
+              </w:rPr>
+              <w:t>2</w:t>
+            </w:r>
+          </w:p>
+        </w:tc>
+        <w:tc>
+          <w:tcPr>
+            <w:tcW w:w="1008" w:type="dxa"/>
+            <w:tcBorders>
+              <w:top w:val="none" w:sz="0" w:space="0" w:color="000000"/>
+              <w:left w:val="none" w:sz="0" w:space="0" w:color="000000"/>
+              <w:bottom w:val="none" w:sz="0" w:space="0" w:color="000000"/>
+              <w:right w:val="none" w:sz="0" w:space="0" w:color="000000"/>
+            </w:tcBorders>
+            <w:shd w:val="clear" w:color="auto" w:fill="FFFFFF"/>
+            <w:tcMar>
+              <w:top w:w="0" w:type="dxa"/>
+              <w:left w:w="0" w:type="dxa"/>
+              <w:bottom w:w="0" w:type="dxa"/>
+              <w:right w:w="0" w:type="dxa"/>
+            </w:tcMar>
+            <w:vAlign w:val="center"/>
+          </w:tcPr>
+          <w:p>
+            <w:pPr>
+              <w:pBdr>
+                <w:top w:val="none" w:sz="0" w:space="0" w:color="000000"/>
+                <w:left w:val="none" w:sz="0" w:space="0" w:color="000000"/>
+                <w:bottom w:val="none" w:sz="0" w:space="0" w:color="000000"/>
+                <w:right w:val="none" w:sz="0" w:space="0" w:color="000000"/>
+              </w:pBdr>
+              <w:spacing w:before="100" w:after="100"/>
+              <w:ind w:left="100" w:right="100"/>
+              <w:jc w:val="right"/>
+            </w:pPr>
+            <w:r>
+              <w:rPr>
+                <w:rFonts w:ascii="Arial" w:eastAsia="Arial" w:hAnsi="Arial" w:cs="Arial"/>
+                <w:color w:val="000000"/>
+                <w:sz w:val="20"/>
+                <w:szCs w:val="20"/>
+              </w:rPr>
+              <w:t>226.20</w:t>
+            </w:r>
+          </w:p>
+        </w:tc>
+        <w:tc>
+          <w:tcPr>
+            <w:tcW w:w="1008" w:type="dxa"/>
+            <w:tcBorders>
+              <w:top w:val="none" w:sz="0" w:space="0" w:color="000000"/>
+              <w:left w:val="none" w:sz="0" w:space="0" w:color="000000"/>
+              <w:bottom w:val="none" w:sz="0" w:space="0" w:color="000000"/>
+              <w:right w:val="none" w:sz="0" w:space="0" w:color="000000"/>
+            </w:tcBorders>
+            <w:shd w:val="clear" w:color="auto" w:fill="FFFFFF"/>
+            <w:tcMar>
+              <w:top w:w="0" w:type="dxa"/>
+              <w:left w:w="0" w:type="dxa"/>
+              <w:bottom w:w="0" w:type="dxa"/>
+              <w:right w:w="0" w:type="dxa"/>
+            </w:tcMar>
+            <w:vAlign w:val="center"/>
+          </w:tcPr>
+          <w:p>
+            <w:pPr>
+              <w:pBdr>
+                <w:top w:val="none" w:sz="0" w:space="0" w:color="000000"/>
+                <w:left w:val="none" w:sz="0" w:space="0" w:color="000000"/>
+                <w:bottom w:val="none" w:sz="0" w:space="0" w:color="000000"/>
+                <w:right w:val="none" w:sz="0" w:space="0" w:color="000000"/>
+              </w:pBdr>
+              <w:spacing w:before="100" w:after="100"/>
+              <w:ind w:left="100" w:right="100"/>
+              <w:jc w:val="right"/>
+            </w:pPr>
+            <w:r>
+              <w:rPr>
+                <w:rFonts w:ascii="Arial" w:eastAsia="Arial" w:hAnsi="Arial" w:cs="Arial"/>
+                <w:color w:val="000000"/>
+                <w:sz w:val="20"/>
+                <w:szCs w:val="20"/>
+              </w:rPr>
+              <w:t>114.98</w:t>
+            </w:r>
+          </w:p>
+        </w:tc>
+        <w:tc>
+          <w:tcPr>
+            <w:tcW w:w="1152" w:type="dxa"/>
+            <w:tcBorders>
+              <w:top w:val="none" w:sz="0" w:space="0" w:color="000000"/>
+              <w:left w:val="none" w:sz="0" w:space="0" w:color="000000"/>
+              <w:bottom w:val="none" w:sz="0" w:space="0" w:color="000000"/>
+              <w:right w:val="none" w:sz="0" w:space="0" w:color="000000"/>
+            </w:tcBorders>
+            <w:shd w:val="clear" w:color="auto" w:fill="FFFFFF"/>
+            <w:tcMar>
+              <w:top w:w="0" w:type="dxa"/>
+              <w:left w:w="0" w:type="dxa"/>
+              <w:bottom w:w="0" w:type="dxa"/>
+              <w:right w:w="0" w:type="dxa"/>
+            </w:tcMar>
+            <w:vAlign w:val="center"/>
+          </w:tcPr>
+          <w:p>
+            <w:pPr>
+              <w:pBdr>
+                <w:top w:val="none" w:sz="0" w:space="0" w:color="000000"/>
+                <w:left w:val="none" w:sz="0" w:space="0" w:color="000000"/>
+                <w:bottom w:val="none" w:sz="0" w:space="0" w:color="000000"/>
+                <w:right w:val="none" w:sz="0" w:space="0" w:color="000000"/>
+              </w:pBdr>
+              <w:spacing w:before="100" w:after="100"/>
+              <w:ind w:left="100" w:right="100"/>
+            </w:pPr>
+            <w:r>
+              <w:rPr>
+                <w:rFonts w:ascii="Arial" w:eastAsia="Arial" w:hAnsi="Arial" w:cs="Arial"/>
+                <w:color w:val="000000"/>
+                <w:sz w:val="20"/>
+                <w:szCs w:val="20"/>
+              </w:rPr>
+              <w:t>--</w:t>
+            </w:r>
+          </w:p>
+        </w:tc>
+        <w:tc>
+          <w:tcPr>
+            <w:tcW w:w="1152" w:type="dxa"/>
+            <w:tcBorders>
+              <w:top w:val="none" w:sz="0" w:space="0" w:color="000000"/>
+              <w:left w:val="none" w:sz="0" w:space="0" w:color="000000"/>
+              <w:bottom w:val="none" w:sz="0" w:space="0" w:color="000000"/>
+              <w:right w:val="none" w:sz="0" w:space="0" w:color="000000"/>
+            </w:tcBorders>
+            <w:shd w:val="clear" w:color="auto" w:fill="FFFFFF"/>
+            <w:tcMar>
+              <w:top w:w="0" w:type="dxa"/>
+              <w:left w:w="0" w:type="dxa"/>
+              <w:bottom w:w="0" w:type="dxa"/>
+              <w:right w:w="0" w:type="dxa"/>
+            </w:tcMar>
+            <w:vAlign w:val="center"/>
+          </w:tcPr>
+          <w:p>
+            <w:pPr>
+              <w:pBdr>
+                <w:top w:val="none" w:sz="0" w:space="0" w:color="000000"/>
+                <w:left w:val="none" w:sz="0" w:space="0" w:color="000000"/>
+                <w:bottom w:val="none" w:sz="0" w:space="0" w:color="000000"/>
+                <w:right w:val="none" w:sz="0" w:space="0" w:color="000000"/>
+              </w:pBdr>
+              <w:spacing w:before="100" w:after="100"/>
+              <w:ind w:left="100" w:right="100"/>
+            </w:pPr>
+            <w:r>
+              <w:rPr>
+                <w:rFonts w:ascii="Arial" w:eastAsia="Arial" w:hAnsi="Arial" w:cs="Arial"/>
+                <w:color w:val="000000"/>
+                <w:sz w:val="20"/>
+                <w:szCs w:val="20"/>
+              </w:rPr>
+              <w:t>--</w:t>
+            </w:r>
+          </w:p>
+        </w:tc>
+      </w:tr>
+      <w:tr>
+        <w:trPr>
+          <w:jc w:val="center"/>
+        </w:trPr>
+        <w:tc>
+          <w:tcPr>
+            <w:tcW w:w="2448" w:type="dxa"/>
+            <w:tcBorders>
+              <w:top w:val="none" w:sz="0" w:space="0" w:color="000000"/>
+              <w:left w:val="none" w:sz="0" w:space="0" w:color="000000"/>
+              <w:bottom w:val="none" w:sz="0" w:space="0" w:color="000000"/>
+              <w:right w:val="none" w:sz="0" w:space="0" w:color="000000"/>
+            </w:tcBorders>
+            <w:shd w:val="clear" w:color="auto" w:fill="FFFFFF"/>
+            <w:tcMar>
+              <w:top w:w="0" w:type="dxa"/>
+              <w:left w:w="0" w:type="dxa"/>
+              <w:bottom w:w="0" w:type="dxa"/>
+              <w:right w:w="0" w:type="dxa"/>
+            </w:tcMar>
+            <w:vAlign w:val="center"/>
+          </w:tcPr>
+          <w:p>
+            <w:pPr>
+              <w:pBdr>
+                <w:top w:val="none" w:sz="0" w:space="0" w:color="000000"/>
+                <w:left w:val="none" w:sz="0" w:space="0" w:color="000000"/>
+                <w:bottom w:val="none" w:sz="0" w:space="0" w:color="000000"/>
+                <w:right w:val="none" w:sz="0" w:space="0" w:color="000000"/>
+              </w:pBdr>
+              <w:spacing w:before="100" w:after="100"/>
+              <w:ind w:left="100" w:right="100"/>
+            </w:pPr>
+            <w:r>
+              <w:rPr>
+                <w:rFonts w:ascii="Arial" w:eastAsia="Arial" w:hAnsi="Arial" w:cs="Arial"/>
+                <w:color w:val="000000"/>
+                <w:sz w:val="20"/>
+                <w:szCs w:val="20"/>
+              </w:rPr>
+              <w:t>maxMAR_fields2024</w:t>
+            </w:r>
+          </w:p>
+        </w:tc>
+        <w:tc>
+          <w:tcPr>
+            <w:tcW w:w="1440" w:type="dxa"/>
+            <w:tcBorders>
+              <w:top w:val="none" w:sz="0" w:space="0" w:color="000000"/>
+              <w:left w:val="none" w:sz="0" w:space="0" w:color="000000"/>
+              <w:bottom w:val="none" w:sz="0" w:space="0" w:color="000000"/>
+              <w:right w:val="none" w:sz="0" w:space="0" w:color="000000"/>
+            </w:tcBorders>
+            <w:shd w:val="clear" w:color="auto" w:fill="FFFFFF"/>
+            <w:tcMar>
+              <w:top w:w="0" w:type="dxa"/>
+              <w:left w:w="0" w:type="dxa"/>
+              <w:bottom w:w="0" w:type="dxa"/>
+              <w:right w:w="0" w:type="dxa"/>
+            </w:tcMar>
+            <w:vAlign w:val="center"/>
+          </w:tcPr>
+          <w:p>
+            <w:pPr>
+              <w:pBdr>
+                <w:top w:val="none" w:sz="0" w:space="0" w:color="000000"/>
+                <w:left w:val="none" w:sz="0" w:space="0" w:color="000000"/>
+                <w:bottom w:val="none" w:sz="0" w:space="0" w:color="000000"/>
+                <w:right w:val="none" w:sz="0" w:space="0" w:color="000000"/>
+              </w:pBdr>
+              <w:spacing w:before="100" w:after="100"/>
+              <w:ind w:left="100" w:right="100"/>
+            </w:pPr>
+            <w:r>
+              <w:rPr>
+                <w:rFonts w:ascii="Arial" w:eastAsia="Arial" w:hAnsi="Arial" w:cs="Arial"/>
+                <w:color w:val="000000"/>
+                <w:sz w:val="20"/>
+                <w:szCs w:val="20"/>
+              </w:rPr>
+              <w:t>EnhRch</w:t>
+            </w:r>
+          </w:p>
+        </w:tc>
+        <w:tc>
+          <w:tcPr>
+            <w:tcW w:w="1008" w:type="dxa"/>
+            <w:tcBorders>
+              <w:top w:val="none" w:sz="0" w:space="0" w:color="000000"/>
+              <w:left w:val="none" w:sz="0" w:space="0" w:color="000000"/>
+              <w:bottom w:val="none" w:sz="0" w:space="0" w:color="000000"/>
+              <w:right w:val="none" w:sz="0" w:space="0" w:color="000000"/>
+            </w:tcBorders>
+            <w:shd w:val="clear" w:color="auto" w:fill="FFFFFF"/>
+            <w:tcMar>
+              <w:top w:w="0" w:type="dxa"/>
+              <w:left w:w="0" w:type="dxa"/>
+              <w:bottom w:w="0" w:type="dxa"/>
+              <w:right w:w="0" w:type="dxa"/>
+            </w:tcMar>
+            <w:vAlign w:val="center"/>
+          </w:tcPr>
+          <w:p>
+            <w:pPr>
+              <w:pBdr>
+                <w:top w:val="none" w:sz="0" w:space="0" w:color="000000"/>
+                <w:left w:val="none" w:sz="0" w:space="0" w:color="000000"/>
+                <w:bottom w:val="none" w:sz="0" w:space="0" w:color="000000"/>
+                <w:right w:val="none" w:sz="0" w:space="0" w:color="000000"/>
+              </w:pBdr>
+              <w:spacing w:before="100" w:after="100"/>
+              <w:ind w:left="100" w:right="100"/>
+              <w:jc w:val="right"/>
+            </w:pPr>
+            <w:r>
+              <w:rPr>
+                <w:rFonts w:ascii="Arial" w:eastAsia="Arial" w:hAnsi="Arial" w:cs="Arial"/>
+                <w:color w:val="000000"/>
+                <w:sz w:val="20"/>
+                <w:szCs w:val="20"/>
+              </w:rPr>
+              <w:t>3</w:t>
+            </w:r>
+          </w:p>
+        </w:tc>
+        <w:tc>
+          <w:tcPr>
+            <w:tcW w:w="1008" w:type="dxa"/>
+            <w:tcBorders>
+              <w:top w:val="none" w:sz="0" w:space="0" w:color="000000"/>
+              <w:left w:val="none" w:sz="0" w:space="0" w:color="000000"/>
+              <w:bottom w:val="none" w:sz="0" w:space="0" w:color="000000"/>
+              <w:right w:val="none" w:sz="0" w:space="0" w:color="000000"/>
+            </w:tcBorders>
+            <w:shd w:val="clear" w:color="auto" w:fill="FFFFFF"/>
+            <w:tcMar>
+              <w:top w:w="0" w:type="dxa"/>
+              <w:left w:w="0" w:type="dxa"/>
+              <w:bottom w:w="0" w:type="dxa"/>
+              <w:right w:w="0" w:type="dxa"/>
+            </w:tcMar>
+            <w:vAlign w:val="center"/>
+          </w:tcPr>
+          <w:p>
+            <w:pPr>
+              <w:pBdr>
+                <w:top w:val="none" w:sz="0" w:space="0" w:color="000000"/>
+                <w:left w:val="none" w:sz="0" w:space="0" w:color="000000"/>
+                <w:bottom w:val="none" w:sz="0" w:space="0" w:color="000000"/>
+                <w:right w:val="none" w:sz="0" w:space="0" w:color="000000"/>
+              </w:pBdr>
+              <w:spacing w:before="100" w:after="100"/>
+              <w:ind w:left="100" w:right="100"/>
+              <w:jc w:val="right"/>
+            </w:pPr>
+            <w:r>
+              <w:rPr>
+                <w:rFonts w:ascii="Arial" w:eastAsia="Arial" w:hAnsi="Arial" w:cs="Arial"/>
+                <w:color w:val="000000"/>
+                <w:sz w:val="20"/>
+                <w:szCs w:val="20"/>
+              </w:rPr>
+              <w:t>235.14</w:t>
+            </w:r>
+          </w:p>
+        </w:tc>
+        <w:tc>
+          <w:tcPr>
+            <w:tcW w:w="1008" w:type="dxa"/>
+            <w:tcBorders>
+              <w:top w:val="none" w:sz="0" w:space="0" w:color="000000"/>
+              <w:left w:val="none" w:sz="0" w:space="0" w:color="000000"/>
+              <w:bottom w:val="none" w:sz="0" w:space="0" w:color="000000"/>
+              <w:right w:val="none" w:sz="0" w:space="0" w:color="000000"/>
+            </w:tcBorders>
+            <w:shd w:val="clear" w:color="auto" w:fill="FFFFFF"/>
+            <w:tcMar>
+              <w:top w:w="0" w:type="dxa"/>
+              <w:left w:w="0" w:type="dxa"/>
+              <w:bottom w:w="0" w:type="dxa"/>
+              <w:right w:w="0" w:type="dxa"/>
+            </w:tcMar>
+            <w:vAlign w:val="center"/>
+          </w:tcPr>
+          <w:p>
+            <w:pPr>
+              <w:pBdr>
+                <w:top w:val="none" w:sz="0" w:space="0" w:color="000000"/>
+                <w:left w:val="none" w:sz="0" w:space="0" w:color="000000"/>
+                <w:bottom w:val="none" w:sz="0" w:space="0" w:color="000000"/>
+                <w:right w:val="none" w:sz="0" w:space="0" w:color="000000"/>
+              </w:pBdr>
+              <w:spacing w:before="100" w:after="100"/>
+              <w:ind w:left="100" w:right="100"/>
+              <w:jc w:val="right"/>
+            </w:pPr>
+            <w:r>
+              <w:rPr>
+                <w:rFonts w:ascii="Arial" w:eastAsia="Arial" w:hAnsi="Arial" w:cs="Arial"/>
+                <w:color w:val="000000"/>
+                <w:sz w:val="20"/>
+                <w:szCs w:val="20"/>
+              </w:rPr>
+              <w:t>117.75</w:t>
+            </w:r>
+          </w:p>
+        </w:tc>
+        <w:tc>
+          <w:tcPr>
+            <w:tcW w:w="1152" w:type="dxa"/>
+            <w:tcBorders>
+              <w:top w:val="none" w:sz="0" w:space="0" w:color="000000"/>
+              <w:left w:val="none" w:sz="0" w:space="0" w:color="000000"/>
+              <w:bottom w:val="none" w:sz="0" w:space="0" w:color="000000"/>
+              <w:right w:val="none" w:sz="0" w:space="0" w:color="000000"/>
+            </w:tcBorders>
+            <w:shd w:val="clear" w:color="auto" w:fill="FFFFFF"/>
+            <w:tcMar>
+              <w:top w:w="0" w:type="dxa"/>
+              <w:left w:w="0" w:type="dxa"/>
+              <w:bottom w:w="0" w:type="dxa"/>
+              <w:right w:w="0" w:type="dxa"/>
+            </w:tcMar>
+            <w:vAlign w:val="center"/>
+          </w:tcPr>
+          <w:p>
+            <w:pPr>
+              <w:pBdr>
+                <w:top w:val="none" w:sz="0" w:space="0" w:color="000000"/>
+                <w:left w:val="none" w:sz="0" w:space="0" w:color="000000"/>
+                <w:bottom w:val="none" w:sz="0" w:space="0" w:color="000000"/>
+                <w:right w:val="none" w:sz="0" w:space="0" w:color="000000"/>
+              </w:pBdr>
+              <w:spacing w:before="100" w:after="100"/>
+              <w:ind w:left="100" w:right="100"/>
+            </w:pPr>
+            <w:r>
+              <w:rPr>
+                <w:rFonts w:ascii="Arial" w:eastAsia="Arial" w:hAnsi="Arial" w:cs="Arial"/>
+                <w:color w:val="000000"/>
+                <w:sz w:val="20"/>
+                <w:szCs w:val="20"/>
+              </w:rPr>
+              <w:t>--</w:t>
+            </w:r>
+          </w:p>
+        </w:tc>
+        <w:tc>
+          <w:tcPr>
+            <w:tcW w:w="1152" w:type="dxa"/>
+            <w:tcBorders>
+              <w:top w:val="none" w:sz="0" w:space="0" w:color="000000"/>
+              <w:left w:val="none" w:sz="0" w:space="0" w:color="000000"/>
+              <w:bottom w:val="none" w:sz="0" w:space="0" w:color="000000"/>
+              <w:right w:val="none" w:sz="0" w:space="0" w:color="000000"/>
+            </w:tcBorders>
+            <w:shd w:val="clear" w:color="auto" w:fill="FFFFFF"/>
+            <w:tcMar>
+              <w:top w:w="0" w:type="dxa"/>
+              <w:left w:w="0" w:type="dxa"/>
+              <w:bottom w:w="0" w:type="dxa"/>
+              <w:right w:w="0" w:type="dxa"/>
+            </w:tcMar>
+            <w:vAlign w:val="center"/>
+          </w:tcPr>
+          <w:p>
+            <w:pPr>
+              <w:pBdr>
+                <w:top w:val="none" w:sz="0" w:space="0" w:color="000000"/>
+                <w:left w:val="none" w:sz="0" w:space="0" w:color="000000"/>
+                <w:bottom w:val="none" w:sz="0" w:space="0" w:color="000000"/>
+                <w:right w:val="none" w:sz="0" w:space="0" w:color="000000"/>
+              </w:pBdr>
+              <w:spacing w:before="100" w:after="100"/>
+              <w:ind w:left="100" w:right="100"/>
+            </w:pPr>
+            <w:r>
+              <w:rPr>
+                <w:rFonts w:ascii="Arial" w:eastAsia="Arial" w:hAnsi="Arial" w:cs="Arial"/>
+                <w:color w:val="000000"/>
+                <w:sz w:val="20"/>
+                <w:szCs w:val="20"/>
+              </w:rPr>
+              <w:t>--</w:t>
+            </w:r>
+          </w:p>
+        </w:tc>
+      </w:tr>
+      <w:tr>
+        <w:trPr>
+          <w:jc w:val="center"/>
+        </w:trPr>
+        <w:tc>
+          <w:tcPr>
+            <w:tcW w:w="2448" w:type="dxa"/>
+            <w:tcBorders>
+              <w:top w:val="none" w:sz="0" w:space="0" w:color="000000"/>
+              <w:left w:val="none" w:sz="0" w:space="0" w:color="000000"/>
+              <w:bottom w:val="none" w:sz="0" w:space="0" w:color="000000"/>
+              <w:right w:val="none" w:sz="0" w:space="0" w:color="000000"/>
+            </w:tcBorders>
+            <w:shd w:val="clear" w:color="auto" w:fill="FFFFFF"/>
+            <w:tcMar>
+              <w:top w:w="0" w:type="dxa"/>
+              <w:left w:w="0" w:type="dxa"/>
+              <w:bottom w:w="0" w:type="dxa"/>
+              <w:right w:w="0" w:type="dxa"/>
+            </w:tcMar>
+            <w:vAlign w:val="center"/>
+          </w:tcPr>
+          <w:p>
+            <w:pPr>
+              <w:pBdr>
+                <w:top w:val="none" w:sz="0" w:space="0" w:color="000000"/>
+                <w:left w:val="none" w:sz="0" w:space="0" w:color="000000"/>
+                <w:bottom w:val="none" w:sz="0" w:space="0" w:color="000000"/>
+                <w:right w:val="none" w:sz="0" w:space="0" w:color="000000"/>
+              </w:pBdr>
+              <w:spacing w:before="100" w:after="100"/>
+              <w:ind w:left="100" w:right="100"/>
+            </w:pPr>
+            <w:r>
+              <w:rPr>
+                <w:rFonts w:ascii="Arial" w:eastAsia="Arial" w:hAnsi="Arial" w:cs="Arial"/>
+                <w:color w:val="000000"/>
+                <w:sz w:val="20"/>
+                <w:szCs w:val="20"/>
+              </w:rPr>
+              <w:t>natveg_high_12k</w:t>
+            </w:r>
+          </w:p>
+        </w:tc>
+        <w:tc>
+          <w:tcPr>
+            <w:tcW w:w="1440" w:type="dxa"/>
+            <w:tcBorders>
+              <w:top w:val="none" w:sz="0" w:space="0" w:color="000000"/>
+              <w:left w:val="none" w:sz="0" w:space="0" w:color="000000"/>
+              <w:bottom w:val="none" w:sz="0" w:space="0" w:color="000000"/>
+              <w:right w:val="none" w:sz="0" w:space="0" w:color="000000"/>
+            </w:tcBorders>
+            <w:shd w:val="clear" w:color="auto" w:fill="FFFFFF"/>
+            <w:tcMar>
+              <w:top w:w="0" w:type="dxa"/>
+              <w:left w:w="0" w:type="dxa"/>
+              <w:bottom w:w="0" w:type="dxa"/>
+              <w:right w:w="0" w:type="dxa"/>
+            </w:tcMar>
+            <w:vAlign w:val="center"/>
+          </w:tcPr>
+          <w:p>
+            <w:pPr>
+              <w:pBdr>
+                <w:top w:val="none" w:sz="0" w:space="0" w:color="000000"/>
+                <w:left w:val="none" w:sz="0" w:space="0" w:color="000000"/>
+                <w:bottom w:val="none" w:sz="0" w:space="0" w:color="000000"/>
+                <w:right w:val="none" w:sz="0" w:space="0" w:color="000000"/>
+              </w:pBdr>
+              <w:spacing w:before="100" w:after="100"/>
+              <w:ind w:left="100" w:right="100"/>
+            </w:pPr>
+            <w:r>
+              <w:rPr>
+                <w:rFonts w:ascii="Arial" w:eastAsia="Arial" w:hAnsi="Arial" w:cs="Arial"/>
+                <w:color w:val="000000"/>
+                <w:sz w:val="20"/>
+                <w:szCs w:val="20"/>
+              </w:rPr>
+              <w:t>NatVegH</w:t>
+            </w:r>
+          </w:p>
+        </w:tc>
+        <w:tc>
+          <w:tcPr>
+            <w:tcW w:w="1008" w:type="dxa"/>
+            <w:tcBorders>
+              <w:top w:val="none" w:sz="0" w:space="0" w:color="000000"/>
+              <w:left w:val="none" w:sz="0" w:space="0" w:color="000000"/>
+              <w:bottom w:val="none" w:sz="0" w:space="0" w:color="000000"/>
+              <w:right w:val="none" w:sz="0" w:space="0" w:color="000000"/>
+            </w:tcBorders>
+            <w:shd w:val="clear" w:color="auto" w:fill="FFFFFF"/>
+            <w:tcMar>
+              <w:top w:w="0" w:type="dxa"/>
+              <w:left w:w="0" w:type="dxa"/>
+              <w:bottom w:w="0" w:type="dxa"/>
+              <w:right w:w="0" w:type="dxa"/>
+            </w:tcMar>
+            <w:vAlign w:val="center"/>
+          </w:tcPr>
+          <w:p>
+            <w:pPr>
+              <w:pBdr>
+                <w:top w:val="none" w:sz="0" w:space="0" w:color="000000"/>
+                <w:left w:val="none" w:sz="0" w:space="0" w:color="000000"/>
+                <w:bottom w:val="none" w:sz="0" w:space="0" w:color="000000"/>
+                <w:right w:val="none" w:sz="0" w:space="0" w:color="000000"/>
+              </w:pBdr>
+              <w:spacing w:before="100" w:after="100"/>
+              <w:ind w:left="100" w:right="100"/>
+              <w:jc w:val="right"/>
+            </w:pPr>
+            <w:r>
+              <w:rPr>
+                <w:rFonts w:ascii="Arial" w:eastAsia="Arial" w:hAnsi="Arial" w:cs="Arial"/>
+                <w:color w:val="000000"/>
+                <w:sz w:val="20"/>
+                <w:szCs w:val="20"/>
+              </w:rPr>
+              <w:t>2</w:t>
+            </w:r>
+          </w:p>
+        </w:tc>
+        <w:tc>
+          <w:tcPr>
+            <w:tcW w:w="1008" w:type="dxa"/>
+            <w:tcBorders>
+              <w:top w:val="none" w:sz="0" w:space="0" w:color="000000"/>
+              <w:left w:val="none" w:sz="0" w:space="0" w:color="000000"/>
+              <w:bottom w:val="none" w:sz="0" w:space="0" w:color="000000"/>
+              <w:right w:val="none" w:sz="0" w:space="0" w:color="000000"/>
+            </w:tcBorders>
+            <w:shd w:val="clear" w:color="auto" w:fill="FFFFFF"/>
+            <w:tcMar>
+              <w:top w:w="0" w:type="dxa"/>
+              <w:left w:w="0" w:type="dxa"/>
+              <w:bottom w:w="0" w:type="dxa"/>
+              <w:right w:w="0" w:type="dxa"/>
+            </w:tcMar>
+            <w:vAlign w:val="center"/>
+          </w:tcPr>
+          <w:p>
+            <w:pPr>
+              <w:pBdr>
+                <w:top w:val="none" w:sz="0" w:space="0" w:color="000000"/>
+                <w:left w:val="none" w:sz="0" w:space="0" w:color="000000"/>
+                <w:bottom w:val="none" w:sz="0" w:space="0" w:color="000000"/>
+                <w:right w:val="none" w:sz="0" w:space="0" w:color="000000"/>
+              </w:pBdr>
+              <w:spacing w:before="100" w:after="100"/>
+              <w:ind w:left="100" w:right="100"/>
+              <w:jc w:val="right"/>
+            </w:pPr>
+            <w:r>
+              <w:rPr>
+                <w:rFonts w:ascii="Arial" w:eastAsia="Arial" w:hAnsi="Arial" w:cs="Arial"/>
+                <w:color w:val="000000"/>
+                <w:sz w:val="20"/>
+                <w:szCs w:val="20"/>
+              </w:rPr>
+              <w:t>242.17</w:t>
+            </w:r>
+          </w:p>
+        </w:tc>
+        <w:tc>
+          <w:tcPr>
+            <w:tcW w:w="1008" w:type="dxa"/>
+            <w:tcBorders>
+              <w:top w:val="none" w:sz="0" w:space="0" w:color="000000"/>
+              <w:left w:val="none" w:sz="0" w:space="0" w:color="000000"/>
+              <w:bottom w:val="none" w:sz="0" w:space="0" w:color="000000"/>
+              <w:right w:val="none" w:sz="0" w:space="0" w:color="000000"/>
+            </w:tcBorders>
+            <w:shd w:val="clear" w:color="auto" w:fill="FFFFFF"/>
+            <w:tcMar>
+              <w:top w:w="0" w:type="dxa"/>
+              <w:left w:w="0" w:type="dxa"/>
+              <w:bottom w:w="0" w:type="dxa"/>
+              <w:right w:w="0" w:type="dxa"/>
+            </w:tcMar>
+            <w:vAlign w:val="center"/>
+          </w:tcPr>
+          <w:p>
+            <w:pPr>
+              <w:pBdr>
+                <w:top w:val="none" w:sz="0" w:space="0" w:color="000000"/>
+                <w:left w:val="none" w:sz="0" w:space="0" w:color="000000"/>
+                <w:bottom w:val="none" w:sz="0" w:space="0" w:color="000000"/>
+                <w:right w:val="none" w:sz="0" w:space="0" w:color="000000"/>
+              </w:pBdr>
+              <w:spacing w:before="100" w:after="100"/>
+              <w:ind w:left="100" w:right="100"/>
+              <w:jc w:val="right"/>
+            </w:pPr>
+            <w:r>
+              <w:rPr>
+                <w:rFonts w:ascii="Arial" w:eastAsia="Arial" w:hAnsi="Arial" w:cs="Arial"/>
+                <w:color w:val="000000"/>
+                <w:sz w:val="20"/>
+                <w:szCs w:val="20"/>
+              </w:rPr>
+              <w:t>78.66</w:t>
+            </w:r>
+          </w:p>
+        </w:tc>
+        <w:tc>
+          <w:tcPr>
+            <w:tcW w:w="1152" w:type="dxa"/>
+            <w:tcBorders>
+              <w:top w:val="none" w:sz="0" w:space="0" w:color="000000"/>
+              <w:left w:val="none" w:sz="0" w:space="0" w:color="000000"/>
+              <w:bottom w:val="none" w:sz="0" w:space="0" w:color="000000"/>
+              <w:right w:val="none" w:sz="0" w:space="0" w:color="000000"/>
+            </w:tcBorders>
+            <w:shd w:val="clear" w:color="auto" w:fill="FFFFFF"/>
+            <w:tcMar>
+              <w:top w:w="0" w:type="dxa"/>
+              <w:left w:w="0" w:type="dxa"/>
+              <w:bottom w:w="0" w:type="dxa"/>
+              <w:right w:w="0" w:type="dxa"/>
+            </w:tcMar>
+            <w:vAlign w:val="center"/>
+          </w:tcPr>
+          <w:p>
+            <w:pPr>
+              <w:pBdr>
+                <w:top w:val="none" w:sz="0" w:space="0" w:color="000000"/>
+                <w:left w:val="none" w:sz="0" w:space="0" w:color="000000"/>
+                <w:bottom w:val="none" w:sz="0" w:space="0" w:color="000000"/>
+                <w:right w:val="none" w:sz="0" w:space="0" w:color="000000"/>
+              </w:pBdr>
+              <w:spacing w:before="100" w:after="100"/>
+              <w:ind w:left="100" w:right="100"/>
+            </w:pPr>
+            <w:r>
+              <w:rPr>
+                <w:rFonts w:ascii="Arial" w:eastAsia="Arial" w:hAnsi="Arial" w:cs="Arial"/>
+                <w:color w:val="000000"/>
+                <w:sz w:val="20"/>
+                <w:szCs w:val="20"/>
+              </w:rPr>
+              <w:t>--</w:t>
+            </w:r>
+          </w:p>
+        </w:tc>
+        <w:tc>
+          <w:tcPr>
+            <w:tcW w:w="1152" w:type="dxa"/>
+            <w:tcBorders>
+              <w:top w:val="none" w:sz="0" w:space="0" w:color="000000"/>
+              <w:left w:val="none" w:sz="0" w:space="0" w:color="000000"/>
+              <w:bottom w:val="none" w:sz="0" w:space="0" w:color="000000"/>
+              <w:right w:val="none" w:sz="0" w:space="0" w:color="000000"/>
+            </w:tcBorders>
+            <w:shd w:val="clear" w:color="auto" w:fill="FFFFFF"/>
+            <w:tcMar>
+              <w:top w:w="0" w:type="dxa"/>
+              <w:left w:w="0" w:type="dxa"/>
+              <w:bottom w:w="0" w:type="dxa"/>
+              <w:right w:w="0" w:type="dxa"/>
+            </w:tcMar>
+            <w:vAlign w:val="center"/>
+          </w:tcPr>
+          <w:p>
+            <w:pPr>
+              <w:pBdr>
+                <w:top w:val="none" w:sz="0" w:space="0" w:color="000000"/>
+                <w:left w:val="none" w:sz="0" w:space="0" w:color="000000"/>
+                <w:bottom w:val="none" w:sz="0" w:space="0" w:color="000000"/>
+                <w:right w:val="none" w:sz="0" w:space="0" w:color="000000"/>
+              </w:pBdr>
+              <w:spacing w:before="100" w:after="100"/>
+              <w:ind w:left="100" w:right="100"/>
+            </w:pPr>
+            <w:r>
+              <w:rPr>
+                <w:rFonts w:ascii="Arial" w:eastAsia="Arial" w:hAnsi="Arial" w:cs="Arial"/>
+                <w:color w:val="000000"/>
+                <w:sz w:val="20"/>
+                <w:szCs w:val="20"/>
+              </w:rPr>
+              <w:t>0.09</w:t>
+            </w:r>
+          </w:p>
+        </w:tc>
+      </w:tr>
+      <w:tr>
+        <w:trPr>
+          <w:jc w:val="center"/>
+        </w:trPr>
+        <w:tc>
+          <w:tcPr>
+            <w:tcW w:w="2448" w:type="dxa"/>
+            <w:tcBorders>
+              <w:top w:val="none" w:sz="0" w:space="0" w:color="000000"/>
+              <w:left w:val="none" w:sz="0" w:space="0" w:color="000000"/>
+              <w:bottom w:val="none" w:sz="0" w:space="0" w:color="000000"/>
+              <w:right w:val="none" w:sz="0" w:space="0" w:color="000000"/>
+            </w:tcBorders>
+            <w:shd w:val="clear" w:color="auto" w:fill="FFFFFF"/>
+            <w:tcMar>
+              <w:top w:w="0" w:type="dxa"/>
+              <w:left w:w="0" w:type="dxa"/>
+              <w:bottom w:w="0" w:type="dxa"/>
+              <w:right w:w="0" w:type="dxa"/>
+            </w:tcMar>
+            <w:vAlign w:val="center"/>
+          </w:tcPr>
+          <w:p>
+            <w:pPr>
+              <w:pBdr>
+                <w:top w:val="none" w:sz="0" w:space="0" w:color="000000"/>
+                <w:left w:val="none" w:sz="0" w:space="0" w:color="000000"/>
+                <w:bottom w:val="none" w:sz="0" w:space="0" w:color="000000"/>
+                <w:right w:val="none" w:sz="0" w:space="0" w:color="000000"/>
+              </w:pBdr>
+              <w:spacing w:before="100" w:after="100"/>
+              <w:ind w:left="100" w:right="100"/>
+            </w:pPr>
+            <w:r>
+              <w:rPr>
+                <w:rFonts w:ascii="Arial" w:eastAsia="Arial" w:hAnsi="Arial" w:cs="Arial"/>
+                <w:color w:val="000000"/>
+                <w:sz w:val="20"/>
+                <w:szCs w:val="20"/>
+              </w:rPr>
+              <w:t>natveg_high_4k</w:t>
+            </w:r>
+          </w:p>
+        </w:tc>
+        <w:tc>
+          <w:tcPr>
+            <w:tcW w:w="1440" w:type="dxa"/>
+            <w:tcBorders>
+              <w:top w:val="none" w:sz="0" w:space="0" w:color="000000"/>
+              <w:left w:val="none" w:sz="0" w:space="0" w:color="000000"/>
+              <w:bottom w:val="none" w:sz="0" w:space="0" w:color="000000"/>
+              <w:right w:val="none" w:sz="0" w:space="0" w:color="000000"/>
+            </w:tcBorders>
+            <w:shd w:val="clear" w:color="auto" w:fill="FFFFFF"/>
+            <w:tcMar>
+              <w:top w:w="0" w:type="dxa"/>
+              <w:left w:w="0" w:type="dxa"/>
+              <w:bottom w:w="0" w:type="dxa"/>
+              <w:right w:w="0" w:type="dxa"/>
+            </w:tcMar>
+            <w:vAlign w:val="center"/>
+          </w:tcPr>
+          <w:p>
+            <w:pPr>
+              <w:pBdr>
+                <w:top w:val="none" w:sz="0" w:space="0" w:color="000000"/>
+                <w:left w:val="none" w:sz="0" w:space="0" w:color="000000"/>
+                <w:bottom w:val="none" w:sz="0" w:space="0" w:color="000000"/>
+                <w:right w:val="none" w:sz="0" w:space="0" w:color="000000"/>
+              </w:pBdr>
+              <w:spacing w:before="100" w:after="100"/>
+              <w:ind w:left="100" w:right="100"/>
+            </w:pPr>
+            <w:r>
+              <w:rPr>
+                <w:rFonts w:ascii="Arial" w:eastAsia="Arial" w:hAnsi="Arial" w:cs="Arial"/>
+                <w:color w:val="000000"/>
+                <w:sz w:val="20"/>
+                <w:szCs w:val="20"/>
+              </w:rPr>
+              <w:t>NatVegH</w:t>
+            </w:r>
+          </w:p>
+        </w:tc>
+        <w:tc>
+          <w:tcPr>
+            <w:tcW w:w="1008" w:type="dxa"/>
+            <w:tcBorders>
+              <w:top w:val="none" w:sz="0" w:space="0" w:color="000000"/>
+              <w:left w:val="none" w:sz="0" w:space="0" w:color="000000"/>
+              <w:bottom w:val="none" w:sz="0" w:space="0" w:color="000000"/>
+              <w:right w:val="none" w:sz="0" w:space="0" w:color="000000"/>
+            </w:tcBorders>
+            <w:shd w:val="clear" w:color="auto" w:fill="FFFFFF"/>
+            <w:tcMar>
+              <w:top w:w="0" w:type="dxa"/>
+              <w:left w:w="0" w:type="dxa"/>
+              <w:bottom w:w="0" w:type="dxa"/>
+              <w:right w:w="0" w:type="dxa"/>
+            </w:tcMar>
+            <w:vAlign w:val="center"/>
+          </w:tcPr>
+          <w:p>
+            <w:pPr>
+              <w:pBdr>
+                <w:top w:val="none" w:sz="0" w:space="0" w:color="000000"/>
+                <w:left w:val="none" w:sz="0" w:space="0" w:color="000000"/>
+                <w:bottom w:val="none" w:sz="0" w:space="0" w:color="000000"/>
+                <w:right w:val="none" w:sz="0" w:space="0" w:color="000000"/>
+              </w:pBdr>
+              <w:spacing w:before="100" w:after="100"/>
+              <w:ind w:left="100" w:right="100"/>
+              <w:jc w:val="right"/>
+            </w:pPr>
+            <w:r>
+              <w:rPr>
+                <w:rFonts w:ascii="Arial" w:eastAsia="Arial" w:hAnsi="Arial" w:cs="Arial"/>
+                <w:color w:val="000000"/>
+                <w:sz w:val="20"/>
+                <w:szCs w:val="20"/>
+              </w:rPr>
+              <w:t>2</w:t>
+            </w:r>
+          </w:p>
+        </w:tc>
+        <w:tc>
+          <w:tcPr>
+            <w:tcW w:w="1008" w:type="dxa"/>
+            <w:tcBorders>
+              <w:top w:val="none" w:sz="0" w:space="0" w:color="000000"/>
+              <w:left w:val="none" w:sz="0" w:space="0" w:color="000000"/>
+              <w:bottom w:val="none" w:sz="0" w:space="0" w:color="000000"/>
+              <w:right w:val="none" w:sz="0" w:space="0" w:color="000000"/>
+            </w:tcBorders>
+            <w:shd w:val="clear" w:color="auto" w:fill="FFFFFF"/>
+            <w:tcMar>
+              <w:top w:w="0" w:type="dxa"/>
+              <w:left w:w="0" w:type="dxa"/>
+              <w:bottom w:w="0" w:type="dxa"/>
+              <w:right w:w="0" w:type="dxa"/>
+            </w:tcMar>
+            <w:vAlign w:val="center"/>
+          </w:tcPr>
+          <w:p>
+            <w:pPr>
+              <w:pBdr>
+                <w:top w:val="none" w:sz="0" w:space="0" w:color="000000"/>
+                <w:left w:val="none" w:sz="0" w:space="0" w:color="000000"/>
+                <w:bottom w:val="none" w:sz="0" w:space="0" w:color="000000"/>
+                <w:right w:val="none" w:sz="0" w:space="0" w:color="000000"/>
+              </w:pBdr>
+              <w:spacing w:before="100" w:after="100"/>
+              <w:ind w:left="100" w:right="100"/>
+              <w:jc w:val="right"/>
+            </w:pPr>
+            <w:r>
+              <w:rPr>
+                <w:rFonts w:ascii="Arial" w:eastAsia="Arial" w:hAnsi="Arial" w:cs="Arial"/>
+                <w:color w:val="000000"/>
+                <w:sz w:val="20"/>
+                <w:szCs w:val="20"/>
+              </w:rPr>
+              <w:t>233.16</w:t>
+            </w:r>
+          </w:p>
+        </w:tc>
+        <w:tc>
+          <w:tcPr>
+            <w:tcW w:w="1008" w:type="dxa"/>
+            <w:tcBorders>
+              <w:top w:val="none" w:sz="0" w:space="0" w:color="000000"/>
+              <w:left w:val="none" w:sz="0" w:space="0" w:color="000000"/>
+              <w:bottom w:val="none" w:sz="0" w:space="0" w:color="000000"/>
+              <w:right w:val="none" w:sz="0" w:space="0" w:color="000000"/>
+            </w:tcBorders>
+            <w:shd w:val="clear" w:color="auto" w:fill="FFFFFF"/>
+            <w:tcMar>
+              <w:top w:w="0" w:type="dxa"/>
+              <w:left w:w="0" w:type="dxa"/>
+              <w:bottom w:w="0" w:type="dxa"/>
+              <w:right w:w="0" w:type="dxa"/>
+            </w:tcMar>
+            <w:vAlign w:val="center"/>
+          </w:tcPr>
+          <w:p>
+            <w:pPr>
+              <w:pBdr>
+                <w:top w:val="none" w:sz="0" w:space="0" w:color="000000"/>
+                <w:left w:val="none" w:sz="0" w:space="0" w:color="000000"/>
+                <w:bottom w:val="none" w:sz="0" w:space="0" w:color="000000"/>
+                <w:right w:val="none" w:sz="0" w:space="0" w:color="000000"/>
+              </w:pBdr>
+              <w:spacing w:before="100" w:after="100"/>
+              <w:ind w:left="100" w:right="100"/>
+              <w:jc w:val="right"/>
+            </w:pPr>
+            <w:r>
+              <w:rPr>
+                <w:rFonts w:ascii="Arial" w:eastAsia="Arial" w:hAnsi="Arial" w:cs="Arial"/>
+                <w:color w:val="000000"/>
+                <w:sz w:val="20"/>
+                <w:szCs w:val="20"/>
+              </w:rPr>
+              <w:t>107.70</w:t>
+            </w:r>
+          </w:p>
+        </w:tc>
+        <w:tc>
+          <w:tcPr>
+            <w:tcW w:w="1152" w:type="dxa"/>
+            <w:tcBorders>
+              <w:top w:val="none" w:sz="0" w:space="0" w:color="000000"/>
+              <w:left w:val="none" w:sz="0" w:space="0" w:color="000000"/>
+              <w:bottom w:val="none" w:sz="0" w:space="0" w:color="000000"/>
+              <w:right w:val="none" w:sz="0" w:space="0" w:color="000000"/>
+            </w:tcBorders>
+            <w:shd w:val="clear" w:color="auto" w:fill="FFFFFF"/>
+            <w:tcMar>
+              <w:top w:w="0" w:type="dxa"/>
+              <w:left w:w="0" w:type="dxa"/>
+              <w:bottom w:w="0" w:type="dxa"/>
+              <w:right w:w="0" w:type="dxa"/>
+            </w:tcMar>
+            <w:vAlign w:val="center"/>
+          </w:tcPr>
+          <w:p>
+            <w:pPr>
+              <w:pBdr>
+                <w:top w:val="none" w:sz="0" w:space="0" w:color="000000"/>
+                <w:left w:val="none" w:sz="0" w:space="0" w:color="000000"/>
+                <w:bottom w:val="none" w:sz="0" w:space="0" w:color="000000"/>
+                <w:right w:val="none" w:sz="0" w:space="0" w:color="000000"/>
+              </w:pBdr>
+              <w:spacing w:before="100" w:after="100"/>
+              <w:ind w:left="100" w:right="100"/>
+            </w:pPr>
+            <w:r>
+              <w:rPr>
+                <w:rFonts w:ascii="Arial" w:eastAsia="Arial" w:hAnsi="Arial" w:cs="Arial"/>
+                <w:color w:val="000000"/>
+                <w:sz w:val="20"/>
+                <w:szCs w:val="20"/>
+              </w:rPr>
+              <w:t>--</w:t>
+            </w:r>
+          </w:p>
+        </w:tc>
+        <w:tc>
+          <w:tcPr>
+            <w:tcW w:w="1152" w:type="dxa"/>
+            <w:tcBorders>
+              <w:top w:val="none" w:sz="0" w:space="0" w:color="000000"/>
+              <w:left w:val="none" w:sz="0" w:space="0" w:color="000000"/>
+              <w:bottom w:val="none" w:sz="0" w:space="0" w:color="000000"/>
+              <w:right w:val="none" w:sz="0" w:space="0" w:color="000000"/>
+            </w:tcBorders>
+            <w:shd w:val="clear" w:color="auto" w:fill="FFFFFF"/>
+            <w:tcMar>
+              <w:top w:w="0" w:type="dxa"/>
+              <w:left w:w="0" w:type="dxa"/>
+              <w:bottom w:w="0" w:type="dxa"/>
+              <w:right w:w="0" w:type="dxa"/>
+            </w:tcMar>
+            <w:vAlign w:val="center"/>
+          </w:tcPr>
+          <w:p>
+            <w:pPr>
+              <w:pBdr>
+                <w:top w:val="none" w:sz="0" w:space="0" w:color="000000"/>
+                <w:left w:val="none" w:sz="0" w:space="0" w:color="000000"/>
+                <w:bottom w:val="none" w:sz="0" w:space="0" w:color="000000"/>
+                <w:right w:val="none" w:sz="0" w:space="0" w:color="000000"/>
+              </w:pBdr>
+              <w:spacing w:before="100" w:after="100"/>
+              <w:ind w:left="100" w:right="100"/>
+            </w:pPr>
+            <w:r>
+              <w:rPr>
+                <w:rFonts w:ascii="Arial" w:eastAsia="Arial" w:hAnsi="Arial" w:cs="Arial"/>
+                <w:color w:val="000000"/>
+                <w:sz w:val="20"/>
+                <w:szCs w:val="20"/>
+              </w:rPr>
+              <w:t>--</w:t>
+            </w:r>
+          </w:p>
+        </w:tc>
+      </w:tr>
+      <w:tr>
+        <w:trPr>
+          <w:jc w:val="center"/>
+        </w:trPr>
+        <w:tc>
+          <w:tcPr>
+            <w:tcW w:w="2448" w:type="dxa"/>
+            <w:tcBorders>
+              <w:top w:val="none" w:sz="0" w:space="0" w:color="000000"/>
+              <w:left w:val="none" w:sz="0" w:space="0" w:color="000000"/>
+              <w:bottom w:val="none" w:sz="0" w:space="0" w:color="000000"/>
+              <w:right w:val="none" w:sz="0" w:space="0" w:color="000000"/>
+            </w:tcBorders>
+            <w:shd w:val="clear" w:color="auto" w:fill="FFFFFF"/>
+            <w:tcMar>
+              <w:top w:w="0" w:type="dxa"/>
+              <w:left w:w="0" w:type="dxa"/>
+              <w:bottom w:w="0" w:type="dxa"/>
+              <w:right w:w="0" w:type="dxa"/>
+            </w:tcMar>
+            <w:vAlign w:val="center"/>
+          </w:tcPr>
+          <w:p>
+            <w:pPr>
+              <w:pBdr>
+                <w:top w:val="none" w:sz="0" w:space="0" w:color="000000"/>
+                <w:left w:val="none" w:sz="0" w:space="0" w:color="000000"/>
+                <w:bottom w:val="none" w:sz="0" w:space="0" w:color="000000"/>
+                <w:right w:val="none" w:sz="0" w:space="0" w:color="000000"/>
+              </w:pBdr>
+              <w:spacing w:before="100" w:after="100"/>
+              <w:ind w:left="100" w:right="100"/>
+            </w:pPr>
+            <w:r>
+              <w:rPr>
+                <w:rFonts w:ascii="Arial" w:eastAsia="Arial" w:hAnsi="Arial" w:cs="Arial"/>
+                <w:color w:val="000000"/>
+                <w:sz w:val="20"/>
+                <w:szCs w:val="20"/>
+              </w:rPr>
+              <w:t>natveg_high_8k</w:t>
+            </w:r>
+          </w:p>
+        </w:tc>
+        <w:tc>
+          <w:tcPr>
+            <w:tcW w:w="1440" w:type="dxa"/>
+            <w:tcBorders>
+              <w:top w:val="none" w:sz="0" w:space="0" w:color="000000"/>
+              <w:left w:val="none" w:sz="0" w:space="0" w:color="000000"/>
+              <w:bottom w:val="none" w:sz="0" w:space="0" w:color="000000"/>
+              <w:right w:val="none" w:sz="0" w:space="0" w:color="000000"/>
+            </w:tcBorders>
+            <w:shd w:val="clear" w:color="auto" w:fill="FFFFFF"/>
+            <w:tcMar>
+              <w:top w:w="0" w:type="dxa"/>
+              <w:left w:w="0" w:type="dxa"/>
+              <w:bottom w:w="0" w:type="dxa"/>
+              <w:right w:w="0" w:type="dxa"/>
+            </w:tcMar>
+            <w:vAlign w:val="center"/>
+          </w:tcPr>
+          <w:p>
+            <w:pPr>
+              <w:pBdr>
+                <w:top w:val="none" w:sz="0" w:space="0" w:color="000000"/>
+                <w:left w:val="none" w:sz="0" w:space="0" w:color="000000"/>
+                <w:bottom w:val="none" w:sz="0" w:space="0" w:color="000000"/>
+                <w:right w:val="none" w:sz="0" w:space="0" w:color="000000"/>
+              </w:pBdr>
+              <w:spacing w:before="100" w:after="100"/>
+              <w:ind w:left="100" w:right="100"/>
+            </w:pPr>
+            <w:r>
+              <w:rPr>
+                <w:rFonts w:ascii="Arial" w:eastAsia="Arial" w:hAnsi="Arial" w:cs="Arial"/>
+                <w:color w:val="000000"/>
+                <w:sz w:val="20"/>
+                <w:szCs w:val="20"/>
+              </w:rPr>
+              <w:t>NatVegH</w:t>
+            </w:r>
+          </w:p>
+        </w:tc>
+        <w:tc>
+          <w:tcPr>
+            <w:tcW w:w="1008" w:type="dxa"/>
+            <w:tcBorders>
+              <w:top w:val="none" w:sz="0" w:space="0" w:color="000000"/>
+              <w:left w:val="none" w:sz="0" w:space="0" w:color="000000"/>
+              <w:bottom w:val="none" w:sz="0" w:space="0" w:color="000000"/>
+              <w:right w:val="none" w:sz="0" w:space="0" w:color="000000"/>
+            </w:tcBorders>
+            <w:shd w:val="clear" w:color="auto" w:fill="FFFFFF"/>
+            <w:tcMar>
+              <w:top w:w="0" w:type="dxa"/>
+              <w:left w:w="0" w:type="dxa"/>
+              <w:bottom w:w="0" w:type="dxa"/>
+              <w:right w:w="0" w:type="dxa"/>
+            </w:tcMar>
+            <w:vAlign w:val="center"/>
+          </w:tcPr>
+          <w:p>
+            <w:pPr>
+              <w:pBdr>
+                <w:top w:val="none" w:sz="0" w:space="0" w:color="000000"/>
+                <w:left w:val="none" w:sz="0" w:space="0" w:color="000000"/>
+                <w:bottom w:val="none" w:sz="0" w:space="0" w:color="000000"/>
+                <w:right w:val="none" w:sz="0" w:space="0" w:color="000000"/>
+              </w:pBdr>
+              <w:spacing w:before="100" w:after="100"/>
+              <w:ind w:left="100" w:right="100"/>
+              <w:jc w:val="right"/>
+            </w:pPr>
+            <w:r>
+              <w:rPr>
+                <w:rFonts w:ascii="Arial" w:eastAsia="Arial" w:hAnsi="Arial" w:cs="Arial"/>
+                <w:color w:val="000000"/>
+                <w:sz w:val="20"/>
+                <w:szCs w:val="20"/>
+              </w:rPr>
+              <w:t>2</w:t>
+            </w:r>
+          </w:p>
+        </w:tc>
+        <w:tc>
+          <w:tcPr>
+            <w:tcW w:w="1008" w:type="dxa"/>
+            <w:tcBorders>
+              <w:top w:val="none" w:sz="0" w:space="0" w:color="000000"/>
+              <w:left w:val="none" w:sz="0" w:space="0" w:color="000000"/>
+              <w:bottom w:val="none" w:sz="0" w:space="0" w:color="000000"/>
+              <w:right w:val="none" w:sz="0" w:space="0" w:color="000000"/>
+            </w:tcBorders>
+            <w:shd w:val="clear" w:color="auto" w:fill="FFFFFF"/>
+            <w:tcMar>
+              <w:top w:w="0" w:type="dxa"/>
+              <w:left w:w="0" w:type="dxa"/>
+              <w:bottom w:w="0" w:type="dxa"/>
+              <w:right w:w="0" w:type="dxa"/>
+            </w:tcMar>
+            <w:vAlign w:val="center"/>
+          </w:tcPr>
+          <w:p>
+            <w:pPr>
+              <w:pBdr>
+                <w:top w:val="none" w:sz="0" w:space="0" w:color="000000"/>
+                <w:left w:val="none" w:sz="0" w:space="0" w:color="000000"/>
+                <w:bottom w:val="none" w:sz="0" w:space="0" w:color="000000"/>
+                <w:right w:val="none" w:sz="0" w:space="0" w:color="000000"/>
+              </w:pBdr>
+              <w:spacing w:before="100" w:after="100"/>
+              <w:ind w:left="100" w:right="100"/>
+              <w:jc w:val="right"/>
+            </w:pPr>
+            <w:r>
+              <w:rPr>
+                <w:rFonts w:ascii="Arial" w:eastAsia="Arial" w:hAnsi="Arial" w:cs="Arial"/>
+                <w:color w:val="000000"/>
+                <w:sz w:val="20"/>
+                <w:szCs w:val="20"/>
+              </w:rPr>
+              <w:t>225.00</w:t>
+            </w:r>
+          </w:p>
+        </w:tc>
+        <w:tc>
+          <w:tcPr>
+            <w:tcW w:w="1008" w:type="dxa"/>
+            <w:tcBorders>
+              <w:top w:val="none" w:sz="0" w:space="0" w:color="000000"/>
+              <w:left w:val="none" w:sz="0" w:space="0" w:color="000000"/>
+              <w:bottom w:val="none" w:sz="0" w:space="0" w:color="000000"/>
+              <w:right w:val="none" w:sz="0" w:space="0" w:color="000000"/>
+            </w:tcBorders>
+            <w:shd w:val="clear" w:color="auto" w:fill="FFFFFF"/>
+            <w:tcMar>
+              <w:top w:w="0" w:type="dxa"/>
+              <w:left w:w="0" w:type="dxa"/>
+              <w:bottom w:w="0" w:type="dxa"/>
+              <w:right w:w="0" w:type="dxa"/>
+            </w:tcMar>
+            <w:vAlign w:val="center"/>
+          </w:tcPr>
+          <w:p>
+            <w:pPr>
+              <w:pBdr>
+                <w:top w:val="none" w:sz="0" w:space="0" w:color="000000"/>
+                <w:left w:val="none" w:sz="0" w:space="0" w:color="000000"/>
+                <w:bottom w:val="none" w:sz="0" w:space="0" w:color="000000"/>
+                <w:right w:val="none" w:sz="0" w:space="0" w:color="000000"/>
+              </w:pBdr>
+              <w:spacing w:before="100" w:after="100"/>
+              <w:ind w:left="100" w:right="100"/>
+              <w:jc w:val="right"/>
+            </w:pPr>
+            <w:r>
+              <w:rPr>
+                <w:rFonts w:ascii="Arial" w:eastAsia="Arial" w:hAnsi="Arial" w:cs="Arial"/>
+                <w:color w:val="000000"/>
+                <w:sz w:val="20"/>
+                <w:szCs w:val="20"/>
+              </w:rPr>
+              <w:t>94.02</w:t>
+            </w:r>
+          </w:p>
+        </w:tc>
+        <w:tc>
+          <w:tcPr>
+            <w:tcW w:w="1152" w:type="dxa"/>
+            <w:tcBorders>
+              <w:top w:val="none" w:sz="0" w:space="0" w:color="000000"/>
+              <w:left w:val="none" w:sz="0" w:space="0" w:color="000000"/>
+              <w:bottom w:val="none" w:sz="0" w:space="0" w:color="000000"/>
+              <w:right w:val="none" w:sz="0" w:space="0" w:color="000000"/>
+            </w:tcBorders>
+            <w:shd w:val="clear" w:color="auto" w:fill="FFFFFF"/>
+            <w:tcMar>
+              <w:top w:w="0" w:type="dxa"/>
+              <w:left w:w="0" w:type="dxa"/>
+              <w:bottom w:w="0" w:type="dxa"/>
+              <w:right w:w="0" w:type="dxa"/>
+            </w:tcMar>
+            <w:vAlign w:val="center"/>
+          </w:tcPr>
+          <w:p>
+            <w:pPr>
+              <w:pBdr>
+                <w:top w:val="none" w:sz="0" w:space="0" w:color="000000"/>
+                <w:left w:val="none" w:sz="0" w:space="0" w:color="000000"/>
+                <w:bottom w:val="none" w:sz="0" w:space="0" w:color="000000"/>
+                <w:right w:val="none" w:sz="0" w:space="0" w:color="000000"/>
+              </w:pBdr>
+              <w:spacing w:before="100" w:after="100"/>
+              <w:ind w:left="100" w:right="100"/>
+            </w:pPr>
+            <w:r>
+              <w:rPr>
+                <w:rFonts w:ascii="Arial" w:eastAsia="Arial" w:hAnsi="Arial" w:cs="Arial"/>
+                <w:color w:val="000000"/>
+                <w:sz w:val="20"/>
+                <w:szCs w:val="20"/>
+              </w:rPr>
+              <w:t>--</w:t>
+            </w:r>
+          </w:p>
+        </w:tc>
+        <w:tc>
+          <w:tcPr>
+            <w:tcW w:w="1152" w:type="dxa"/>
+            <w:tcBorders>
+              <w:top w:val="none" w:sz="0" w:space="0" w:color="000000"/>
+              <w:left w:val="none" w:sz="0" w:space="0" w:color="000000"/>
+              <w:bottom w:val="none" w:sz="0" w:space="0" w:color="000000"/>
+              <w:right w:val="none" w:sz="0" w:space="0" w:color="000000"/>
+            </w:tcBorders>
+            <w:shd w:val="clear" w:color="auto" w:fill="FFFFFF"/>
+            <w:tcMar>
+              <w:top w:w="0" w:type="dxa"/>
+              <w:left w:w="0" w:type="dxa"/>
+              <w:bottom w:w="0" w:type="dxa"/>
+              <w:right w:w="0" w:type="dxa"/>
+            </w:tcMar>
+            <w:vAlign w:val="center"/>
+          </w:tcPr>
+          <w:p>
+            <w:pPr>
+              <w:pBdr>
+                <w:top w:val="none" w:sz="0" w:space="0" w:color="000000"/>
+                <w:left w:val="none" w:sz="0" w:space="0" w:color="000000"/>
+                <w:bottom w:val="none" w:sz="0" w:space="0" w:color="000000"/>
+                <w:right w:val="none" w:sz="0" w:space="0" w:color="000000"/>
+              </w:pBdr>
+              <w:spacing w:before="100" w:after="100"/>
+              <w:ind w:left="100" w:right="100"/>
+            </w:pPr>
+            <w:r>
+              <w:rPr>
+                <w:rFonts w:ascii="Arial" w:eastAsia="Arial" w:hAnsi="Arial" w:cs="Arial"/>
+                <w:color w:val="000000"/>
+                <w:sz w:val="20"/>
+                <w:szCs w:val="20"/>
+              </w:rPr>
+              <w:t>--</w:t>
+            </w:r>
+          </w:p>
+        </w:tc>
+      </w:tr>
+      <w:tr>
+        <w:trPr>
+          <w:jc w:val="center"/>
+        </w:trPr>
+        <w:tc>
+          <w:tcPr>
+            <w:tcW w:w="2448" w:type="dxa"/>
+            <w:tcBorders>
+              <w:top w:val="none" w:sz="0" w:space="0" w:color="000000"/>
+              <w:left w:val="none" w:sz="0" w:space="0" w:color="000000"/>
+              <w:bottom w:val="none" w:sz="0" w:space="0" w:color="000000"/>
+              <w:right w:val="none" w:sz="0" w:space="0" w:color="000000"/>
+            </w:tcBorders>
+            <w:shd w:val="clear" w:color="auto" w:fill="FFFFFF"/>
+            <w:tcMar>
+              <w:top w:w="0" w:type="dxa"/>
+              <w:left w:w="0" w:type="dxa"/>
+              <w:bottom w:w="0" w:type="dxa"/>
+              <w:right w:w="0" w:type="dxa"/>
+            </w:tcMar>
+            <w:vAlign w:val="center"/>
+          </w:tcPr>
+          <w:p>
+            <w:pPr>
+              <w:pBdr>
+                <w:top w:val="none" w:sz="0" w:space="0" w:color="000000"/>
+                <w:left w:val="none" w:sz="0" w:space="0" w:color="000000"/>
+                <w:bottom w:val="none" w:sz="0" w:space="0" w:color="000000"/>
+                <w:right w:val="none" w:sz="0" w:space="0" w:color="000000"/>
+              </w:pBdr>
+              <w:spacing w:before="100" w:after="100"/>
+              <w:ind w:left="100" w:right="100"/>
+            </w:pPr>
+            <w:r>
+              <w:rPr>
+                <w:rFonts w:ascii="Arial" w:eastAsia="Arial" w:hAnsi="Arial" w:cs="Arial"/>
+                <w:color w:val="000000"/>
+                <w:sz w:val="20"/>
+                <w:szCs w:val="20"/>
+              </w:rPr>
+              <w:t>natveg_high_all</w:t>
+            </w:r>
+          </w:p>
+        </w:tc>
+        <w:tc>
+          <w:tcPr>
+            <w:tcW w:w="1440" w:type="dxa"/>
+            <w:tcBorders>
+              <w:top w:val="none" w:sz="0" w:space="0" w:color="000000"/>
+              <w:left w:val="none" w:sz="0" w:space="0" w:color="000000"/>
+              <w:bottom w:val="none" w:sz="0" w:space="0" w:color="000000"/>
+              <w:right w:val="none" w:sz="0" w:space="0" w:color="000000"/>
+            </w:tcBorders>
+            <w:shd w:val="clear" w:color="auto" w:fill="FFFFFF"/>
+            <w:tcMar>
+              <w:top w:w="0" w:type="dxa"/>
+              <w:left w:w="0" w:type="dxa"/>
+              <w:bottom w:w="0" w:type="dxa"/>
+              <w:right w:w="0" w:type="dxa"/>
+            </w:tcMar>
+            <w:vAlign w:val="center"/>
+          </w:tcPr>
+          <w:p>
+            <w:pPr>
+              <w:pBdr>
+                <w:top w:val="none" w:sz="0" w:space="0" w:color="000000"/>
+                <w:left w:val="none" w:sz="0" w:space="0" w:color="000000"/>
+                <w:bottom w:val="none" w:sz="0" w:space="0" w:color="000000"/>
+                <w:right w:val="none" w:sz="0" w:space="0" w:color="000000"/>
+              </w:pBdr>
+              <w:spacing w:before="100" w:after="100"/>
+              <w:ind w:left="100" w:right="100"/>
+            </w:pPr>
+            <w:r>
+              <w:rPr>
+                <w:rFonts w:ascii="Arial" w:eastAsia="Arial" w:hAnsi="Arial" w:cs="Arial"/>
+                <w:color w:val="000000"/>
+                <w:sz w:val="20"/>
+                <w:szCs w:val="20"/>
+              </w:rPr>
+              <w:t>NatVegH</w:t>
+            </w:r>
+          </w:p>
+        </w:tc>
+        <w:tc>
+          <w:tcPr>
+            <w:tcW w:w="1008" w:type="dxa"/>
+            <w:tcBorders>
+              <w:top w:val="none" w:sz="0" w:space="0" w:color="000000"/>
+              <w:left w:val="none" w:sz="0" w:space="0" w:color="000000"/>
+              <w:bottom w:val="none" w:sz="0" w:space="0" w:color="000000"/>
+              <w:right w:val="none" w:sz="0" w:space="0" w:color="000000"/>
+            </w:tcBorders>
+            <w:shd w:val="clear" w:color="auto" w:fill="FFFFFF"/>
+            <w:tcMar>
+              <w:top w:w="0" w:type="dxa"/>
+              <w:left w:w="0" w:type="dxa"/>
+              <w:bottom w:w="0" w:type="dxa"/>
+              <w:right w:w="0" w:type="dxa"/>
+            </w:tcMar>
+            <w:vAlign w:val="center"/>
+          </w:tcPr>
+          <w:p>
+            <w:pPr>
+              <w:pBdr>
+                <w:top w:val="none" w:sz="0" w:space="0" w:color="000000"/>
+                <w:left w:val="none" w:sz="0" w:space="0" w:color="000000"/>
+                <w:bottom w:val="none" w:sz="0" w:space="0" w:color="000000"/>
+                <w:right w:val="none" w:sz="0" w:space="0" w:color="000000"/>
+              </w:pBdr>
+              <w:spacing w:before="100" w:after="100"/>
+              <w:ind w:left="100" w:right="100"/>
+              <w:jc w:val="right"/>
+            </w:pPr>
+            <w:r>
+              <w:rPr>
+                <w:rFonts w:ascii="Arial" w:eastAsia="Arial" w:hAnsi="Arial" w:cs="Arial"/>
+                <w:color w:val="000000"/>
+                <w:sz w:val="20"/>
+                <w:szCs w:val="20"/>
+              </w:rPr>
+              <w:t>2</w:t>
+            </w:r>
+          </w:p>
+        </w:tc>
+        <w:tc>
+          <w:tcPr>
+            <w:tcW w:w="1008" w:type="dxa"/>
+            <w:tcBorders>
+              <w:top w:val="none" w:sz="0" w:space="0" w:color="000000"/>
+              <w:left w:val="none" w:sz="0" w:space="0" w:color="000000"/>
+              <w:bottom w:val="none" w:sz="0" w:space="0" w:color="000000"/>
+              <w:right w:val="none" w:sz="0" w:space="0" w:color="000000"/>
+            </w:tcBorders>
+            <w:shd w:val="clear" w:color="auto" w:fill="FFFFFF"/>
+            <w:tcMar>
+              <w:top w:w="0" w:type="dxa"/>
+              <w:left w:w="0" w:type="dxa"/>
+              <w:bottom w:w="0" w:type="dxa"/>
+              <w:right w:w="0" w:type="dxa"/>
+            </w:tcMar>
+            <w:vAlign w:val="center"/>
+          </w:tcPr>
+          <w:p>
+            <w:pPr>
+              <w:pBdr>
+                <w:top w:val="none" w:sz="0" w:space="0" w:color="000000"/>
+                <w:left w:val="none" w:sz="0" w:space="0" w:color="000000"/>
+                <w:bottom w:val="none" w:sz="0" w:space="0" w:color="000000"/>
+                <w:right w:val="none" w:sz="0" w:space="0" w:color="000000"/>
+              </w:pBdr>
+              <w:spacing w:before="100" w:after="100"/>
+              <w:ind w:left="100" w:right="100"/>
+              <w:jc w:val="right"/>
+            </w:pPr>
+            <w:r>
+              <w:rPr>
+                <w:rFonts w:ascii="Arial" w:eastAsia="Arial" w:hAnsi="Arial" w:cs="Arial"/>
+                <w:color w:val="000000"/>
+                <w:sz w:val="20"/>
+                <w:szCs w:val="20"/>
+              </w:rPr>
+              <w:t>265.93</w:t>
+            </w:r>
+          </w:p>
+        </w:tc>
+        <w:tc>
+          <w:tcPr>
+            <w:tcW w:w="1008" w:type="dxa"/>
+            <w:tcBorders>
+              <w:top w:val="none" w:sz="0" w:space="0" w:color="000000"/>
+              <w:left w:val="none" w:sz="0" w:space="0" w:color="000000"/>
+              <w:bottom w:val="none" w:sz="0" w:space="0" w:color="000000"/>
+              <w:right w:val="none" w:sz="0" w:space="0" w:color="000000"/>
+            </w:tcBorders>
+            <w:shd w:val="clear" w:color="auto" w:fill="FFFFFF"/>
+            <w:tcMar>
+              <w:top w:w="0" w:type="dxa"/>
+              <w:left w:w="0" w:type="dxa"/>
+              <w:bottom w:w="0" w:type="dxa"/>
+              <w:right w:w="0" w:type="dxa"/>
+            </w:tcMar>
+            <w:vAlign w:val="center"/>
+          </w:tcPr>
+          <w:p>
+            <w:pPr>
+              <w:pBdr>
+                <w:top w:val="none" w:sz="0" w:space="0" w:color="000000"/>
+                <w:left w:val="none" w:sz="0" w:space="0" w:color="000000"/>
+                <w:bottom w:val="none" w:sz="0" w:space="0" w:color="000000"/>
+                <w:right w:val="none" w:sz="0" w:space="0" w:color="000000"/>
+              </w:pBdr>
+              <w:spacing w:before="100" w:after="100"/>
+              <w:ind w:left="100" w:right="100"/>
+              <w:jc w:val="right"/>
+            </w:pPr>
+            <w:r>
+              <w:rPr>
+                <w:rFonts w:ascii="Arial" w:eastAsia="Arial" w:hAnsi="Arial" w:cs="Arial"/>
+                <w:color w:val="000000"/>
+                <w:sz w:val="20"/>
+                <w:szCs w:val="20"/>
+              </w:rPr>
+              <w:t>0.00</w:t>
+            </w:r>
+          </w:p>
+        </w:tc>
+        <w:tc>
+          <w:tcPr>
+            <w:tcW w:w="1152" w:type="dxa"/>
+            <w:tcBorders>
+              <w:top w:val="none" w:sz="0" w:space="0" w:color="000000"/>
+              <w:left w:val="none" w:sz="0" w:space="0" w:color="000000"/>
+              <w:bottom w:val="none" w:sz="0" w:space="0" w:color="000000"/>
+              <w:right w:val="none" w:sz="0" w:space="0" w:color="000000"/>
+            </w:tcBorders>
+            <w:shd w:val="clear" w:color="auto" w:fill="FFFFFF"/>
+            <w:tcMar>
+              <w:top w:w="0" w:type="dxa"/>
+              <w:left w:w="0" w:type="dxa"/>
+              <w:bottom w:w="0" w:type="dxa"/>
+              <w:right w:w="0" w:type="dxa"/>
+            </w:tcMar>
+            <w:vAlign w:val="center"/>
+          </w:tcPr>
+          <w:p>
+            <w:pPr>
+              <w:pBdr>
+                <w:top w:val="none" w:sz="0" w:space="0" w:color="000000"/>
+                <w:left w:val="none" w:sz="0" w:space="0" w:color="000000"/>
+                <w:bottom w:val="none" w:sz="0" w:space="0" w:color="000000"/>
+                <w:right w:val="none" w:sz="0" w:space="0" w:color="000000"/>
+              </w:pBdr>
+              <w:spacing w:before="100" w:after="100"/>
+              <w:ind w:left="100" w:right="100"/>
+            </w:pPr>
+            <w:r>
+              <w:rPr>
+                <w:rFonts w:ascii="Arial" w:eastAsia="Arial" w:hAnsi="Arial" w:cs="Arial"/>
+                <w:color w:val="000000"/>
+                <w:sz w:val="20"/>
+                <w:szCs w:val="20"/>
+              </w:rPr>
+              <w:t>Yes</w:t>
+            </w:r>
+          </w:p>
+        </w:tc>
+        <w:tc>
+          <w:tcPr>
+            <w:tcW w:w="1152" w:type="dxa"/>
+            <w:tcBorders>
+              <w:top w:val="none" w:sz="0" w:space="0" w:color="000000"/>
+              <w:left w:val="none" w:sz="0" w:space="0" w:color="000000"/>
+              <w:bottom w:val="none" w:sz="0" w:space="0" w:color="000000"/>
+              <w:right w:val="none" w:sz="0" w:space="0" w:color="000000"/>
+            </w:tcBorders>
+            <w:shd w:val="clear" w:color="auto" w:fill="FFFFFF"/>
+            <w:tcMar>
+              <w:top w:w="0" w:type="dxa"/>
+              <w:left w:w="0" w:type="dxa"/>
+              <w:bottom w:w="0" w:type="dxa"/>
+              <w:right w:w="0" w:type="dxa"/>
+            </w:tcMar>
+            <w:vAlign w:val="center"/>
+          </w:tcPr>
+          <w:p>
+            <w:pPr>
+              <w:pBdr>
+                <w:top w:val="none" w:sz="0" w:space="0" w:color="000000"/>
+                <w:left w:val="none" w:sz="0" w:space="0" w:color="000000"/>
+                <w:bottom w:val="none" w:sz="0" w:space="0" w:color="000000"/>
+                <w:right w:val="none" w:sz="0" w:space="0" w:color="000000"/>
+              </w:pBdr>
+              <w:spacing w:before="100" w:after="100"/>
+              <w:ind w:left="100" w:right="100"/>
+            </w:pPr>
+            <w:r>
+              <w:rPr>
+                <w:rFonts w:ascii="Arial" w:eastAsia="Arial" w:hAnsi="Arial" w:cs="Arial"/>
+                <w:color w:val="000000"/>
+                <w:sz w:val="20"/>
+                <w:szCs w:val="20"/>
+              </w:rPr>
+              <w:t>0.13</w:t>
+            </w:r>
+          </w:p>
+        </w:tc>
+      </w:tr>
+      <w:tr>
+        <w:trPr>
+          <w:jc w:val="center"/>
+        </w:trPr>
+        <w:tc>
+          <w:tcPr>
+            <w:tcW w:w="2448" w:type="dxa"/>
+            <w:tcBorders>
+              <w:top w:val="none" w:sz="0" w:space="0" w:color="000000"/>
+              <w:left w:val="none" w:sz="0" w:space="0" w:color="000000"/>
+              <w:bottom w:val="none" w:sz="0" w:space="0" w:color="000000"/>
+              <w:right w:val="none" w:sz="0" w:space="0" w:color="000000"/>
+            </w:tcBorders>
+            <w:shd w:val="clear" w:color="auto" w:fill="FFFFFF"/>
+            <w:tcMar>
+              <w:top w:w="0" w:type="dxa"/>
+              <w:left w:w="0" w:type="dxa"/>
+              <w:bottom w:w="0" w:type="dxa"/>
+              <w:right w:w="0" w:type="dxa"/>
+            </w:tcMar>
+            <w:vAlign w:val="center"/>
+          </w:tcPr>
+          <w:p>
+            <w:pPr>
+              <w:pBdr>
+                <w:top w:val="none" w:sz="0" w:space="0" w:color="000000"/>
+                <w:left w:val="none" w:sz="0" w:space="0" w:color="000000"/>
+                <w:bottom w:val="none" w:sz="0" w:space="0" w:color="000000"/>
+                <w:right w:val="none" w:sz="0" w:space="0" w:color="000000"/>
+              </w:pBdr>
+              <w:spacing w:before="100" w:after="100"/>
+              <w:ind w:left="100" w:right="100"/>
+            </w:pPr>
+            <w:r>
+              <w:rPr>
+                <w:rFonts w:ascii="Arial" w:eastAsia="Arial" w:hAnsi="Arial" w:cs="Arial"/>
+                <w:color w:val="000000"/>
+                <w:sz w:val="20"/>
+                <w:szCs w:val="20"/>
+              </w:rPr>
+              <w:t>natveg_low_12k</w:t>
+            </w:r>
+          </w:p>
+        </w:tc>
+        <w:tc>
+          <w:tcPr>
+            <w:tcW w:w="1440" w:type="dxa"/>
+            <w:tcBorders>
+              <w:top w:val="none" w:sz="0" w:space="0" w:color="000000"/>
+              <w:left w:val="none" w:sz="0" w:space="0" w:color="000000"/>
+              <w:bottom w:val="none" w:sz="0" w:space="0" w:color="000000"/>
+              <w:right w:val="none" w:sz="0" w:space="0" w:color="000000"/>
+            </w:tcBorders>
+            <w:shd w:val="clear" w:color="auto" w:fill="FFFFFF"/>
+            <w:tcMar>
+              <w:top w:w="0" w:type="dxa"/>
+              <w:left w:w="0" w:type="dxa"/>
+              <w:bottom w:w="0" w:type="dxa"/>
+              <w:right w:w="0" w:type="dxa"/>
+            </w:tcMar>
+            <w:vAlign w:val="center"/>
+          </w:tcPr>
+          <w:p>
+            <w:pPr>
+              <w:pBdr>
+                <w:top w:val="none" w:sz="0" w:space="0" w:color="000000"/>
+                <w:left w:val="none" w:sz="0" w:space="0" w:color="000000"/>
+                <w:bottom w:val="none" w:sz="0" w:space="0" w:color="000000"/>
+                <w:right w:val="none" w:sz="0" w:space="0" w:color="000000"/>
+              </w:pBdr>
+              <w:spacing w:before="100" w:after="100"/>
+              <w:ind w:left="100" w:right="100"/>
+            </w:pPr>
+            <w:r>
+              <w:rPr>
+                <w:rFonts w:ascii="Arial" w:eastAsia="Arial" w:hAnsi="Arial" w:cs="Arial"/>
+                <w:color w:val="000000"/>
+                <w:sz w:val="20"/>
+                <w:szCs w:val="20"/>
+              </w:rPr>
+              <w:t>NatVegL</w:t>
+            </w:r>
+          </w:p>
+        </w:tc>
+        <w:tc>
+          <w:tcPr>
+            <w:tcW w:w="1008" w:type="dxa"/>
+            <w:tcBorders>
+              <w:top w:val="none" w:sz="0" w:space="0" w:color="000000"/>
+              <w:left w:val="none" w:sz="0" w:space="0" w:color="000000"/>
+              <w:bottom w:val="none" w:sz="0" w:space="0" w:color="000000"/>
+              <w:right w:val="none" w:sz="0" w:space="0" w:color="000000"/>
+            </w:tcBorders>
+            <w:shd w:val="clear" w:color="auto" w:fill="FFFFFF"/>
+            <w:tcMar>
+              <w:top w:w="0" w:type="dxa"/>
+              <w:left w:w="0" w:type="dxa"/>
+              <w:bottom w:w="0" w:type="dxa"/>
+              <w:right w:w="0" w:type="dxa"/>
+            </w:tcMar>
+            <w:vAlign w:val="center"/>
+          </w:tcPr>
+          <w:p>
+            <w:pPr>
+              <w:pBdr>
+                <w:top w:val="none" w:sz="0" w:space="0" w:color="000000"/>
+                <w:left w:val="none" w:sz="0" w:space="0" w:color="000000"/>
+                <w:bottom w:val="none" w:sz="0" w:space="0" w:color="000000"/>
+                <w:right w:val="none" w:sz="0" w:space="0" w:color="000000"/>
+              </w:pBdr>
+              <w:spacing w:before="100" w:after="100"/>
+              <w:ind w:left="100" w:right="100"/>
+              <w:jc w:val="right"/>
+            </w:pPr>
+            <w:r>
+              <w:rPr>
+                <w:rFonts w:ascii="Arial" w:eastAsia="Arial" w:hAnsi="Arial" w:cs="Arial"/>
+                <w:color w:val="000000"/>
+                <w:sz w:val="20"/>
+                <w:szCs w:val="20"/>
+              </w:rPr>
+              <w:t>2</w:t>
+            </w:r>
+          </w:p>
+        </w:tc>
+        <w:tc>
+          <w:tcPr>
+            <w:tcW w:w="1008" w:type="dxa"/>
+            <w:tcBorders>
+              <w:top w:val="none" w:sz="0" w:space="0" w:color="000000"/>
+              <w:left w:val="none" w:sz="0" w:space="0" w:color="000000"/>
+              <w:bottom w:val="none" w:sz="0" w:space="0" w:color="000000"/>
+              <w:right w:val="none" w:sz="0" w:space="0" w:color="000000"/>
+            </w:tcBorders>
+            <w:shd w:val="clear" w:color="auto" w:fill="FFFFFF"/>
+            <w:tcMar>
+              <w:top w:w="0" w:type="dxa"/>
+              <w:left w:w="0" w:type="dxa"/>
+              <w:bottom w:w="0" w:type="dxa"/>
+              <w:right w:w="0" w:type="dxa"/>
+            </w:tcMar>
+            <w:vAlign w:val="center"/>
+          </w:tcPr>
+          <w:p>
+            <w:pPr>
+              <w:pBdr>
+                <w:top w:val="none" w:sz="0" w:space="0" w:color="000000"/>
+                <w:left w:val="none" w:sz="0" w:space="0" w:color="000000"/>
+                <w:bottom w:val="none" w:sz="0" w:space="0" w:color="000000"/>
+                <w:right w:val="none" w:sz="0" w:space="0" w:color="000000"/>
+              </w:pBdr>
+              <w:spacing w:before="100" w:after="100"/>
+              <w:ind w:left="100" w:right="100"/>
+              <w:jc w:val="right"/>
+            </w:pPr>
+            <w:r>
+              <w:rPr>
+                <w:rFonts w:ascii="Arial" w:eastAsia="Arial" w:hAnsi="Arial" w:cs="Arial"/>
+                <w:color w:val="000000"/>
+                <w:sz w:val="20"/>
+                <w:szCs w:val="20"/>
+              </w:rPr>
+              <w:t>238.64</w:t>
+            </w:r>
+          </w:p>
+        </w:tc>
+        <w:tc>
+          <w:tcPr>
+            <w:tcW w:w="1008" w:type="dxa"/>
+            <w:tcBorders>
+              <w:top w:val="none" w:sz="0" w:space="0" w:color="000000"/>
+              <w:left w:val="none" w:sz="0" w:space="0" w:color="000000"/>
+              <w:bottom w:val="none" w:sz="0" w:space="0" w:color="000000"/>
+              <w:right w:val="none" w:sz="0" w:space="0" w:color="000000"/>
+            </w:tcBorders>
+            <w:shd w:val="clear" w:color="auto" w:fill="FFFFFF"/>
+            <w:tcMar>
+              <w:top w:w="0" w:type="dxa"/>
+              <w:left w:w="0" w:type="dxa"/>
+              <w:bottom w:w="0" w:type="dxa"/>
+              <w:right w:w="0" w:type="dxa"/>
+            </w:tcMar>
+            <w:vAlign w:val="center"/>
+          </w:tcPr>
+          <w:p>
+            <w:pPr>
+              <w:pBdr>
+                <w:top w:val="none" w:sz="0" w:space="0" w:color="000000"/>
+                <w:left w:val="none" w:sz="0" w:space="0" w:color="000000"/>
+                <w:bottom w:val="none" w:sz="0" w:space="0" w:color="000000"/>
+                <w:right w:val="none" w:sz="0" w:space="0" w:color="000000"/>
+              </w:pBdr>
+              <w:spacing w:before="100" w:after="100"/>
+              <w:ind w:left="100" w:right="100"/>
+              <w:jc w:val="right"/>
+            </w:pPr>
+            <w:r>
+              <w:rPr>
+                <w:rFonts w:ascii="Arial" w:eastAsia="Arial" w:hAnsi="Arial" w:cs="Arial"/>
+                <w:color w:val="000000"/>
+                <w:sz w:val="20"/>
+                <w:szCs w:val="20"/>
+              </w:rPr>
+              <w:t>78.66</w:t>
+            </w:r>
+          </w:p>
+        </w:tc>
+        <w:tc>
+          <w:tcPr>
+            <w:tcW w:w="1152" w:type="dxa"/>
+            <w:tcBorders>
+              <w:top w:val="none" w:sz="0" w:space="0" w:color="000000"/>
+              <w:left w:val="none" w:sz="0" w:space="0" w:color="000000"/>
+              <w:bottom w:val="none" w:sz="0" w:space="0" w:color="000000"/>
+              <w:right w:val="none" w:sz="0" w:space="0" w:color="000000"/>
+            </w:tcBorders>
+            <w:shd w:val="clear" w:color="auto" w:fill="FFFFFF"/>
+            <w:tcMar>
+              <w:top w:w="0" w:type="dxa"/>
+              <w:left w:w="0" w:type="dxa"/>
+              <w:bottom w:w="0" w:type="dxa"/>
+              <w:right w:w="0" w:type="dxa"/>
+            </w:tcMar>
+            <w:vAlign w:val="center"/>
+          </w:tcPr>
+          <w:p>
+            <w:pPr>
+              <w:pBdr>
+                <w:top w:val="none" w:sz="0" w:space="0" w:color="000000"/>
+                <w:left w:val="none" w:sz="0" w:space="0" w:color="000000"/>
+                <w:bottom w:val="none" w:sz="0" w:space="0" w:color="000000"/>
+                <w:right w:val="none" w:sz="0" w:space="0" w:color="000000"/>
+              </w:pBdr>
+              <w:spacing w:before="100" w:after="100"/>
+              <w:ind w:left="100" w:right="100"/>
+            </w:pPr>
+            <w:r>
+              <w:rPr>
+                <w:rFonts w:ascii="Arial" w:eastAsia="Arial" w:hAnsi="Arial" w:cs="Arial"/>
+                <w:color w:val="000000"/>
+                <w:sz w:val="20"/>
+                <w:szCs w:val="20"/>
+              </w:rPr>
+              <w:t>--</w:t>
+            </w:r>
+          </w:p>
+        </w:tc>
+        <w:tc>
+          <w:tcPr>
+            <w:tcW w:w="1152" w:type="dxa"/>
+            <w:tcBorders>
+              <w:top w:val="none" w:sz="0" w:space="0" w:color="000000"/>
+              <w:left w:val="none" w:sz="0" w:space="0" w:color="000000"/>
+              <w:bottom w:val="none" w:sz="0" w:space="0" w:color="000000"/>
+              <w:right w:val="none" w:sz="0" w:space="0" w:color="000000"/>
+            </w:tcBorders>
+            <w:shd w:val="clear" w:color="auto" w:fill="FFFFFF"/>
+            <w:tcMar>
+              <w:top w:w="0" w:type="dxa"/>
+              <w:left w:w="0" w:type="dxa"/>
+              <w:bottom w:w="0" w:type="dxa"/>
+              <w:right w:w="0" w:type="dxa"/>
+            </w:tcMar>
+            <w:vAlign w:val="center"/>
+          </w:tcPr>
+          <w:p>
+            <w:pPr>
+              <w:pBdr>
+                <w:top w:val="none" w:sz="0" w:space="0" w:color="000000"/>
+                <w:left w:val="none" w:sz="0" w:space="0" w:color="000000"/>
+                <w:bottom w:val="none" w:sz="0" w:space="0" w:color="000000"/>
+                <w:right w:val="none" w:sz="0" w:space="0" w:color="000000"/>
+              </w:pBdr>
+              <w:spacing w:before="100" w:after="100"/>
+              <w:ind w:left="100" w:right="100"/>
+            </w:pPr>
+            <w:r>
+              <w:rPr>
+                <w:rFonts w:ascii="Arial" w:eastAsia="Arial" w:hAnsi="Arial" w:cs="Arial"/>
+                <w:color w:val="000000"/>
+                <w:sz w:val="20"/>
+                <w:szCs w:val="20"/>
+              </w:rPr>
+              <w:t>0.04</w:t>
+            </w:r>
+          </w:p>
+        </w:tc>
+      </w:tr>
+      <w:tr>
+        <w:trPr>
+          <w:jc w:val="center"/>
+        </w:trPr>
+        <w:tc>
+          <w:tcPr>
+            <w:tcW w:w="2448" w:type="dxa"/>
+            <w:tcBorders>
+              <w:top w:val="none" w:sz="0" w:space="0" w:color="000000"/>
+              <w:left w:val="none" w:sz="0" w:space="0" w:color="000000"/>
+              <w:bottom w:val="none" w:sz="0" w:space="0" w:color="000000"/>
+              <w:right w:val="none" w:sz="0" w:space="0" w:color="000000"/>
+            </w:tcBorders>
+            <w:shd w:val="clear" w:color="auto" w:fill="FFFFFF"/>
+            <w:tcMar>
+              <w:top w:w="0" w:type="dxa"/>
+              <w:left w:w="0" w:type="dxa"/>
+              <w:bottom w:w="0" w:type="dxa"/>
+              <w:right w:w="0" w:type="dxa"/>
+            </w:tcMar>
+            <w:vAlign w:val="center"/>
+          </w:tcPr>
+          <w:p>
+            <w:pPr>
+              <w:pBdr>
+                <w:top w:val="none" w:sz="0" w:space="0" w:color="000000"/>
+                <w:left w:val="none" w:sz="0" w:space="0" w:color="000000"/>
+                <w:bottom w:val="none" w:sz="0" w:space="0" w:color="000000"/>
+                <w:right w:val="none" w:sz="0" w:space="0" w:color="000000"/>
+              </w:pBdr>
+              <w:spacing w:before="100" w:after="100"/>
+              <w:ind w:left="100" w:right="100"/>
+            </w:pPr>
+            <w:r>
+              <w:rPr>
+                <w:rFonts w:ascii="Arial" w:eastAsia="Arial" w:hAnsi="Arial" w:cs="Arial"/>
+                <w:color w:val="000000"/>
+                <w:sz w:val="20"/>
+                <w:szCs w:val="20"/>
+              </w:rPr>
+              <w:t>natveg_low_4k</w:t>
+            </w:r>
+          </w:p>
+        </w:tc>
+        <w:tc>
+          <w:tcPr>
+            <w:tcW w:w="1440" w:type="dxa"/>
+            <w:tcBorders>
+              <w:top w:val="none" w:sz="0" w:space="0" w:color="000000"/>
+              <w:left w:val="none" w:sz="0" w:space="0" w:color="000000"/>
+              <w:bottom w:val="none" w:sz="0" w:space="0" w:color="000000"/>
+              <w:right w:val="none" w:sz="0" w:space="0" w:color="000000"/>
+            </w:tcBorders>
+            <w:shd w:val="clear" w:color="auto" w:fill="FFFFFF"/>
+            <w:tcMar>
+              <w:top w:w="0" w:type="dxa"/>
+              <w:left w:w="0" w:type="dxa"/>
+              <w:bottom w:w="0" w:type="dxa"/>
+              <w:right w:w="0" w:type="dxa"/>
+            </w:tcMar>
+            <w:vAlign w:val="center"/>
+          </w:tcPr>
+          <w:p>
+            <w:pPr>
+              <w:pBdr>
+                <w:top w:val="none" w:sz="0" w:space="0" w:color="000000"/>
+                <w:left w:val="none" w:sz="0" w:space="0" w:color="000000"/>
+                <w:bottom w:val="none" w:sz="0" w:space="0" w:color="000000"/>
+                <w:right w:val="none" w:sz="0" w:space="0" w:color="000000"/>
+              </w:pBdr>
+              <w:spacing w:before="100" w:after="100"/>
+              <w:ind w:left="100" w:right="100"/>
+            </w:pPr>
+            <w:r>
+              <w:rPr>
+                <w:rFonts w:ascii="Arial" w:eastAsia="Arial" w:hAnsi="Arial" w:cs="Arial"/>
+                <w:color w:val="000000"/>
+                <w:sz w:val="20"/>
+                <w:szCs w:val="20"/>
+              </w:rPr>
+              <w:t>NatVegL</w:t>
+            </w:r>
+          </w:p>
+        </w:tc>
+        <w:tc>
+          <w:tcPr>
+            <w:tcW w:w="1008" w:type="dxa"/>
+            <w:tcBorders>
+              <w:top w:val="none" w:sz="0" w:space="0" w:color="000000"/>
+              <w:left w:val="none" w:sz="0" w:space="0" w:color="000000"/>
+              <w:bottom w:val="none" w:sz="0" w:space="0" w:color="000000"/>
+              <w:right w:val="none" w:sz="0" w:space="0" w:color="000000"/>
+            </w:tcBorders>
+            <w:shd w:val="clear" w:color="auto" w:fill="FFFFFF"/>
+            <w:tcMar>
+              <w:top w:w="0" w:type="dxa"/>
+              <w:left w:w="0" w:type="dxa"/>
+              <w:bottom w:w="0" w:type="dxa"/>
+              <w:right w:w="0" w:type="dxa"/>
+            </w:tcMar>
+            <w:vAlign w:val="center"/>
+          </w:tcPr>
+          <w:p>
+            <w:pPr>
+              <w:pBdr>
+                <w:top w:val="none" w:sz="0" w:space="0" w:color="000000"/>
+                <w:left w:val="none" w:sz="0" w:space="0" w:color="000000"/>
+                <w:bottom w:val="none" w:sz="0" w:space="0" w:color="000000"/>
+                <w:right w:val="none" w:sz="0" w:space="0" w:color="000000"/>
+              </w:pBdr>
+              <w:spacing w:before="100" w:after="100"/>
+              <w:ind w:left="100" w:right="100"/>
+              <w:jc w:val="right"/>
+            </w:pPr>
+            <w:r>
+              <w:rPr>
+                <w:rFonts w:ascii="Arial" w:eastAsia="Arial" w:hAnsi="Arial" w:cs="Arial"/>
+                <w:color w:val="000000"/>
+                <w:sz w:val="20"/>
+                <w:szCs w:val="20"/>
+              </w:rPr>
+              <w:t>2</w:t>
+            </w:r>
+          </w:p>
+        </w:tc>
+        <w:tc>
+          <w:tcPr>
+            <w:tcW w:w="1008" w:type="dxa"/>
+            <w:tcBorders>
+              <w:top w:val="none" w:sz="0" w:space="0" w:color="000000"/>
+              <w:left w:val="none" w:sz="0" w:space="0" w:color="000000"/>
+              <w:bottom w:val="none" w:sz="0" w:space="0" w:color="000000"/>
+              <w:right w:val="none" w:sz="0" w:space="0" w:color="000000"/>
+            </w:tcBorders>
+            <w:shd w:val="clear" w:color="auto" w:fill="FFFFFF"/>
+            <w:tcMar>
+              <w:top w:w="0" w:type="dxa"/>
+              <w:left w:w="0" w:type="dxa"/>
+              <w:bottom w:w="0" w:type="dxa"/>
+              <w:right w:w="0" w:type="dxa"/>
+            </w:tcMar>
+            <w:vAlign w:val="center"/>
+          </w:tcPr>
+          <w:p>
+            <w:pPr>
+              <w:pBdr>
+                <w:top w:val="none" w:sz="0" w:space="0" w:color="000000"/>
+                <w:left w:val="none" w:sz="0" w:space="0" w:color="000000"/>
+                <w:bottom w:val="none" w:sz="0" w:space="0" w:color="000000"/>
+                <w:right w:val="none" w:sz="0" w:space="0" w:color="000000"/>
+              </w:pBdr>
+              <w:spacing w:before="100" w:after="100"/>
+              <w:ind w:left="100" w:right="100"/>
+              <w:jc w:val="right"/>
+            </w:pPr>
+            <w:r>
+              <w:rPr>
+                <w:rFonts w:ascii="Arial" w:eastAsia="Arial" w:hAnsi="Arial" w:cs="Arial"/>
+                <w:color w:val="000000"/>
+                <w:sz w:val="20"/>
+                <w:szCs w:val="20"/>
+              </w:rPr>
+              <w:t>234.14</w:t>
+            </w:r>
+          </w:p>
+        </w:tc>
+        <w:tc>
+          <w:tcPr>
+            <w:tcW w:w="1008" w:type="dxa"/>
+            <w:tcBorders>
+              <w:top w:val="none" w:sz="0" w:space="0" w:color="000000"/>
+              <w:left w:val="none" w:sz="0" w:space="0" w:color="000000"/>
+              <w:bottom w:val="none" w:sz="0" w:space="0" w:color="000000"/>
+              <w:right w:val="none" w:sz="0" w:space="0" w:color="000000"/>
+            </w:tcBorders>
+            <w:shd w:val="clear" w:color="auto" w:fill="FFFFFF"/>
+            <w:tcMar>
+              <w:top w:w="0" w:type="dxa"/>
+              <w:left w:w="0" w:type="dxa"/>
+              <w:bottom w:w="0" w:type="dxa"/>
+              <w:right w:w="0" w:type="dxa"/>
+            </w:tcMar>
+            <w:vAlign w:val="center"/>
+          </w:tcPr>
+          <w:p>
+            <w:pPr>
+              <w:pBdr>
+                <w:top w:val="none" w:sz="0" w:space="0" w:color="000000"/>
+                <w:left w:val="none" w:sz="0" w:space="0" w:color="000000"/>
+                <w:bottom w:val="none" w:sz="0" w:space="0" w:color="000000"/>
+                <w:right w:val="none" w:sz="0" w:space="0" w:color="000000"/>
+              </w:pBdr>
+              <w:spacing w:before="100" w:after="100"/>
+              <w:ind w:left="100" w:right="100"/>
+              <w:jc w:val="right"/>
+            </w:pPr>
+            <w:r>
+              <w:rPr>
+                <w:rFonts w:ascii="Arial" w:eastAsia="Arial" w:hAnsi="Arial" w:cs="Arial"/>
+                <w:color w:val="000000"/>
+                <w:sz w:val="20"/>
+                <w:szCs w:val="20"/>
+              </w:rPr>
+              <w:t>107.70</w:t>
+            </w:r>
+          </w:p>
+        </w:tc>
+        <w:tc>
+          <w:tcPr>
+            <w:tcW w:w="1152" w:type="dxa"/>
+            <w:tcBorders>
+              <w:top w:val="none" w:sz="0" w:space="0" w:color="000000"/>
+              <w:left w:val="none" w:sz="0" w:space="0" w:color="000000"/>
+              <w:bottom w:val="none" w:sz="0" w:space="0" w:color="000000"/>
+              <w:right w:val="none" w:sz="0" w:space="0" w:color="000000"/>
+            </w:tcBorders>
+            <w:shd w:val="clear" w:color="auto" w:fill="FFFFFF"/>
+            <w:tcMar>
+              <w:top w:w="0" w:type="dxa"/>
+              <w:left w:w="0" w:type="dxa"/>
+              <w:bottom w:w="0" w:type="dxa"/>
+              <w:right w:w="0" w:type="dxa"/>
+            </w:tcMar>
+            <w:vAlign w:val="center"/>
+          </w:tcPr>
+          <w:p>
+            <w:pPr>
+              <w:pBdr>
+                <w:top w:val="none" w:sz="0" w:space="0" w:color="000000"/>
+                <w:left w:val="none" w:sz="0" w:space="0" w:color="000000"/>
+                <w:bottom w:val="none" w:sz="0" w:space="0" w:color="000000"/>
+                <w:right w:val="none" w:sz="0" w:space="0" w:color="000000"/>
+              </w:pBdr>
+              <w:spacing w:before="100" w:after="100"/>
+              <w:ind w:left="100" w:right="100"/>
+            </w:pPr>
+            <w:r>
+              <w:rPr>
+                <w:rFonts w:ascii="Arial" w:eastAsia="Arial" w:hAnsi="Arial" w:cs="Arial"/>
+                <w:color w:val="000000"/>
+                <w:sz w:val="20"/>
+                <w:szCs w:val="20"/>
+              </w:rPr>
+              <w:t>--</w:t>
+            </w:r>
+          </w:p>
+        </w:tc>
+        <w:tc>
+          <w:tcPr>
+            <w:tcW w:w="1152" w:type="dxa"/>
+            <w:tcBorders>
+              <w:top w:val="none" w:sz="0" w:space="0" w:color="000000"/>
+              <w:left w:val="none" w:sz="0" w:space="0" w:color="000000"/>
+              <w:bottom w:val="none" w:sz="0" w:space="0" w:color="000000"/>
+              <w:right w:val="none" w:sz="0" w:space="0" w:color="000000"/>
+            </w:tcBorders>
+            <w:shd w:val="clear" w:color="auto" w:fill="FFFFFF"/>
+            <w:tcMar>
+              <w:top w:w="0" w:type="dxa"/>
+              <w:left w:w="0" w:type="dxa"/>
+              <w:bottom w:w="0" w:type="dxa"/>
+              <w:right w:w="0" w:type="dxa"/>
+            </w:tcMar>
+            <w:vAlign w:val="center"/>
+          </w:tcPr>
+          <w:p>
+            <w:pPr>
+              <w:pBdr>
+                <w:top w:val="none" w:sz="0" w:space="0" w:color="000000"/>
+                <w:left w:val="none" w:sz="0" w:space="0" w:color="000000"/>
+                <w:bottom w:val="none" w:sz="0" w:space="0" w:color="000000"/>
+                <w:right w:val="none" w:sz="0" w:space="0" w:color="000000"/>
+              </w:pBdr>
+              <w:spacing w:before="100" w:after="100"/>
+              <w:ind w:left="100" w:right="100"/>
+            </w:pPr>
+            <w:r>
+              <w:rPr>
+                <w:rFonts w:ascii="Arial" w:eastAsia="Arial" w:hAnsi="Arial" w:cs="Arial"/>
+                <w:color w:val="000000"/>
+                <w:sz w:val="20"/>
+                <w:szCs w:val="20"/>
+              </w:rPr>
+              <w:t>--</w:t>
+            </w:r>
+          </w:p>
+        </w:tc>
+      </w:tr>
+      <w:tr>
+        <w:trPr>
+          <w:jc w:val="center"/>
+        </w:trPr>
+        <w:tc>
+          <w:tcPr>
+            <w:tcW w:w="2448" w:type="dxa"/>
+            <w:tcBorders>
+              <w:top w:val="none" w:sz="0" w:space="0" w:color="000000"/>
+              <w:left w:val="none" w:sz="0" w:space="0" w:color="000000"/>
+              <w:bottom w:val="none" w:sz="0" w:space="0" w:color="000000"/>
+              <w:right w:val="none" w:sz="0" w:space="0" w:color="000000"/>
+            </w:tcBorders>
+            <w:shd w:val="clear" w:color="auto" w:fill="FFFFFF"/>
+            <w:tcMar>
+              <w:top w:w="0" w:type="dxa"/>
+              <w:left w:w="0" w:type="dxa"/>
+              <w:bottom w:w="0" w:type="dxa"/>
+              <w:right w:w="0" w:type="dxa"/>
+            </w:tcMar>
+            <w:vAlign w:val="center"/>
+          </w:tcPr>
+          <w:p>
+            <w:pPr>
+              <w:pBdr>
+                <w:top w:val="none" w:sz="0" w:space="0" w:color="000000"/>
+                <w:left w:val="none" w:sz="0" w:space="0" w:color="000000"/>
+                <w:bottom w:val="none" w:sz="0" w:space="0" w:color="000000"/>
+                <w:right w:val="none" w:sz="0" w:space="0" w:color="000000"/>
+              </w:pBdr>
+              <w:spacing w:before="100" w:after="100"/>
+              <w:ind w:left="100" w:right="100"/>
+            </w:pPr>
+            <w:r>
+              <w:rPr>
+                <w:rFonts w:ascii="Arial" w:eastAsia="Arial" w:hAnsi="Arial" w:cs="Arial"/>
+                <w:color w:val="000000"/>
+                <w:sz w:val="20"/>
+                <w:szCs w:val="20"/>
+              </w:rPr>
+              <w:t>natveg_low_8k</w:t>
+            </w:r>
+          </w:p>
+        </w:tc>
+        <w:tc>
+          <w:tcPr>
+            <w:tcW w:w="1440" w:type="dxa"/>
+            <w:tcBorders>
+              <w:top w:val="none" w:sz="0" w:space="0" w:color="000000"/>
+              <w:left w:val="none" w:sz="0" w:space="0" w:color="000000"/>
+              <w:bottom w:val="none" w:sz="0" w:space="0" w:color="000000"/>
+              <w:right w:val="none" w:sz="0" w:space="0" w:color="000000"/>
+            </w:tcBorders>
+            <w:shd w:val="clear" w:color="auto" w:fill="FFFFFF"/>
+            <w:tcMar>
+              <w:top w:w="0" w:type="dxa"/>
+              <w:left w:w="0" w:type="dxa"/>
+              <w:bottom w:w="0" w:type="dxa"/>
+              <w:right w:w="0" w:type="dxa"/>
+            </w:tcMar>
+            <w:vAlign w:val="center"/>
+          </w:tcPr>
+          <w:p>
+            <w:pPr>
+              <w:pBdr>
+                <w:top w:val="none" w:sz="0" w:space="0" w:color="000000"/>
+                <w:left w:val="none" w:sz="0" w:space="0" w:color="000000"/>
+                <w:bottom w:val="none" w:sz="0" w:space="0" w:color="000000"/>
+                <w:right w:val="none" w:sz="0" w:space="0" w:color="000000"/>
+              </w:pBdr>
+              <w:spacing w:before="100" w:after="100"/>
+              <w:ind w:left="100" w:right="100"/>
+            </w:pPr>
+            <w:r>
+              <w:rPr>
+                <w:rFonts w:ascii="Arial" w:eastAsia="Arial" w:hAnsi="Arial" w:cs="Arial"/>
+                <w:color w:val="000000"/>
+                <w:sz w:val="20"/>
+                <w:szCs w:val="20"/>
+              </w:rPr>
+              <w:t>NatVegL</w:t>
+            </w:r>
+          </w:p>
+        </w:tc>
+        <w:tc>
+          <w:tcPr>
+            <w:tcW w:w="1008" w:type="dxa"/>
+            <w:tcBorders>
+              <w:top w:val="none" w:sz="0" w:space="0" w:color="000000"/>
+              <w:left w:val="none" w:sz="0" w:space="0" w:color="000000"/>
+              <w:bottom w:val="none" w:sz="0" w:space="0" w:color="000000"/>
+              <w:right w:val="none" w:sz="0" w:space="0" w:color="000000"/>
+            </w:tcBorders>
+            <w:shd w:val="clear" w:color="auto" w:fill="FFFFFF"/>
+            <w:tcMar>
+              <w:top w:w="0" w:type="dxa"/>
+              <w:left w:w="0" w:type="dxa"/>
+              <w:bottom w:w="0" w:type="dxa"/>
+              <w:right w:w="0" w:type="dxa"/>
+            </w:tcMar>
+            <w:vAlign w:val="center"/>
+          </w:tcPr>
+          <w:p>
+            <w:pPr>
+              <w:pBdr>
+                <w:top w:val="none" w:sz="0" w:space="0" w:color="000000"/>
+                <w:left w:val="none" w:sz="0" w:space="0" w:color="000000"/>
+                <w:bottom w:val="none" w:sz="0" w:space="0" w:color="000000"/>
+                <w:right w:val="none" w:sz="0" w:space="0" w:color="000000"/>
+              </w:pBdr>
+              <w:spacing w:before="100" w:after="100"/>
+              <w:ind w:left="100" w:right="100"/>
+              <w:jc w:val="right"/>
+            </w:pPr>
+            <w:r>
+              <w:rPr>
+                <w:rFonts w:ascii="Arial" w:eastAsia="Arial" w:hAnsi="Arial" w:cs="Arial"/>
+                <w:color w:val="000000"/>
+                <w:sz w:val="20"/>
+                <w:szCs w:val="20"/>
+              </w:rPr>
+              <w:t>2</w:t>
+            </w:r>
+          </w:p>
+        </w:tc>
+        <w:tc>
+          <w:tcPr>
+            <w:tcW w:w="1008" w:type="dxa"/>
+            <w:tcBorders>
+              <w:top w:val="none" w:sz="0" w:space="0" w:color="000000"/>
+              <w:left w:val="none" w:sz="0" w:space="0" w:color="000000"/>
+              <w:bottom w:val="none" w:sz="0" w:space="0" w:color="000000"/>
+              <w:right w:val="none" w:sz="0" w:space="0" w:color="000000"/>
+            </w:tcBorders>
+            <w:shd w:val="clear" w:color="auto" w:fill="FFFFFF"/>
+            <w:tcMar>
+              <w:top w:w="0" w:type="dxa"/>
+              <w:left w:w="0" w:type="dxa"/>
+              <w:bottom w:w="0" w:type="dxa"/>
+              <w:right w:w="0" w:type="dxa"/>
+            </w:tcMar>
+            <w:vAlign w:val="center"/>
+          </w:tcPr>
+          <w:p>
+            <w:pPr>
+              <w:pBdr>
+                <w:top w:val="none" w:sz="0" w:space="0" w:color="000000"/>
+                <w:left w:val="none" w:sz="0" w:space="0" w:color="000000"/>
+                <w:bottom w:val="none" w:sz="0" w:space="0" w:color="000000"/>
+                <w:right w:val="none" w:sz="0" w:space="0" w:color="000000"/>
+              </w:pBdr>
+              <w:spacing w:before="100" w:after="100"/>
+              <w:ind w:left="100" w:right="100"/>
+              <w:jc w:val="right"/>
+            </w:pPr>
+            <w:r>
+              <w:rPr>
+                <w:rFonts w:ascii="Arial" w:eastAsia="Arial" w:hAnsi="Arial" w:cs="Arial"/>
+                <w:color w:val="000000"/>
+                <w:sz w:val="20"/>
+                <w:szCs w:val="20"/>
+              </w:rPr>
+              <w:t>237.31</w:t>
+            </w:r>
+          </w:p>
+        </w:tc>
+        <w:tc>
+          <w:tcPr>
+            <w:tcW w:w="1008" w:type="dxa"/>
+            <w:tcBorders>
+              <w:top w:val="none" w:sz="0" w:space="0" w:color="000000"/>
+              <w:left w:val="none" w:sz="0" w:space="0" w:color="000000"/>
+              <w:bottom w:val="none" w:sz="0" w:space="0" w:color="000000"/>
+              <w:right w:val="none" w:sz="0" w:space="0" w:color="000000"/>
+            </w:tcBorders>
+            <w:shd w:val="clear" w:color="auto" w:fill="FFFFFF"/>
+            <w:tcMar>
+              <w:top w:w="0" w:type="dxa"/>
+              <w:left w:w="0" w:type="dxa"/>
+              <w:bottom w:w="0" w:type="dxa"/>
+              <w:right w:w="0" w:type="dxa"/>
+            </w:tcMar>
+            <w:vAlign w:val="center"/>
+          </w:tcPr>
+          <w:p>
+            <w:pPr>
+              <w:pBdr>
+                <w:top w:val="none" w:sz="0" w:space="0" w:color="000000"/>
+                <w:left w:val="none" w:sz="0" w:space="0" w:color="000000"/>
+                <w:bottom w:val="none" w:sz="0" w:space="0" w:color="000000"/>
+                <w:right w:val="none" w:sz="0" w:space="0" w:color="000000"/>
+              </w:pBdr>
+              <w:spacing w:before="100" w:after="100"/>
+              <w:ind w:left="100" w:right="100"/>
+              <w:jc w:val="right"/>
+            </w:pPr>
+            <w:r>
+              <w:rPr>
+                <w:rFonts w:ascii="Arial" w:eastAsia="Arial" w:hAnsi="Arial" w:cs="Arial"/>
+                <w:color w:val="000000"/>
+                <w:sz w:val="20"/>
+                <w:szCs w:val="20"/>
+              </w:rPr>
+              <w:t>94.02</w:t>
+            </w:r>
+          </w:p>
+        </w:tc>
+        <w:tc>
+          <w:tcPr>
+            <w:tcW w:w="1152" w:type="dxa"/>
+            <w:tcBorders>
+              <w:top w:val="none" w:sz="0" w:space="0" w:color="000000"/>
+              <w:left w:val="none" w:sz="0" w:space="0" w:color="000000"/>
+              <w:bottom w:val="none" w:sz="0" w:space="0" w:color="000000"/>
+              <w:right w:val="none" w:sz="0" w:space="0" w:color="000000"/>
+            </w:tcBorders>
+            <w:shd w:val="clear" w:color="auto" w:fill="FFFFFF"/>
+            <w:tcMar>
+              <w:top w:w="0" w:type="dxa"/>
+              <w:left w:w="0" w:type="dxa"/>
+              <w:bottom w:w="0" w:type="dxa"/>
+              <w:right w:w="0" w:type="dxa"/>
+            </w:tcMar>
+            <w:vAlign w:val="center"/>
+          </w:tcPr>
+          <w:p>
+            <w:pPr>
+              <w:pBdr>
+                <w:top w:val="none" w:sz="0" w:space="0" w:color="000000"/>
+                <w:left w:val="none" w:sz="0" w:space="0" w:color="000000"/>
+                <w:bottom w:val="none" w:sz="0" w:space="0" w:color="000000"/>
+                <w:right w:val="none" w:sz="0" w:space="0" w:color="000000"/>
+              </w:pBdr>
+              <w:spacing w:before="100" w:after="100"/>
+              <w:ind w:left="100" w:right="100"/>
+            </w:pPr>
+            <w:r>
+              <w:rPr>
+                <w:rFonts w:ascii="Arial" w:eastAsia="Arial" w:hAnsi="Arial" w:cs="Arial"/>
+                <w:color w:val="000000"/>
+                <w:sz w:val="20"/>
+                <w:szCs w:val="20"/>
+              </w:rPr>
+              <w:t>--</w:t>
+            </w:r>
+          </w:p>
+        </w:tc>
+        <w:tc>
+          <w:tcPr>
+            <w:tcW w:w="1152" w:type="dxa"/>
+            <w:tcBorders>
+              <w:top w:val="none" w:sz="0" w:space="0" w:color="000000"/>
+              <w:left w:val="none" w:sz="0" w:space="0" w:color="000000"/>
+              <w:bottom w:val="none" w:sz="0" w:space="0" w:color="000000"/>
+              <w:right w:val="none" w:sz="0" w:space="0" w:color="000000"/>
+            </w:tcBorders>
+            <w:shd w:val="clear" w:color="auto" w:fill="FFFFFF"/>
+            <w:tcMar>
+              <w:top w:w="0" w:type="dxa"/>
+              <w:left w:w="0" w:type="dxa"/>
+              <w:bottom w:w="0" w:type="dxa"/>
+              <w:right w:w="0" w:type="dxa"/>
+            </w:tcMar>
+            <w:vAlign w:val="center"/>
+          </w:tcPr>
+          <w:p>
+            <w:pPr>
+              <w:pBdr>
+                <w:top w:val="none" w:sz="0" w:space="0" w:color="000000"/>
+                <w:left w:val="none" w:sz="0" w:space="0" w:color="000000"/>
+                <w:bottom w:val="none" w:sz="0" w:space="0" w:color="000000"/>
+                <w:right w:val="none" w:sz="0" w:space="0" w:color="000000"/>
+              </w:pBdr>
+              <w:spacing w:before="100" w:after="100"/>
+              <w:ind w:left="100" w:right="100"/>
+            </w:pPr>
+            <w:r>
+              <w:rPr>
+                <w:rFonts w:ascii="Arial" w:eastAsia="Arial" w:hAnsi="Arial" w:cs="Arial"/>
+                <w:color w:val="000000"/>
+                <w:sz w:val="20"/>
+                <w:szCs w:val="20"/>
+              </w:rPr>
+              <w:t>0.04</w:t>
+            </w:r>
+          </w:p>
+        </w:tc>
+      </w:tr>
+      <w:tr>
+        <w:trPr>
+          <w:jc w:val="center"/>
+        </w:trPr>
+        <w:tc>
+          <w:tcPr>
+            <w:tcW w:w="2448" w:type="dxa"/>
+            <w:tcBorders>
+              <w:top w:val="none" w:sz="0" w:space="0" w:color="000000"/>
+              <w:left w:val="none" w:sz="0" w:space="0" w:color="000000"/>
+              <w:bottom w:val="none" w:sz="0" w:space="0" w:color="000000"/>
+              <w:right w:val="none" w:sz="0" w:space="0" w:color="000000"/>
+            </w:tcBorders>
+            <w:shd w:val="clear" w:color="auto" w:fill="FFFFFF"/>
+            <w:tcMar>
+              <w:top w:w="0" w:type="dxa"/>
+              <w:left w:w="0" w:type="dxa"/>
+              <w:bottom w:w="0" w:type="dxa"/>
+              <w:right w:w="0" w:type="dxa"/>
+            </w:tcMar>
+            <w:vAlign w:val="center"/>
+          </w:tcPr>
+          <w:p>
+            <w:pPr>
+              <w:pBdr>
+                <w:top w:val="none" w:sz="0" w:space="0" w:color="000000"/>
+                <w:left w:val="none" w:sz="0" w:space="0" w:color="000000"/>
+                <w:bottom w:val="none" w:sz="0" w:space="0" w:color="000000"/>
+                <w:right w:val="none" w:sz="0" w:space="0" w:color="000000"/>
+              </w:pBdr>
+              <w:spacing w:before="100" w:after="100"/>
+              <w:ind w:left="100" w:right="100"/>
+            </w:pPr>
+            <w:r>
+              <w:rPr>
+                <w:rFonts w:ascii="Arial" w:eastAsia="Arial" w:hAnsi="Arial" w:cs="Arial"/>
+                <w:color w:val="000000"/>
+                <w:sz w:val="20"/>
+                <w:szCs w:val="20"/>
+              </w:rPr>
+              <w:t>natveg_low_all</w:t>
+            </w:r>
+          </w:p>
+        </w:tc>
+        <w:tc>
+          <w:tcPr>
+            <w:tcW w:w="1440" w:type="dxa"/>
+            <w:tcBorders>
+              <w:top w:val="none" w:sz="0" w:space="0" w:color="000000"/>
+              <w:left w:val="none" w:sz="0" w:space="0" w:color="000000"/>
+              <w:bottom w:val="none" w:sz="0" w:space="0" w:color="000000"/>
+              <w:right w:val="none" w:sz="0" w:space="0" w:color="000000"/>
+            </w:tcBorders>
+            <w:shd w:val="clear" w:color="auto" w:fill="FFFFFF"/>
+            <w:tcMar>
+              <w:top w:w="0" w:type="dxa"/>
+              <w:left w:w="0" w:type="dxa"/>
+              <w:bottom w:w="0" w:type="dxa"/>
+              <w:right w:w="0" w:type="dxa"/>
+            </w:tcMar>
+            <w:vAlign w:val="center"/>
+          </w:tcPr>
+          <w:p>
+            <w:pPr>
+              <w:pBdr>
+                <w:top w:val="none" w:sz="0" w:space="0" w:color="000000"/>
+                <w:left w:val="none" w:sz="0" w:space="0" w:color="000000"/>
+                <w:bottom w:val="none" w:sz="0" w:space="0" w:color="000000"/>
+                <w:right w:val="none" w:sz="0" w:space="0" w:color="000000"/>
+              </w:pBdr>
+              <w:spacing w:before="100" w:after="100"/>
+              <w:ind w:left="100" w:right="100"/>
+            </w:pPr>
+            <w:r>
+              <w:rPr>
+                <w:rFonts w:ascii="Arial" w:eastAsia="Arial" w:hAnsi="Arial" w:cs="Arial"/>
+                <w:color w:val="000000"/>
+                <w:sz w:val="20"/>
+                <w:szCs w:val="20"/>
+              </w:rPr>
+              <w:t>NatVegL</w:t>
+            </w:r>
+          </w:p>
+        </w:tc>
+        <w:tc>
+          <w:tcPr>
+            <w:tcW w:w="1008" w:type="dxa"/>
+            <w:tcBorders>
+              <w:top w:val="none" w:sz="0" w:space="0" w:color="000000"/>
+              <w:left w:val="none" w:sz="0" w:space="0" w:color="000000"/>
+              <w:bottom w:val="none" w:sz="0" w:space="0" w:color="000000"/>
+              <w:right w:val="none" w:sz="0" w:space="0" w:color="000000"/>
+            </w:tcBorders>
+            <w:shd w:val="clear" w:color="auto" w:fill="FFFFFF"/>
+            <w:tcMar>
+              <w:top w:w="0" w:type="dxa"/>
+              <w:left w:w="0" w:type="dxa"/>
+              <w:bottom w:w="0" w:type="dxa"/>
+              <w:right w:w="0" w:type="dxa"/>
+            </w:tcMar>
+            <w:vAlign w:val="center"/>
+          </w:tcPr>
+          <w:p>
+            <w:pPr>
+              <w:pBdr>
+                <w:top w:val="none" w:sz="0" w:space="0" w:color="000000"/>
+                <w:left w:val="none" w:sz="0" w:space="0" w:color="000000"/>
+                <w:bottom w:val="none" w:sz="0" w:space="0" w:color="000000"/>
+                <w:right w:val="none" w:sz="0" w:space="0" w:color="000000"/>
+              </w:pBdr>
+              <w:spacing w:before="100" w:after="100"/>
+              <w:ind w:left="100" w:right="100"/>
+              <w:jc w:val="right"/>
+            </w:pPr>
+            <w:r>
+              <w:rPr>
+                <w:rFonts w:ascii="Arial" w:eastAsia="Arial" w:hAnsi="Arial" w:cs="Arial"/>
+                <w:color w:val="000000"/>
+                <w:sz w:val="20"/>
+                <w:szCs w:val="20"/>
+              </w:rPr>
+              <w:t>2</w:t>
+            </w:r>
+          </w:p>
+        </w:tc>
+        <w:tc>
+          <w:tcPr>
+            <w:tcW w:w="1008" w:type="dxa"/>
+            <w:tcBorders>
+              <w:top w:val="none" w:sz="0" w:space="0" w:color="000000"/>
+              <w:left w:val="none" w:sz="0" w:space="0" w:color="000000"/>
+              <w:bottom w:val="none" w:sz="0" w:space="0" w:color="000000"/>
+              <w:right w:val="none" w:sz="0" w:space="0" w:color="000000"/>
+            </w:tcBorders>
+            <w:shd w:val="clear" w:color="auto" w:fill="FFFFFF"/>
+            <w:tcMar>
+              <w:top w:w="0" w:type="dxa"/>
+              <w:left w:w="0" w:type="dxa"/>
+              <w:bottom w:w="0" w:type="dxa"/>
+              <w:right w:w="0" w:type="dxa"/>
+            </w:tcMar>
+            <w:vAlign w:val="center"/>
+          </w:tcPr>
+          <w:p>
+            <w:pPr>
+              <w:pBdr>
+                <w:top w:val="none" w:sz="0" w:space="0" w:color="000000"/>
+                <w:left w:val="none" w:sz="0" w:space="0" w:color="000000"/>
+                <w:bottom w:val="none" w:sz="0" w:space="0" w:color="000000"/>
+                <w:right w:val="none" w:sz="0" w:space="0" w:color="000000"/>
+              </w:pBdr>
+              <w:spacing w:before="100" w:after="100"/>
+              <w:ind w:left="100" w:right="100"/>
+              <w:jc w:val="right"/>
+            </w:pPr>
+            <w:r>
+              <w:rPr>
+                <w:rFonts w:ascii="Arial" w:eastAsia="Arial" w:hAnsi="Arial" w:cs="Arial"/>
+                <w:color w:val="000000"/>
+                <w:sz w:val="20"/>
+                <w:szCs w:val="20"/>
+              </w:rPr>
+              <w:t>229.07</w:t>
+            </w:r>
+          </w:p>
+        </w:tc>
+        <w:tc>
+          <w:tcPr>
+            <w:tcW w:w="1008" w:type="dxa"/>
+            <w:tcBorders>
+              <w:top w:val="none" w:sz="0" w:space="0" w:color="000000"/>
+              <w:left w:val="none" w:sz="0" w:space="0" w:color="000000"/>
+              <w:bottom w:val="none" w:sz="0" w:space="0" w:color="000000"/>
+              <w:right w:val="none" w:sz="0" w:space="0" w:color="000000"/>
+            </w:tcBorders>
+            <w:shd w:val="clear" w:color="auto" w:fill="FFFFFF"/>
+            <w:tcMar>
+              <w:top w:w="0" w:type="dxa"/>
+              <w:left w:w="0" w:type="dxa"/>
+              <w:bottom w:w="0" w:type="dxa"/>
+              <w:right w:w="0" w:type="dxa"/>
+            </w:tcMar>
+            <w:vAlign w:val="center"/>
+          </w:tcPr>
+          <w:p>
+            <w:pPr>
+              <w:pBdr>
+                <w:top w:val="none" w:sz="0" w:space="0" w:color="000000"/>
+                <w:left w:val="none" w:sz="0" w:space="0" w:color="000000"/>
+                <w:bottom w:val="none" w:sz="0" w:space="0" w:color="000000"/>
+                <w:right w:val="none" w:sz="0" w:space="0" w:color="000000"/>
+              </w:pBdr>
+              <w:spacing w:before="100" w:after="100"/>
+              <w:ind w:left="100" w:right="100"/>
+              <w:jc w:val="right"/>
+            </w:pPr>
+            <w:r>
+              <w:rPr>
+                <w:rFonts w:ascii="Arial" w:eastAsia="Arial" w:hAnsi="Arial" w:cs="Arial"/>
+                <w:color w:val="000000"/>
+                <w:sz w:val="20"/>
+                <w:szCs w:val="20"/>
+              </w:rPr>
+              <w:t>0.00</w:t>
+            </w:r>
+          </w:p>
+        </w:tc>
+        <w:tc>
+          <w:tcPr>
+            <w:tcW w:w="1152" w:type="dxa"/>
+            <w:tcBorders>
+              <w:top w:val="none" w:sz="0" w:space="0" w:color="000000"/>
+              <w:left w:val="none" w:sz="0" w:space="0" w:color="000000"/>
+              <w:bottom w:val="none" w:sz="0" w:space="0" w:color="000000"/>
+              <w:right w:val="none" w:sz="0" w:space="0" w:color="000000"/>
+            </w:tcBorders>
+            <w:shd w:val="clear" w:color="auto" w:fill="FFFFFF"/>
+            <w:tcMar>
+              <w:top w:w="0" w:type="dxa"/>
+              <w:left w:w="0" w:type="dxa"/>
+              <w:bottom w:w="0" w:type="dxa"/>
+              <w:right w:w="0" w:type="dxa"/>
+            </w:tcMar>
+            <w:vAlign w:val="center"/>
+          </w:tcPr>
+          <w:p>
+            <w:pPr>
+              <w:pBdr>
+                <w:top w:val="none" w:sz="0" w:space="0" w:color="000000"/>
+                <w:left w:val="none" w:sz="0" w:space="0" w:color="000000"/>
+                <w:bottom w:val="none" w:sz="0" w:space="0" w:color="000000"/>
+                <w:right w:val="none" w:sz="0" w:space="0" w:color="000000"/>
+              </w:pBdr>
+              <w:spacing w:before="100" w:after="100"/>
+              <w:ind w:left="100" w:right="100"/>
+            </w:pPr>
+            <w:r>
+              <w:rPr>
+                <w:rFonts w:ascii="Arial" w:eastAsia="Arial" w:hAnsi="Arial" w:cs="Arial"/>
+                <w:color w:val="000000"/>
+                <w:sz w:val="20"/>
+                <w:szCs w:val="20"/>
+              </w:rPr>
+              <w:t>--</w:t>
+            </w:r>
+          </w:p>
+        </w:tc>
+        <w:tc>
+          <w:tcPr>
+            <w:tcW w:w="1152" w:type="dxa"/>
+            <w:tcBorders>
+              <w:top w:val="none" w:sz="0" w:space="0" w:color="000000"/>
+              <w:left w:val="none" w:sz="0" w:space="0" w:color="000000"/>
+              <w:bottom w:val="none" w:sz="0" w:space="0" w:color="000000"/>
+              <w:right w:val="none" w:sz="0" w:space="0" w:color="000000"/>
+            </w:tcBorders>
+            <w:shd w:val="clear" w:color="auto" w:fill="FFFFFF"/>
+            <w:tcMar>
+              <w:top w:w="0" w:type="dxa"/>
+              <w:left w:w="0" w:type="dxa"/>
+              <w:bottom w:w="0" w:type="dxa"/>
+              <w:right w:w="0" w:type="dxa"/>
+            </w:tcMar>
+            <w:vAlign w:val="center"/>
+          </w:tcPr>
+          <w:p>
+            <w:pPr>
+              <w:pBdr>
+                <w:top w:val="none" w:sz="0" w:space="0" w:color="000000"/>
+                <w:left w:val="none" w:sz="0" w:space="0" w:color="000000"/>
+                <w:bottom w:val="none" w:sz="0" w:space="0" w:color="000000"/>
+                <w:right w:val="none" w:sz="0" w:space="0" w:color="000000"/>
+              </w:pBdr>
+              <w:spacing w:before="100" w:after="100"/>
+              <w:ind w:left="100" w:right="100"/>
+            </w:pPr>
+            <w:r>
+              <w:rPr>
+                <w:rFonts w:ascii="Arial" w:eastAsia="Arial" w:hAnsi="Arial" w:cs="Arial"/>
+                <w:color w:val="000000"/>
+                <w:sz w:val="20"/>
+                <w:szCs w:val="20"/>
+              </w:rPr>
+              <w:t>--</w:t>
+            </w:r>
+          </w:p>
+        </w:tc>
+      </w:tr>
+      <w:tr>
+        <w:trPr>
+          <w:jc w:val="center"/>
+        </w:trPr>
+        <w:tc>
+          <w:tcPr>
+            <w:tcW w:w="2448" w:type="dxa"/>
+            <w:tcBorders>
+              <w:top w:val="none" w:sz="0" w:space="0" w:color="000000"/>
+              <w:left w:val="none" w:sz="0" w:space="0" w:color="000000"/>
+              <w:bottom w:val="none" w:sz="0" w:space="0" w:color="000000"/>
+              <w:right w:val="none" w:sz="0" w:space="0" w:color="000000"/>
+            </w:tcBorders>
+            <w:shd w:val="clear" w:color="auto" w:fill="FFFFFF"/>
+            <w:tcMar>
+              <w:top w:w="0" w:type="dxa"/>
+              <w:left w:w="0" w:type="dxa"/>
+              <w:bottom w:w="0" w:type="dxa"/>
+              <w:right w:w="0" w:type="dxa"/>
+            </w:tcMar>
+            <w:vAlign w:val="center"/>
+          </w:tcPr>
+          <w:p>
+            <w:pPr>
+              <w:pBdr>
+                <w:top w:val="none" w:sz="0" w:space="0" w:color="000000"/>
+                <w:left w:val="none" w:sz="0" w:space="0" w:color="000000"/>
+                <w:bottom w:val="none" w:sz="0" w:space="0" w:color="000000"/>
+                <w:right w:val="none" w:sz="0" w:space="0" w:color="000000"/>
+              </w:pBdr>
+              <w:spacing w:before="100" w:after="100"/>
+              <w:ind w:left="100" w:right="100"/>
+            </w:pPr>
+            <w:r>
+              <w:rPr>
+                <w:rFonts w:ascii="Arial" w:eastAsia="Arial" w:hAnsi="Arial" w:cs="Arial"/>
+                <w:color w:val="000000"/>
+                <w:sz w:val="20"/>
+                <w:szCs w:val="20"/>
+              </w:rPr>
+              <w:t>reservoir_etna</w:t>
+            </w:r>
+          </w:p>
+        </w:tc>
+        <w:tc>
+          <w:tcPr>
+            <w:tcW w:w="1440" w:type="dxa"/>
+            <w:tcBorders>
+              <w:top w:val="none" w:sz="0" w:space="0" w:color="000000"/>
+              <w:left w:val="none" w:sz="0" w:space="0" w:color="000000"/>
+              <w:bottom w:val="none" w:sz="0" w:space="0" w:color="000000"/>
+              <w:right w:val="none" w:sz="0" w:space="0" w:color="000000"/>
+            </w:tcBorders>
+            <w:shd w:val="clear" w:color="auto" w:fill="FFFFFF"/>
+            <w:tcMar>
+              <w:top w:w="0" w:type="dxa"/>
+              <w:left w:w="0" w:type="dxa"/>
+              <w:bottom w:w="0" w:type="dxa"/>
+              <w:right w:w="0" w:type="dxa"/>
+            </w:tcMar>
+            <w:vAlign w:val="center"/>
+          </w:tcPr>
+          <w:p>
+            <w:pPr>
+              <w:pBdr>
+                <w:top w:val="none" w:sz="0" w:space="0" w:color="000000"/>
+                <w:left w:val="none" w:sz="0" w:space="0" w:color="000000"/>
+                <w:bottom w:val="none" w:sz="0" w:space="0" w:color="000000"/>
+                <w:right w:val="none" w:sz="0" w:space="0" w:color="000000"/>
+              </w:pBdr>
+              <w:spacing w:before="100" w:after="100"/>
+              <w:ind w:left="100" w:right="100"/>
+            </w:pPr>
+            <w:r>
+              <w:rPr>
+                <w:rFonts w:ascii="Arial" w:eastAsia="Arial" w:hAnsi="Arial" w:cs="Arial"/>
+                <w:color w:val="000000"/>
+                <w:sz w:val="20"/>
+                <w:szCs w:val="20"/>
+              </w:rPr>
+              <w:t>Res</w:t>
+            </w:r>
+          </w:p>
+        </w:tc>
+        <w:tc>
+          <w:tcPr>
+            <w:tcW w:w="1008" w:type="dxa"/>
+            <w:tcBorders>
+              <w:top w:val="none" w:sz="0" w:space="0" w:color="000000"/>
+              <w:left w:val="none" w:sz="0" w:space="0" w:color="000000"/>
+              <w:bottom w:val="none" w:sz="0" w:space="0" w:color="000000"/>
+              <w:right w:val="none" w:sz="0" w:space="0" w:color="000000"/>
+            </w:tcBorders>
+            <w:shd w:val="clear" w:color="auto" w:fill="FFFFFF"/>
+            <w:tcMar>
+              <w:top w:w="0" w:type="dxa"/>
+              <w:left w:w="0" w:type="dxa"/>
+              <w:bottom w:w="0" w:type="dxa"/>
+              <w:right w:w="0" w:type="dxa"/>
+            </w:tcMar>
+            <w:vAlign w:val="center"/>
+          </w:tcPr>
+          <w:p>
+            <w:pPr>
+              <w:pBdr>
+                <w:top w:val="none" w:sz="0" w:space="0" w:color="000000"/>
+                <w:left w:val="none" w:sz="0" w:space="0" w:color="000000"/>
+                <w:bottom w:val="none" w:sz="0" w:space="0" w:color="000000"/>
+                <w:right w:val="none" w:sz="0" w:space="0" w:color="000000"/>
+              </w:pBdr>
+              <w:spacing w:before="100" w:after="100"/>
+              <w:ind w:left="100" w:right="100"/>
+              <w:jc w:val="right"/>
+            </w:pPr>
+            <w:r>
+              <w:rPr>
+                <w:rFonts w:ascii="Arial" w:eastAsia="Arial" w:hAnsi="Arial" w:cs="Arial"/>
+                <w:color w:val="000000"/>
+                <w:sz w:val="20"/>
+                <w:szCs w:val="20"/>
+              </w:rPr>
+              <w:t>4</w:t>
+            </w:r>
+          </w:p>
+        </w:tc>
+        <w:tc>
+          <w:tcPr>
+            <w:tcW w:w="1008" w:type="dxa"/>
+            <w:tcBorders>
+              <w:top w:val="none" w:sz="0" w:space="0" w:color="000000"/>
+              <w:left w:val="none" w:sz="0" w:space="0" w:color="000000"/>
+              <w:bottom w:val="none" w:sz="0" w:space="0" w:color="000000"/>
+              <w:right w:val="none" w:sz="0" w:space="0" w:color="000000"/>
+            </w:tcBorders>
+            <w:shd w:val="clear" w:color="auto" w:fill="FFFFFF"/>
+            <w:tcMar>
+              <w:top w:w="0" w:type="dxa"/>
+              <w:left w:w="0" w:type="dxa"/>
+              <w:bottom w:w="0" w:type="dxa"/>
+              <w:right w:w="0" w:type="dxa"/>
+            </w:tcMar>
+            <w:vAlign w:val="center"/>
+          </w:tcPr>
+          <w:p>
+            <w:pPr>
+              <w:pBdr>
+                <w:top w:val="none" w:sz="0" w:space="0" w:color="000000"/>
+                <w:left w:val="none" w:sz="0" w:space="0" w:color="000000"/>
+                <w:bottom w:val="none" w:sz="0" w:space="0" w:color="000000"/>
+                <w:right w:val="none" w:sz="0" w:space="0" w:color="000000"/>
+              </w:pBdr>
+              <w:spacing w:before="100" w:after="100"/>
+              <w:ind w:left="100" w:right="100"/>
+              <w:jc w:val="right"/>
+            </w:pPr>
+            <w:r>
+              <w:rPr>
+                <w:rFonts w:ascii="Arial" w:eastAsia="Arial" w:hAnsi="Arial" w:cs="Arial"/>
+                <w:color w:val="000000"/>
+                <w:sz w:val="20"/>
+                <w:szCs w:val="20"/>
+              </w:rPr>
+              <w:t>239.29</w:t>
+            </w:r>
+          </w:p>
+        </w:tc>
+        <w:tc>
+          <w:tcPr>
+            <w:tcW w:w="1008" w:type="dxa"/>
+            <w:tcBorders>
+              <w:top w:val="none" w:sz="0" w:space="0" w:color="000000"/>
+              <w:left w:val="none" w:sz="0" w:space="0" w:color="000000"/>
+              <w:bottom w:val="none" w:sz="0" w:space="0" w:color="000000"/>
+              <w:right w:val="none" w:sz="0" w:space="0" w:color="000000"/>
+            </w:tcBorders>
+            <w:shd w:val="clear" w:color="auto" w:fill="FFFFFF"/>
+            <w:tcMar>
+              <w:top w:w="0" w:type="dxa"/>
+              <w:left w:w="0" w:type="dxa"/>
+              <w:bottom w:w="0" w:type="dxa"/>
+              <w:right w:w="0" w:type="dxa"/>
+            </w:tcMar>
+            <w:vAlign w:val="center"/>
+          </w:tcPr>
+          <w:p>
+            <w:pPr>
+              <w:pBdr>
+                <w:top w:val="none" w:sz="0" w:space="0" w:color="000000"/>
+                <w:left w:val="none" w:sz="0" w:space="0" w:color="000000"/>
+                <w:bottom w:val="none" w:sz="0" w:space="0" w:color="000000"/>
+                <w:right w:val="none" w:sz="0" w:space="0" w:color="000000"/>
+              </w:pBdr>
+              <w:spacing w:before="100" w:after="100"/>
+              <w:ind w:left="100" w:right="100"/>
+              <w:jc w:val="right"/>
+            </w:pPr>
+            <w:r>
+              <w:rPr>
+                <w:rFonts w:ascii="Arial" w:eastAsia="Arial" w:hAnsi="Arial" w:cs="Arial"/>
+                <w:color w:val="000000"/>
+                <w:sz w:val="20"/>
+                <w:szCs w:val="20"/>
+              </w:rPr>
+              <w:t>117.87</w:t>
+            </w:r>
+          </w:p>
+        </w:tc>
+        <w:tc>
+          <w:tcPr>
+            <w:tcW w:w="1152" w:type="dxa"/>
+            <w:tcBorders>
+              <w:top w:val="none" w:sz="0" w:space="0" w:color="000000"/>
+              <w:left w:val="none" w:sz="0" w:space="0" w:color="000000"/>
+              <w:bottom w:val="none" w:sz="0" w:space="0" w:color="000000"/>
+              <w:right w:val="none" w:sz="0" w:space="0" w:color="000000"/>
+            </w:tcBorders>
+            <w:shd w:val="clear" w:color="auto" w:fill="FFFFFF"/>
+            <w:tcMar>
+              <w:top w:w="0" w:type="dxa"/>
+              <w:left w:w="0" w:type="dxa"/>
+              <w:bottom w:w="0" w:type="dxa"/>
+              <w:right w:w="0" w:type="dxa"/>
+            </w:tcMar>
+            <w:vAlign w:val="center"/>
+          </w:tcPr>
+          <w:p>
+            <w:pPr>
+              <w:pBdr>
+                <w:top w:val="none" w:sz="0" w:space="0" w:color="000000"/>
+                <w:left w:val="none" w:sz="0" w:space="0" w:color="000000"/>
+                <w:bottom w:val="none" w:sz="0" w:space="0" w:color="000000"/>
+                <w:right w:val="none" w:sz="0" w:space="0" w:color="000000"/>
+              </w:pBdr>
+              <w:spacing w:before="100" w:after="100"/>
+              <w:ind w:left="100" w:right="100"/>
+            </w:pPr>
+            <w:r>
+              <w:rPr>
+                <w:rFonts w:ascii="Arial" w:eastAsia="Arial" w:hAnsi="Arial" w:cs="Arial"/>
+                <w:color w:val="000000"/>
+                <w:sz w:val="20"/>
+                <w:szCs w:val="20"/>
+              </w:rPr>
+              <w:t>Yes</w:t>
+            </w:r>
+          </w:p>
+        </w:tc>
+        <w:tc>
+          <w:tcPr>
+            <w:tcW w:w="1152" w:type="dxa"/>
+            <w:tcBorders>
+              <w:top w:val="none" w:sz="0" w:space="0" w:color="000000"/>
+              <w:left w:val="none" w:sz="0" w:space="0" w:color="000000"/>
+              <w:bottom w:val="none" w:sz="0" w:space="0" w:color="000000"/>
+              <w:right w:val="none" w:sz="0" w:space="0" w:color="000000"/>
+            </w:tcBorders>
+            <w:shd w:val="clear" w:color="auto" w:fill="FFFFFF"/>
+            <w:tcMar>
+              <w:top w:w="0" w:type="dxa"/>
+              <w:left w:w="0" w:type="dxa"/>
+              <w:bottom w:w="0" w:type="dxa"/>
+              <w:right w:w="0" w:type="dxa"/>
+            </w:tcMar>
+            <w:vAlign w:val="center"/>
+          </w:tcPr>
+          <w:p>
+            <w:pPr>
+              <w:pBdr>
+                <w:top w:val="none" w:sz="0" w:space="0" w:color="000000"/>
+                <w:left w:val="none" w:sz="0" w:space="0" w:color="000000"/>
+                <w:bottom w:val="none" w:sz="0" w:space="0" w:color="000000"/>
+                <w:right w:val="none" w:sz="0" w:space="0" w:color="000000"/>
+              </w:pBdr>
+              <w:spacing w:before="100" w:after="100"/>
+              <w:ind w:left="100" w:right="100"/>
+            </w:pPr>
+            <w:r>
+              <w:rPr>
+                <w:rFonts w:ascii="Arial" w:eastAsia="Arial" w:hAnsi="Arial" w:cs="Arial"/>
+                <w:color w:val="000000"/>
+                <w:sz w:val="20"/>
+                <w:szCs w:val="20"/>
+              </w:rPr>
+              <w:t>--</w:t>
+            </w:r>
+          </w:p>
+        </w:tc>
+      </w:tr>
+      <w:tr>
+        <w:trPr>
+          <w:jc w:val="center"/>
+        </w:trPr>
+        <w:tc>
+          <w:tcPr>
+            <w:tcW w:w="2448" w:type="dxa"/>
+            <w:tcBorders>
+              <w:top w:val="none" w:sz="0" w:space="0" w:color="000000"/>
+              <w:left w:val="none" w:sz="0" w:space="0" w:color="000000"/>
+              <w:bottom w:val="none" w:sz="0" w:space="0" w:color="000000"/>
+              <w:right w:val="none" w:sz="0" w:space="0" w:color="000000"/>
+            </w:tcBorders>
+            <w:shd w:val="clear" w:color="auto" w:fill="FFFFFF"/>
+            <w:tcMar>
+              <w:top w:w="0" w:type="dxa"/>
+              <w:left w:w="0" w:type="dxa"/>
+              <w:bottom w:w="0" w:type="dxa"/>
+              <w:right w:w="0" w:type="dxa"/>
+            </w:tcMar>
+            <w:vAlign w:val="center"/>
+          </w:tcPr>
+          <w:p>
+            <w:pPr>
+              <w:pBdr>
+                <w:top w:val="none" w:sz="0" w:space="0" w:color="000000"/>
+                <w:left w:val="none" w:sz="0" w:space="0" w:color="000000"/>
+                <w:bottom w:val="none" w:sz="0" w:space="0" w:color="000000"/>
+                <w:right w:val="none" w:sz="0" w:space="0" w:color="000000"/>
+              </w:pBdr>
+              <w:spacing w:before="100" w:after="100"/>
+              <w:ind w:left="100" w:right="100"/>
+            </w:pPr>
+            <w:r>
+              <w:rPr>
+                <w:rFonts w:ascii="Arial" w:eastAsia="Arial" w:hAnsi="Arial" w:cs="Arial"/>
+                <w:color w:val="000000"/>
+                <w:sz w:val="20"/>
+                <w:szCs w:val="20"/>
+              </w:rPr>
+              <w:t>reservoir_french</w:t>
+            </w:r>
+          </w:p>
+        </w:tc>
+        <w:tc>
+          <w:tcPr>
+            <w:tcW w:w="1440" w:type="dxa"/>
+            <w:tcBorders>
+              <w:top w:val="none" w:sz="0" w:space="0" w:color="000000"/>
+              <w:left w:val="none" w:sz="0" w:space="0" w:color="000000"/>
+              <w:bottom w:val="none" w:sz="0" w:space="0" w:color="000000"/>
+              <w:right w:val="none" w:sz="0" w:space="0" w:color="000000"/>
+            </w:tcBorders>
+            <w:shd w:val="clear" w:color="auto" w:fill="FFFFFF"/>
+            <w:tcMar>
+              <w:top w:w="0" w:type="dxa"/>
+              <w:left w:w="0" w:type="dxa"/>
+              <w:bottom w:w="0" w:type="dxa"/>
+              <w:right w:w="0" w:type="dxa"/>
+            </w:tcMar>
+            <w:vAlign w:val="center"/>
+          </w:tcPr>
+          <w:p>
+            <w:pPr>
+              <w:pBdr>
+                <w:top w:val="none" w:sz="0" w:space="0" w:color="000000"/>
+                <w:left w:val="none" w:sz="0" w:space="0" w:color="000000"/>
+                <w:bottom w:val="none" w:sz="0" w:space="0" w:color="000000"/>
+                <w:right w:val="none" w:sz="0" w:space="0" w:color="000000"/>
+              </w:pBdr>
+              <w:spacing w:before="100" w:after="100"/>
+              <w:ind w:left="100" w:right="100"/>
+            </w:pPr>
+            <w:r>
+              <w:rPr>
+                <w:rFonts w:ascii="Arial" w:eastAsia="Arial" w:hAnsi="Arial" w:cs="Arial"/>
+                <w:color w:val="000000"/>
+                <w:sz w:val="20"/>
+                <w:szCs w:val="20"/>
+              </w:rPr>
+              <w:t>Res</w:t>
+            </w:r>
+          </w:p>
+        </w:tc>
+        <w:tc>
+          <w:tcPr>
+            <w:tcW w:w="1008" w:type="dxa"/>
+            <w:tcBorders>
+              <w:top w:val="none" w:sz="0" w:space="0" w:color="000000"/>
+              <w:left w:val="none" w:sz="0" w:space="0" w:color="000000"/>
+              <w:bottom w:val="none" w:sz="0" w:space="0" w:color="000000"/>
+              <w:right w:val="none" w:sz="0" w:space="0" w:color="000000"/>
+            </w:tcBorders>
+            <w:shd w:val="clear" w:color="auto" w:fill="FFFFFF"/>
+            <w:tcMar>
+              <w:top w:w="0" w:type="dxa"/>
+              <w:left w:w="0" w:type="dxa"/>
+              <w:bottom w:w="0" w:type="dxa"/>
+              <w:right w:w="0" w:type="dxa"/>
+            </w:tcMar>
+            <w:vAlign w:val="center"/>
+          </w:tcPr>
+          <w:p>
+            <w:pPr>
+              <w:pBdr>
+                <w:top w:val="none" w:sz="0" w:space="0" w:color="000000"/>
+                <w:left w:val="none" w:sz="0" w:space="0" w:color="000000"/>
+                <w:bottom w:val="none" w:sz="0" w:space="0" w:color="000000"/>
+                <w:right w:val="none" w:sz="0" w:space="0" w:color="000000"/>
+              </w:pBdr>
+              <w:spacing w:before="100" w:after="100"/>
+              <w:ind w:left="100" w:right="100"/>
+              <w:jc w:val="right"/>
+            </w:pPr>
+            <w:r>
+              <w:rPr>
+                <w:rFonts w:ascii="Arial" w:eastAsia="Arial" w:hAnsi="Arial" w:cs="Arial"/>
+                <w:color w:val="000000"/>
+                <w:sz w:val="20"/>
+                <w:szCs w:val="20"/>
+              </w:rPr>
+              <w:t>4</w:t>
+            </w:r>
+          </w:p>
+        </w:tc>
+        <w:tc>
+          <w:tcPr>
+            <w:tcW w:w="1008" w:type="dxa"/>
+            <w:tcBorders>
+              <w:top w:val="none" w:sz="0" w:space="0" w:color="000000"/>
+              <w:left w:val="none" w:sz="0" w:space="0" w:color="000000"/>
+              <w:bottom w:val="none" w:sz="0" w:space="0" w:color="000000"/>
+              <w:right w:val="none" w:sz="0" w:space="0" w:color="000000"/>
+            </w:tcBorders>
+            <w:shd w:val="clear" w:color="auto" w:fill="FFFFFF"/>
+            <w:tcMar>
+              <w:top w:w="0" w:type="dxa"/>
+              <w:left w:w="0" w:type="dxa"/>
+              <w:bottom w:w="0" w:type="dxa"/>
+              <w:right w:w="0" w:type="dxa"/>
+            </w:tcMar>
+            <w:vAlign w:val="center"/>
+          </w:tcPr>
+          <w:p>
+            <w:pPr>
+              <w:pBdr>
+                <w:top w:val="none" w:sz="0" w:space="0" w:color="000000"/>
+                <w:left w:val="none" w:sz="0" w:space="0" w:color="000000"/>
+                <w:bottom w:val="none" w:sz="0" w:space="0" w:color="000000"/>
+                <w:right w:val="none" w:sz="0" w:space="0" w:color="000000"/>
+              </w:pBdr>
+              <w:spacing w:before="100" w:after="100"/>
+              <w:ind w:left="100" w:right="100"/>
+              <w:jc w:val="right"/>
+            </w:pPr>
+            <w:r>
+              <w:rPr>
+                <w:rFonts w:ascii="Arial" w:eastAsia="Arial" w:hAnsi="Arial" w:cs="Arial"/>
+                <w:color w:val="000000"/>
+                <w:sz w:val="20"/>
+                <w:szCs w:val="20"/>
+              </w:rPr>
+              <w:t>228.05</w:t>
+            </w:r>
+          </w:p>
+        </w:tc>
+        <w:tc>
+          <w:tcPr>
+            <w:tcW w:w="1008" w:type="dxa"/>
+            <w:tcBorders>
+              <w:top w:val="none" w:sz="0" w:space="0" w:color="000000"/>
+              <w:left w:val="none" w:sz="0" w:space="0" w:color="000000"/>
+              <w:bottom w:val="none" w:sz="0" w:space="0" w:color="000000"/>
+              <w:right w:val="none" w:sz="0" w:space="0" w:color="000000"/>
+            </w:tcBorders>
+            <w:shd w:val="clear" w:color="auto" w:fill="FFFFFF"/>
+            <w:tcMar>
+              <w:top w:w="0" w:type="dxa"/>
+              <w:left w:w="0" w:type="dxa"/>
+              <w:bottom w:w="0" w:type="dxa"/>
+              <w:right w:w="0" w:type="dxa"/>
+            </w:tcMar>
+            <w:vAlign w:val="center"/>
+          </w:tcPr>
+          <w:p>
+            <w:pPr>
+              <w:pBdr>
+                <w:top w:val="none" w:sz="0" w:space="0" w:color="000000"/>
+                <w:left w:val="none" w:sz="0" w:space="0" w:color="000000"/>
+                <w:bottom w:val="none" w:sz="0" w:space="0" w:color="000000"/>
+                <w:right w:val="none" w:sz="0" w:space="0" w:color="000000"/>
+              </w:pBdr>
+              <w:spacing w:before="100" w:after="100"/>
+              <w:ind w:left="100" w:right="100"/>
+              <w:jc w:val="right"/>
+            </w:pPr>
+            <w:r>
+              <w:rPr>
+                <w:rFonts w:ascii="Arial" w:eastAsia="Arial" w:hAnsi="Arial" w:cs="Arial"/>
+                <w:color w:val="000000"/>
+                <w:sz w:val="20"/>
+                <w:szCs w:val="20"/>
+              </w:rPr>
+              <w:t>117.84</w:t>
+            </w:r>
+          </w:p>
+        </w:tc>
+        <w:tc>
+          <w:tcPr>
+            <w:tcW w:w="1152" w:type="dxa"/>
+            <w:tcBorders>
+              <w:top w:val="none" w:sz="0" w:space="0" w:color="000000"/>
+              <w:left w:val="none" w:sz="0" w:space="0" w:color="000000"/>
+              <w:bottom w:val="none" w:sz="0" w:space="0" w:color="000000"/>
+              <w:right w:val="none" w:sz="0" w:space="0" w:color="000000"/>
+            </w:tcBorders>
+            <w:shd w:val="clear" w:color="auto" w:fill="FFFFFF"/>
+            <w:tcMar>
+              <w:top w:w="0" w:type="dxa"/>
+              <w:left w:w="0" w:type="dxa"/>
+              <w:bottom w:w="0" w:type="dxa"/>
+              <w:right w:w="0" w:type="dxa"/>
+            </w:tcMar>
+            <w:vAlign w:val="center"/>
+          </w:tcPr>
+          <w:p>
+            <w:pPr>
+              <w:pBdr>
+                <w:top w:val="none" w:sz="0" w:space="0" w:color="000000"/>
+                <w:left w:val="none" w:sz="0" w:space="0" w:color="000000"/>
+                <w:bottom w:val="none" w:sz="0" w:space="0" w:color="000000"/>
+                <w:right w:val="none" w:sz="0" w:space="0" w:color="000000"/>
+              </w:pBdr>
+              <w:spacing w:before="100" w:after="100"/>
+              <w:ind w:left="100" w:right="100"/>
+            </w:pPr>
+            <w:r>
+              <w:rPr>
+                <w:rFonts w:ascii="Arial" w:eastAsia="Arial" w:hAnsi="Arial" w:cs="Arial"/>
+                <w:color w:val="000000"/>
+                <w:sz w:val="20"/>
+                <w:szCs w:val="20"/>
+              </w:rPr>
+              <w:t>Yes</w:t>
+            </w:r>
+          </w:p>
+        </w:tc>
+        <w:tc>
+          <w:tcPr>
+            <w:tcW w:w="1152" w:type="dxa"/>
+            <w:tcBorders>
+              <w:top w:val="none" w:sz="0" w:space="0" w:color="000000"/>
+              <w:left w:val="none" w:sz="0" w:space="0" w:color="000000"/>
+              <w:bottom w:val="none" w:sz="0" w:space="0" w:color="000000"/>
+              <w:right w:val="none" w:sz="0" w:space="0" w:color="000000"/>
+            </w:tcBorders>
+            <w:shd w:val="clear" w:color="auto" w:fill="FFFFFF"/>
+            <w:tcMar>
+              <w:top w:w="0" w:type="dxa"/>
+              <w:left w:w="0" w:type="dxa"/>
+              <w:bottom w:w="0" w:type="dxa"/>
+              <w:right w:w="0" w:type="dxa"/>
+            </w:tcMar>
+            <w:vAlign w:val="center"/>
+          </w:tcPr>
+          <w:p>
+            <w:pPr>
+              <w:pBdr>
+                <w:top w:val="none" w:sz="0" w:space="0" w:color="000000"/>
+                <w:left w:val="none" w:sz="0" w:space="0" w:color="000000"/>
+                <w:bottom w:val="none" w:sz="0" w:space="0" w:color="000000"/>
+                <w:right w:val="none" w:sz="0" w:space="0" w:color="000000"/>
+              </w:pBdr>
+              <w:spacing w:before="100" w:after="100"/>
+              <w:ind w:left="100" w:right="100"/>
+            </w:pPr>
+            <w:r>
+              <w:rPr>
+                <w:rFonts w:ascii="Arial" w:eastAsia="Arial" w:hAnsi="Arial" w:cs="Arial"/>
+                <w:color w:val="000000"/>
+                <w:sz w:val="20"/>
+                <w:szCs w:val="20"/>
+              </w:rPr>
+              <w:t>--</w:t>
+            </w:r>
+          </w:p>
+        </w:tc>
+      </w:tr>
+      <w:tr>
+        <w:trPr>
+          <w:jc w:val="center"/>
+        </w:trPr>
+        <w:tc>
+          <w:tcPr>
+            <w:tcW w:w="2448" w:type="dxa"/>
+            <w:tcBorders>
+              <w:top w:val="none" w:sz="0" w:space="0" w:color="000000"/>
+              <w:left w:val="none" w:sz="0" w:space="0" w:color="000000"/>
+              <w:bottom w:val="single" w:sz="12" w:space="0" w:color="666666"/>
+              <w:right w:val="none" w:sz="0" w:space="0" w:color="000000"/>
+            </w:tcBorders>
+            <w:shd w:val="clear" w:color="auto" w:fill="FFFFFF"/>
+            <w:tcMar>
+              <w:top w:w="0" w:type="dxa"/>
+              <w:left w:w="0" w:type="dxa"/>
+              <w:bottom w:w="0" w:type="dxa"/>
+              <w:right w:w="0" w:type="dxa"/>
+            </w:tcMar>
+            <w:vAlign w:val="center"/>
+          </w:tcPr>
+          <w:p>
+            <w:pPr>
+              <w:pBdr>
+                <w:top w:val="none" w:sz="0" w:space="0" w:color="000000"/>
+                <w:left w:val="none" w:sz="0" w:space="0" w:color="000000"/>
+                <w:bottom w:val="none" w:sz="0" w:space="0" w:color="000000"/>
+                <w:right w:val="none" w:sz="0" w:space="0" w:color="000000"/>
+              </w:pBdr>
+              <w:spacing w:before="100" w:after="100"/>
+              <w:ind w:left="100" w:right="100"/>
+            </w:pPr>
+            <w:r>
+              <w:rPr>
+                <w:rFonts w:ascii="Arial" w:eastAsia="Arial" w:hAnsi="Arial" w:cs="Arial"/>
+                <w:color w:val="000000"/>
+                <w:sz w:val="20"/>
+                <w:szCs w:val="20"/>
+              </w:rPr>
+              <w:t>reservoir_shackleford</w:t>
+            </w:r>
+          </w:p>
+        </w:tc>
+        <w:tc>
+          <w:tcPr>
+            <w:tcW w:w="1440" w:type="dxa"/>
+            <w:tcBorders>
+              <w:top w:val="none" w:sz="0" w:space="0" w:color="000000"/>
+              <w:left w:val="none" w:sz="0" w:space="0" w:color="000000"/>
+              <w:bottom w:val="single" w:sz="12" w:space="0" w:color="666666"/>
+              <w:right w:val="none" w:sz="0" w:space="0" w:color="000000"/>
+            </w:tcBorders>
+            <w:shd w:val="clear" w:color="auto" w:fill="FFFFFF"/>
+            <w:tcMar>
+              <w:top w:w="0" w:type="dxa"/>
+              <w:left w:w="0" w:type="dxa"/>
+              <w:bottom w:w="0" w:type="dxa"/>
+              <w:right w:w="0" w:type="dxa"/>
+            </w:tcMar>
+            <w:vAlign w:val="center"/>
+          </w:tcPr>
+          <w:p>
+            <w:pPr>
+              <w:pBdr>
+                <w:top w:val="none" w:sz="0" w:space="0" w:color="000000"/>
+                <w:left w:val="none" w:sz="0" w:space="0" w:color="000000"/>
+                <w:bottom w:val="none" w:sz="0" w:space="0" w:color="000000"/>
+                <w:right w:val="none" w:sz="0" w:space="0" w:color="000000"/>
+              </w:pBdr>
+              <w:spacing w:before="100" w:after="100"/>
+              <w:ind w:left="100" w:right="100"/>
+            </w:pPr>
+            <w:r>
+              <w:rPr>
+                <w:rFonts w:ascii="Arial" w:eastAsia="Arial" w:hAnsi="Arial" w:cs="Arial"/>
+                <w:color w:val="000000"/>
+                <w:sz w:val="20"/>
+                <w:szCs w:val="20"/>
+              </w:rPr>
+              <w:t>Res</w:t>
+            </w:r>
+          </w:p>
+        </w:tc>
+        <w:tc>
+          <w:tcPr>
+            <w:tcW w:w="1008" w:type="dxa"/>
+            <w:tcBorders>
+              <w:top w:val="none" w:sz="0" w:space="0" w:color="000000"/>
+              <w:left w:val="none" w:sz="0" w:space="0" w:color="000000"/>
+              <w:bottom w:val="single" w:sz="12" w:space="0" w:color="666666"/>
+              <w:right w:val="none" w:sz="0" w:space="0" w:color="000000"/>
+            </w:tcBorders>
+            <w:shd w:val="clear" w:color="auto" w:fill="FFFFFF"/>
+            <w:tcMar>
+              <w:top w:w="0" w:type="dxa"/>
+              <w:left w:w="0" w:type="dxa"/>
+              <w:bottom w:w="0" w:type="dxa"/>
+              <w:right w:w="0" w:type="dxa"/>
+            </w:tcMar>
+            <w:vAlign w:val="center"/>
+          </w:tcPr>
+          <w:p>
+            <w:pPr>
+              <w:pBdr>
+                <w:top w:val="none" w:sz="0" w:space="0" w:color="000000"/>
+                <w:left w:val="none" w:sz="0" w:space="0" w:color="000000"/>
+                <w:bottom w:val="none" w:sz="0" w:space="0" w:color="000000"/>
+                <w:right w:val="none" w:sz="0" w:space="0" w:color="000000"/>
+              </w:pBdr>
+              <w:spacing w:before="100" w:after="100"/>
+              <w:ind w:left="100" w:right="100"/>
+              <w:jc w:val="right"/>
+            </w:pPr>
+            <w:r>
+              <w:rPr>
+                <w:rFonts w:ascii="Arial" w:eastAsia="Arial" w:hAnsi="Arial" w:cs="Arial"/>
+                <w:color w:val="000000"/>
+                <w:sz w:val="20"/>
+                <w:szCs w:val="20"/>
+              </w:rPr>
+              <w:t>4</w:t>
+            </w:r>
+          </w:p>
+        </w:tc>
+        <w:tc>
+          <w:tcPr>
+            <w:tcW w:w="1008" w:type="dxa"/>
+            <w:tcBorders>
+              <w:top w:val="none" w:sz="0" w:space="0" w:color="000000"/>
+              <w:left w:val="none" w:sz="0" w:space="0" w:color="000000"/>
+              <w:bottom w:val="single" w:sz="12" w:space="0" w:color="666666"/>
+              <w:right w:val="none" w:sz="0" w:space="0" w:color="000000"/>
+            </w:tcBorders>
+            <w:shd w:val="clear" w:color="auto" w:fill="FFFFFF"/>
+            <w:tcMar>
+              <w:top w:w="0" w:type="dxa"/>
+              <w:left w:w="0" w:type="dxa"/>
+              <w:bottom w:w="0" w:type="dxa"/>
+              <w:right w:w="0" w:type="dxa"/>
+            </w:tcMar>
+            <w:vAlign w:val="center"/>
+          </w:tcPr>
+          <w:p>
+            <w:pPr>
+              <w:pBdr>
+                <w:top w:val="none" w:sz="0" w:space="0" w:color="000000"/>
+                <w:left w:val="none" w:sz="0" w:space="0" w:color="000000"/>
+                <w:bottom w:val="none" w:sz="0" w:space="0" w:color="000000"/>
+                <w:right w:val="none" w:sz="0" w:space="0" w:color="000000"/>
+              </w:pBdr>
+              <w:spacing w:before="100" w:after="100"/>
+              <w:ind w:left="100" w:right="100"/>
+              <w:jc w:val="right"/>
+            </w:pPr>
+            <w:r>
+              <w:rPr>
+                <w:rFonts w:ascii="Arial" w:eastAsia="Arial" w:hAnsi="Arial" w:cs="Arial"/>
+                <w:color w:val="000000"/>
+                <w:sz w:val="20"/>
+                <w:szCs w:val="20"/>
+              </w:rPr>
+              <w:t>254.23</w:t>
+            </w:r>
+          </w:p>
+        </w:tc>
+        <w:tc>
+          <w:tcPr>
+            <w:tcW w:w="1008" w:type="dxa"/>
+            <w:tcBorders>
+              <w:top w:val="none" w:sz="0" w:space="0" w:color="000000"/>
+              <w:left w:val="none" w:sz="0" w:space="0" w:color="000000"/>
+              <w:bottom w:val="single" w:sz="12" w:space="0" w:color="666666"/>
+              <w:right w:val="none" w:sz="0" w:space="0" w:color="000000"/>
+            </w:tcBorders>
+            <w:shd w:val="clear" w:color="auto" w:fill="FFFFFF"/>
+            <w:tcMar>
+              <w:top w:w="0" w:type="dxa"/>
+              <w:left w:w="0" w:type="dxa"/>
+              <w:bottom w:w="0" w:type="dxa"/>
+              <w:right w:w="0" w:type="dxa"/>
+            </w:tcMar>
+            <w:vAlign w:val="center"/>
+          </w:tcPr>
+          <w:p>
+            <w:pPr>
+              <w:pBdr>
+                <w:top w:val="none" w:sz="0" w:space="0" w:color="000000"/>
+                <w:left w:val="none" w:sz="0" w:space="0" w:color="000000"/>
+                <w:bottom w:val="none" w:sz="0" w:space="0" w:color="000000"/>
+                <w:right w:val="none" w:sz="0" w:space="0" w:color="000000"/>
+              </w:pBdr>
+              <w:spacing w:before="100" w:after="100"/>
+              <w:ind w:left="100" w:right="100"/>
+              <w:jc w:val="right"/>
+            </w:pPr>
+            <w:r>
+              <w:rPr>
+                <w:rFonts w:ascii="Arial" w:eastAsia="Arial" w:hAnsi="Arial" w:cs="Arial"/>
+                <w:color w:val="000000"/>
+                <w:sz w:val="20"/>
+                <w:szCs w:val="20"/>
+              </w:rPr>
+              <w:t>117.98</w:t>
+            </w:r>
+          </w:p>
+        </w:tc>
+        <w:tc>
+          <w:tcPr>
+            <w:tcW w:w="1152" w:type="dxa"/>
+            <w:tcBorders>
+              <w:top w:val="none" w:sz="0" w:space="0" w:color="000000"/>
+              <w:left w:val="none" w:sz="0" w:space="0" w:color="000000"/>
+              <w:bottom w:val="single" w:sz="12" w:space="0" w:color="666666"/>
+              <w:right w:val="none" w:sz="0" w:space="0" w:color="000000"/>
+            </w:tcBorders>
+            <w:shd w:val="clear" w:color="auto" w:fill="FFFFFF"/>
+            <w:tcMar>
+              <w:top w:w="0" w:type="dxa"/>
+              <w:left w:w="0" w:type="dxa"/>
+              <w:bottom w:w="0" w:type="dxa"/>
+              <w:right w:w="0" w:type="dxa"/>
+            </w:tcMar>
+            <w:vAlign w:val="center"/>
+          </w:tcPr>
+          <w:p>
+            <w:pPr>
+              <w:pBdr>
+                <w:top w:val="none" w:sz="0" w:space="0" w:color="000000"/>
+                <w:left w:val="none" w:sz="0" w:space="0" w:color="000000"/>
+                <w:bottom w:val="none" w:sz="0" w:space="0" w:color="000000"/>
+                <w:right w:val="none" w:sz="0" w:space="0" w:color="000000"/>
+              </w:pBdr>
+              <w:spacing w:before="100" w:after="100"/>
+              <w:ind w:left="100" w:right="100"/>
+            </w:pPr>
+            <w:r>
+              <w:rPr>
+                <w:rFonts w:ascii="Arial" w:eastAsia="Arial" w:hAnsi="Arial" w:cs="Arial"/>
+                <w:color w:val="000000"/>
+                <w:sz w:val="20"/>
+                <w:szCs w:val="20"/>
+              </w:rPr>
+              <w:t>Yes</w:t>
+            </w:r>
+          </w:p>
+        </w:tc>
+        <w:tc>
+          <w:tcPr>
+            <w:tcW w:w="1152" w:type="dxa"/>
+            <w:tcBorders>
+              <w:top w:val="none" w:sz="0" w:space="0" w:color="000000"/>
+              <w:left w:val="none" w:sz="0" w:space="0" w:color="000000"/>
+              <w:bottom w:val="single" w:sz="12" w:space="0" w:color="666666"/>
+              <w:right w:val="none" w:sz="0" w:space="0" w:color="000000"/>
+            </w:tcBorders>
+            <w:shd w:val="clear" w:color="auto" w:fill="FFFFFF"/>
+            <w:tcMar>
+              <w:top w:w="0" w:type="dxa"/>
+              <w:left w:w="0" w:type="dxa"/>
+              <w:bottom w:w="0" w:type="dxa"/>
+              <w:right w:w="0" w:type="dxa"/>
+            </w:tcMar>
+            <w:vAlign w:val="center"/>
+          </w:tcPr>
+          <w:p>
+            <w:pPr>
+              <w:pBdr>
+                <w:top w:val="none" w:sz="0" w:space="0" w:color="000000"/>
+                <w:left w:val="none" w:sz="0" w:space="0" w:color="000000"/>
+                <w:bottom w:val="none" w:sz="0" w:space="0" w:color="000000"/>
+                <w:right w:val="none" w:sz="0" w:space="0" w:color="000000"/>
+              </w:pBdr>
+              <w:spacing w:before="100" w:after="100"/>
+              <w:ind w:left="100" w:right="100"/>
+            </w:pPr>
+            <w:r>
+              <w:rPr>
+                <w:rFonts w:ascii="Arial" w:eastAsia="Arial" w:hAnsi="Arial" w:cs="Arial"/>
+                <w:color w:val="000000"/>
+                <w:sz w:val="20"/>
+                <w:szCs w:val="20"/>
+              </w:rPr>
+              <w:t>--</w:t>
+            </w:r>
+          </w:p>
+        </w:tc>
+      </w:tr>
+    </w:tbl>
+    <w:p>
+      <w:pPr>
+        <w:pStyle w:val="SourceCode"/>
+      </w:pPr>
+      <w:r>
+        <w:rPr>
+          <w:rStyle w:val="VerbatimChar"/>
+        </w:rPr>
+        <w:lastRenderedPageBreak/>
+        <w:t xml:space="preserve">## png </w:t>
+      </w:r>
+      <w:r>
+        <w:br/>
+      </w:r>
+      <w:r>
+        <w:rPr>
+          <w:rStyle w:val="VerbatimChar"/>
+        </w:rPr>
+        <w:t>##   2</w:t>
+      </w:r>
+    </w:p>
+    <w:p>
+      <w:pPr>
+        <w:pStyle w:val="CaptionedFigure"/>
+      </w:pPr>
+      <w:r>
+        <w:rPr>
+          <w:noProof/>
+        </w:rPr>
+        <w:drawing>
+          <wp:inline distT="0" distB="0" distL="0" distR="0" wp14:anchorId="5682BE11" wp14:editId="70C27321">
+            <wp:extent cx="5334000" cy="4000499"/>
+            <wp:effectExtent l="0" t="0" r="0" b="0"/>
+            <wp:docPr id="31" name="Picture" descr="Figure 3:  Scenario trade-off efficiencies, or average HB value (a proxy for environmental benefit) gained per crop ET value lost (a proxy for farmer cost) (normalized to average basecase HB and ET values, respectively), in all 35 years. Basecase, Reservoir scenarios and Enhanced Recharge scenarios are not included as they have on average no or negative ET loss, producing infinite or negative efficiency values."/>
+            <wp:cNvGraphicFramePr/>
+            <a:graphic xmlns:a="http://schemas.openxmlformats.org/drawingml/2006/main">
+              <a:graphicData uri="http://schemas.openxmlformats.org/drawingml/2006/picture">
+                <pic:pic xmlns:pic="http://schemas.openxmlformats.org/drawingml/2006/picture">
+                  <pic:nvPicPr>
+                    <pic:cNvPr id="32" name="Picture" descr="Graphics%20and%20Supplements/Figure%204.png"/>
+                    <pic:cNvPicPr>
+                      <a:picLocks noChangeAspect="1" noChangeArrowheads="1"/>
+                    </pic:cNvPicPr>
+                  </pic:nvPicPr>
+                  <pic:blipFill>
+                    <a:blip r:embed="rId7"/>
+                    <a:stretch>
+                      <a:fillRect/>
+                    </a:stretch>
+                  </pic:blipFill>
+                  <pic:spPr bwMode="auto">
+                    <a:xfrm>
+                      <a:off x="0" y="0"/>
+                      <a:ext cx="5334000" cy="4000499"/>
+                    </a:xfrm>
+                    <a:prstGeom prst="rect">
+                      <a:avLst/>
+                    </a:prstGeom>
+                    <a:noFill/>
+                    <a:ln w="9525">
+                      <a:noFill/>
+                      <a:headEnd/>
+                      <a:tailEnd/>
+                    </a:ln>
+                  </pic:spPr>
+                </pic:pic>
+              </a:graphicData>
+            </a:graphic>
+          </wp:inline>
+        </w:drawing>
+      </w:r>
+    </w:p>
+    <w:p>
+      <w:pPr>
+        <w:pStyle w:val="ImageCaption"/>
+      </w:pPr>
+      <w:bookmarkStart w:id="7" w:name="fig:efficiency"/>
+      <w:bookmarkEnd w:id="7"/>
+      <w:r>
+        <w:t>Figure 3:  Scenario trade-off efficiencies, or average HB value (a proxy for environmental benefit) gained per crop ET value lost (a proxy for farmer cost) (normalized to average basecase HB and ET values, respectively), in all 35 years. Basecase, Reservoir scenarios and Enhanced Recharge scenarios are not included as they have on average no or negative ET loss, producing infinite or negative efficiency values.</w:t>
+      </w:r>
+    </w:p>
+    <w:p>
+      <w:r>
+        <w:br w:type="page"/>
+      </w:r>
+    </w:p>
+    <w:p>
+      <w:pPr>
+        <w:pStyle w:val="Heading1"/>
+      </w:pPr>
+      <w:bookmarkStart w:id="8" w:name="references"/>
       <w:bookmarkEnd w:id="0"/>
       <w:bookmarkEnd w:id="1"/>
       <w:bookmarkEnd w:id="2"/>
+      <w:r>
+        <w:lastRenderedPageBreak/>
+        <w:t>References</w:t>
+      </w:r>
+    </w:p>
+    <w:p>
+      <w:pPr>
+        <w:pStyle w:val="Bibliography"/>
+      </w:pPr>
+      <w:bookmarkStart w:id="9" w:name="ref-KoubaEtAlWatershedSpecific2025"/>
+      <w:bookmarkStart w:id="10" w:name="refs"/>
+      <w:r>
+        <w:t xml:space="preserve">Kouba, Claire, Leland Scantlebury, Jason Wiener, Sarah Yarnell, and Thomas Harter. 2025. “A Watershed-Specific Approach to Identify Key Functional Flow Metrics Supporting Salmon Reproduction.” </w:t>
+      </w:r>
+      <w:r>
+        <w:rPr>
+          <w:i/>
+          <w:iCs/>
+        </w:rPr>
+        <w:t>Ecohydrology : Ecosystems, Land and Water Process Interactions, Ecohydrogeomorphology</w:t>
+      </w:r>
+      <w:r>
+        <w:t xml:space="preserve"> 18 (5): e70098. </w:t>
+      </w:r>
+      <w:hyperlink r:id="rId8">
+        <w:r>
+          <w:rPr>
+            <w:rStyle w:val="Hyperlink"/>
+          </w:rPr>
+          <w:t>https://doi.org/10.1002/eco.70098</w:t>
+        </w:r>
+      </w:hyperlink>
+      <w:r>
+        <w:t>.</w:t>
+      </w:r>
+      <w:bookmarkEnd w:id="8"/>
+      <w:bookmarkEnd w:id="9"/>
+      <w:bookmarkEnd w:id="10"/>
     </w:p>
     <w:sectPr>
       <w:footnotePr>
@@ -708,7 +8348,7 @@
   <w:abstractNum w:abstractNumId="0" w15:restartNumberingAfterBreak="0">
     <w:nsid w:val="0000A990"/>
     <w:multiLevelType w:val="multilevel"/>
-    <w:tmpl w:val="8D881A32"/>
+    <w:tmpl w:val="A57ABF4C"/>
     <w:lvl w:ilvl="0">
       <w:numFmt w:val="bullet"/>
       <w:lvlText w:val=" "/>
@@ -782,7 +8422,7 @@
       </w:pPr>
     </w:lvl>
   </w:abstractNum>
-  <w:num w:numId="1" w16cid:durableId="1361591297">
+  <w:num w:numId="1" w16cid:durableId="559098867">
     <w:abstractNumId w:val="0"/>
   </w:num>
 </w:numbering>
